--- a/docs/个人开发文档/李俊毅个人开发日志.docx
+++ b/docs/个人开发文档/李俊毅个人开发日志.docx
@@ -1,15 +1,10 @@
 
 <file path=word/document.xml><?xml version="1.0" encoding="utf-8"?>
-<w:document xmlns:w="http://schemas.openxmlformats.org/wordprocessingml/2006/main" xmlns:r="http://schemas.openxmlformats.org/officeDocument/2006/relationships">
+<w:document xmlns:w="http://schemas.openxmlformats.org/wordprocessingml/2006/main">
   <w:body>
-    <w:sectPr>
-      <w:pgSz w:w="11906" w:h="16838"/>
-      <w:pgMar w:top="1440" w:right="1440" w:bottom="1440" w:left="1440" w:header="720" w:footer="720"/>
-    </w:sectPr>
     <w:p>
       <w:pPr>
         <w:spacing w:after="160" w:before="320" w:line="360" w:lineRule="auto"/>
-        <w:jc w:val="left"/>
       </w:pPr>
       <w:r>
         <w:rPr>
@@ -25,7 +20,6 @@
     <w:p>
       <w:pPr>
         <w:spacing w:after="40" w:before="0" w:line="360" w:lineRule="auto"/>
-        <w:jc w:val="left"/>
       </w:pPr>
       <w:r>
         <w:rPr>
@@ -40,7 +34,6 @@
     <w:p>
       <w:pPr>
         <w:spacing w:after="60" w:before="40" w:line="360" w:lineRule="auto"/>
-        <w:jc w:val="left"/>
       </w:pPr>
       <w:r>
         <w:rPr>
@@ -55,7 +48,6 @@
     <w:p>
       <w:pPr>
         <w:spacing w:after="60" w:before="40" w:line="360" w:lineRule="auto"/>
-        <w:jc w:val="left"/>
       </w:pPr>
       <w:r>
         <w:rPr>
@@ -70,7 +62,6 @@
     <w:p>
       <w:pPr>
         <w:spacing w:after="60" w:before="40" w:line="360" w:lineRule="auto"/>
-        <w:jc w:val="left"/>
       </w:pPr>
       <w:r>
         <w:rPr>
@@ -79,13 +70,12 @@
           <w:szCs w:val="22"/>
           <w:color w:val="666666"/>
         </w:rPr>
-        <w:t xml:space="preserve">开发周期：2026.06.15 — 2026.06.24</w:t>
+        <w:t xml:space="preserve">开发周期：2026.06.15 — 2026.06.25</w:t>
       </w:r>
     </w:p>
     <w:p>
       <w:pPr>
         <w:spacing w:after="60" w:before="40" w:line="360" w:lineRule="auto"/>
-        <w:jc w:val="left"/>
       </w:pPr>
       <w:r>
         <w:rPr>
@@ -100,7 +90,6 @@
     <w:p>
       <w:pPr>
         <w:spacing w:after="40" w:before="0" w:line="360" w:lineRule="auto"/>
-        <w:jc w:val="left"/>
       </w:pPr>
       <w:r>
         <w:rPr>
@@ -123,7 +112,6 @@
     <w:p>
       <w:pPr>
         <w:spacing w:after="40" w:before="0" w:line="360" w:lineRule="auto"/>
-        <w:jc w:val="left"/>
       </w:pPr>
       <w:r>
         <w:rPr>
@@ -138,7 +126,6 @@
     <w:p>
       <w:pPr>
         <w:spacing w:after="120" w:before="240" w:line="360" w:lineRule="auto"/>
-        <w:jc w:val="left"/>
       </w:pPr>
       <w:r>
         <w:rPr>
@@ -154,7 +141,6 @@
     <w:p>
       <w:pPr>
         <w:spacing w:after="40" w:before="0" w:line="360" w:lineRule="auto"/>
-        <w:jc w:val="left"/>
       </w:pPr>
       <w:r>
         <w:rPr>
@@ -169,7 +155,6 @@
     <w:p>
       <w:pPr>
         <w:spacing w:after="100" w:before="180" w:line="360" w:lineRule="auto"/>
-        <w:jc w:val="left"/>
       </w:pPr>
       <w:r>
         <w:rPr>
@@ -185,7 +170,6 @@
     <w:p>
       <w:pPr>
         <w:spacing w:after="40" w:before="20" w:line="360" w:lineRule="auto"/>
-        <w:jc w:val="left"/>
       </w:pPr>
       <w:r>
         <w:rPr>
@@ -200,7 +184,6 @@
     <w:p>
       <w:pPr>
         <w:spacing w:after="40" w:before="20" w:line="360" w:lineRule="auto"/>
-        <w:jc w:val="left"/>
       </w:pPr>
       <w:r>
         <w:rPr>
@@ -215,7 +198,6 @@
     <w:p>
       <w:pPr>
         <w:spacing w:after="40" w:before="20" w:line="360" w:lineRule="auto"/>
-        <w:jc w:val="left"/>
       </w:pPr>
       <w:r>
         <w:rPr>
@@ -230,7 +212,6 @@
     <w:p>
       <w:pPr>
         <w:spacing w:after="40" w:before="20" w:line="360" w:lineRule="auto"/>
-        <w:jc w:val="left"/>
       </w:pPr>
       <w:r>
         <w:rPr>
@@ -245,7 +226,6 @@
     <w:p>
       <w:pPr>
         <w:spacing w:after="40" w:before="0" w:line="360" w:lineRule="auto"/>
-        <w:jc w:val="left"/>
       </w:pPr>
       <w:r>
         <w:rPr>
@@ -260,7 +240,6 @@
     <w:p>
       <w:pPr>
         <w:spacing w:after="100" w:before="180" w:line="360" w:lineRule="auto"/>
-        <w:jc w:val="left"/>
       </w:pPr>
       <w:r>
         <w:rPr>
@@ -276,7 +255,6 @@
     <w:p>
       <w:pPr>
         <w:spacing w:after="40" w:before="0" w:line="360" w:lineRule="auto"/>
-        <w:jc w:val="left"/>
       </w:pPr>
       <w:r>
         <w:rPr>
@@ -291,7 +269,6 @@
     <w:p>
       <w:pPr>
         <w:spacing w:after="80" w:before="0" w:line="360" w:lineRule="auto"/>
-        <w:jc w:val="left"/>
       </w:pPr>
       <w:r>
         <w:rPr>
@@ -307,7 +284,6 @@
     <w:p>
       <w:pPr>
         <w:spacing w:after="40" w:before="20" w:line="360" w:lineRule="auto"/>
-        <w:jc w:val="left"/>
       </w:pPr>
       <w:r>
         <w:rPr>
@@ -322,7 +298,6 @@
     <w:p>
       <w:pPr>
         <w:spacing w:after="40" w:before="20" w:line="360" w:lineRule="auto"/>
-        <w:jc w:val="left"/>
       </w:pPr>
       <w:r>
         <w:rPr>
@@ -337,7 +312,6 @@
     <w:p>
       <w:pPr>
         <w:spacing w:after="40" w:before="20" w:line="360" w:lineRule="auto"/>
-        <w:jc w:val="left"/>
       </w:pPr>
       <w:r>
         <w:rPr>
@@ -352,7 +326,6 @@
     <w:p>
       <w:pPr>
         <w:spacing w:after="40" w:before="0" w:line="360" w:lineRule="auto"/>
-        <w:jc w:val="left"/>
       </w:pPr>
       <w:r>
         <w:rPr>
@@ -367,7 +340,6 @@
     <w:p>
       <w:pPr>
         <w:spacing w:after="80" w:before="0" w:line="360" w:lineRule="auto"/>
-        <w:jc w:val="left"/>
       </w:pPr>
       <w:r>
         <w:rPr>
@@ -383,7 +355,6 @@
     <w:p>
       <w:pPr>
         <w:spacing w:after="40" w:before="20" w:line="360" w:lineRule="auto"/>
-        <w:jc w:val="left"/>
       </w:pPr>
       <w:r>
         <w:rPr>
@@ -398,7 +369,6 @@
     <w:p>
       <w:pPr>
         <w:spacing w:after="40" w:before="20" w:line="360" w:lineRule="auto"/>
-        <w:jc w:val="left"/>
       </w:pPr>
       <w:r>
         <w:rPr>
@@ -413,7 +383,6 @@
     <w:p>
       <w:pPr>
         <w:spacing w:after="40" w:before="20" w:line="360" w:lineRule="auto"/>
-        <w:jc w:val="left"/>
       </w:pPr>
       <w:r>
         <w:rPr>
@@ -428,7 +397,6 @@
     <w:p>
       <w:pPr>
         <w:spacing w:after="40" w:before="20" w:line="360" w:lineRule="auto"/>
-        <w:jc w:val="left"/>
       </w:pPr>
       <w:r>
         <w:rPr>
@@ -443,7 +411,6 @@
     <w:p>
       <w:pPr>
         <w:spacing w:after="40" w:before="20" w:line="360" w:lineRule="auto"/>
-        <w:jc w:val="left"/>
       </w:pPr>
       <w:r>
         <w:rPr>
@@ -458,7 +425,6 @@
     <w:p>
       <w:pPr>
         <w:spacing w:after="40" w:before="20" w:line="360" w:lineRule="auto"/>
-        <w:jc w:val="left"/>
       </w:pPr>
       <w:r>
         <w:rPr>
@@ -473,7 +439,6 @@
     <w:p>
       <w:pPr>
         <w:spacing w:after="40" w:before="20" w:line="360" w:lineRule="auto"/>
-        <w:jc w:val="left"/>
       </w:pPr>
       <w:r>
         <w:rPr>
@@ -488,7 +453,6 @@
     <w:p>
       <w:pPr>
         <w:spacing w:after="40" w:before="0" w:line="360" w:lineRule="auto"/>
-        <w:jc w:val="left"/>
       </w:pPr>
       <w:r>
         <w:rPr>
@@ -503,7 +467,6 @@
     <w:p>
       <w:pPr>
         <w:spacing w:after="80" w:before="0" w:line="360" w:lineRule="auto"/>
-        <w:jc w:val="left"/>
       </w:pPr>
       <w:r>
         <w:rPr>
@@ -519,7 +482,6 @@
     <w:p>
       <w:pPr>
         <w:spacing w:after="40" w:before="20" w:line="360" w:lineRule="auto"/>
-        <w:jc w:val="left"/>
       </w:pPr>
       <w:r>
         <w:rPr>
@@ -534,7 +496,6 @@
     <w:p>
       <w:pPr>
         <w:spacing w:after="40" w:before="20" w:line="360" w:lineRule="auto"/>
-        <w:jc w:val="left"/>
       </w:pPr>
       <w:r>
         <w:rPr>
@@ -549,7 +510,6 @@
     <w:p>
       <w:pPr>
         <w:spacing w:after="40" w:before="20" w:line="360" w:lineRule="auto"/>
-        <w:jc w:val="left"/>
       </w:pPr>
       <w:r>
         <w:rPr>
@@ -564,7 +524,6 @@
     <w:p>
       <w:pPr>
         <w:spacing w:after="40" w:before="20" w:line="360" w:lineRule="auto"/>
-        <w:jc w:val="left"/>
       </w:pPr>
       <w:r>
         <w:rPr>
@@ -579,7 +538,6 @@
     <w:p>
       <w:pPr>
         <w:spacing w:after="40" w:before="0" w:line="360" w:lineRule="auto"/>
-        <w:jc w:val="left"/>
       </w:pPr>
       <w:r>
         <w:rPr>
@@ -594,7 +552,6 @@
     <w:p>
       <w:pPr>
         <w:spacing w:after="80" w:before="0" w:line="360" w:lineRule="auto"/>
-        <w:jc w:val="left"/>
       </w:pPr>
       <w:r>
         <w:rPr>
@@ -610,7 +567,6 @@
     <w:p>
       <w:pPr>
         <w:spacing w:after="40" w:before="20" w:line="360" w:lineRule="auto"/>
-        <w:jc w:val="left"/>
       </w:pPr>
       <w:r>
         <w:rPr>
@@ -625,7 +581,6 @@
     <w:p>
       <w:pPr>
         <w:spacing w:after="40" w:before="20" w:line="360" w:lineRule="auto"/>
-        <w:jc w:val="left"/>
       </w:pPr>
       <w:r>
         <w:rPr>
@@ -640,7 +595,6 @@
     <w:p>
       <w:pPr>
         <w:spacing w:after="40" w:before="20" w:line="360" w:lineRule="auto"/>
-        <w:jc w:val="left"/>
       </w:pPr>
       <w:r>
         <w:rPr>
@@ -655,7 +609,6 @@
     <w:p>
       <w:pPr>
         <w:spacing w:after="40" w:before="20" w:line="360" w:lineRule="auto"/>
-        <w:jc w:val="left"/>
       </w:pPr>
       <w:r>
         <w:rPr>
@@ -670,7 +623,6 @@
     <w:p>
       <w:pPr>
         <w:spacing w:after="40" w:before="20" w:line="360" w:lineRule="auto"/>
-        <w:jc w:val="left"/>
       </w:pPr>
       <w:r>
         <w:rPr>
@@ -685,7 +637,6 @@
     <w:p>
       <w:pPr>
         <w:spacing w:after="40" w:before="20" w:line="360" w:lineRule="auto"/>
-        <w:jc w:val="left"/>
       </w:pPr>
       <w:r>
         <w:rPr>
@@ -700,7 +651,6 @@
     <w:p>
       <w:pPr>
         <w:spacing w:after="40" w:before="0" w:line="360" w:lineRule="auto"/>
-        <w:jc w:val="left"/>
       </w:pPr>
       <w:r>
         <w:rPr>
@@ -715,7 +665,6 @@
     <w:p>
       <w:pPr>
         <w:spacing w:after="100" w:before="180" w:line="360" w:lineRule="auto"/>
-        <w:jc w:val="left"/>
       </w:pPr>
       <w:r>
         <w:rPr>
@@ -748,7 +697,6 @@
           <w:p>
             <w:pPr>
               <w:spacing w:after="40" w:before="40" w:line="360" w:lineRule="auto"/>
-              <w:jc w:val="left"/>
             </w:pPr>
             <w:r>
               <w:rPr>
@@ -769,7 +717,6 @@
           <w:p>
             <w:pPr>
               <w:spacing w:after="40" w:before="40" w:line="360" w:lineRule="auto"/>
-              <w:jc w:val="left"/>
             </w:pPr>
             <w:r>
               <w:rPr>
@@ -790,7 +737,6 @@
           <w:p>
             <w:pPr>
               <w:spacing w:after="40" w:before="40" w:line="360" w:lineRule="auto"/>
-              <w:jc w:val="left"/>
             </w:pPr>
             <w:r>
               <w:rPr>
@@ -811,7 +757,6 @@
           <w:p>
             <w:pPr>
               <w:spacing w:after="40" w:before="40" w:line="360" w:lineRule="auto"/>
-              <w:jc w:val="left"/>
             </w:pPr>
             <w:r>
               <w:rPr>
@@ -829,7 +774,6 @@
           <w:p>
             <w:pPr>
               <w:spacing w:after="40" w:before="40" w:line="360" w:lineRule="auto"/>
-              <w:jc w:val="left"/>
             </w:pPr>
             <w:r>
               <w:rPr>
@@ -847,7 +791,6 @@
           <w:p>
             <w:pPr>
               <w:spacing w:after="40" w:before="40" w:line="360" w:lineRule="auto"/>
-              <w:jc w:val="left"/>
             </w:pPr>
             <w:r>
               <w:rPr>
@@ -867,7 +810,6 @@
           <w:p>
             <w:pPr>
               <w:spacing w:after="40" w:before="40" w:line="360" w:lineRule="auto"/>
-              <w:jc w:val="left"/>
             </w:pPr>
             <w:r>
               <w:rPr>
@@ -885,7 +827,6 @@
           <w:p>
             <w:pPr>
               <w:spacing w:after="40" w:before="40" w:line="360" w:lineRule="auto"/>
-              <w:jc w:val="left"/>
             </w:pPr>
             <w:r>
               <w:rPr>
@@ -903,7 +844,6 @@
           <w:p>
             <w:pPr>
               <w:spacing w:after="40" w:before="40" w:line="360" w:lineRule="auto"/>
-              <w:jc w:val="left"/>
             </w:pPr>
             <w:r>
               <w:rPr>
@@ -923,7 +863,6 @@
           <w:p>
             <w:pPr>
               <w:spacing w:after="40" w:before="40" w:line="360" w:lineRule="auto"/>
-              <w:jc w:val="left"/>
             </w:pPr>
             <w:r>
               <w:rPr>
@@ -941,7 +880,6 @@
           <w:p>
             <w:pPr>
               <w:spacing w:after="40" w:before="40" w:line="360" w:lineRule="auto"/>
-              <w:jc w:val="left"/>
             </w:pPr>
             <w:r>
               <w:rPr>
@@ -959,7 +897,6 @@
           <w:p>
             <w:pPr>
               <w:spacing w:after="40" w:before="40" w:line="360" w:lineRule="auto"/>
-              <w:jc w:val="left"/>
             </w:pPr>
             <w:r>
               <w:rPr>
@@ -977,22 +914,20 @@
     <w:p>
       <w:pPr>
         <w:spacing w:after="60" w:before="0" w:line="360" w:lineRule="auto"/>
-        <w:jc w:val="left"/>
-      </w:pPr>
-      <w:r>
-        <w:rPr>
-          <w:rFonts w:ascii="Microsoft YaHei" w:hAnsi="Microsoft YaHei" w:eastAsia="Microsoft YaHei"/>
-          <w:sz w:val="12"/>
-          <w:szCs w:val="12"/>
-          <w:color w:val="000000"/>
-        </w:rPr>
-        <w:t xml:space="preserve"/>
-      </w:r>
-    </w:p>
-    <w:p>
-      <w:pPr>
-        <w:spacing w:after="40" w:before="0" w:line="360" w:lineRule="auto"/>
-        <w:jc w:val="left"/>
+      </w:pPr>
+      <w:r>
+        <w:rPr>
+          <w:rFonts w:ascii="Microsoft YaHei" w:hAnsi="Microsoft YaHei" w:eastAsia="Microsoft YaHei"/>
+          <w:sz w:val="12"/>
+          <w:szCs w:val="12"/>
+          <w:color w:val="000000"/>
+        </w:rPr>
+        <w:t xml:space="preserve"/>
+      </w:r>
+    </w:p>
+    <w:p>
+      <w:pPr>
+        <w:spacing w:after="40" w:before="0" w:line="360" w:lineRule="auto"/>
       </w:pPr>
       <w:r>
         <w:rPr>
@@ -1007,7 +942,6 @@
     <w:p>
       <w:pPr>
         <w:spacing w:after="100" w:before="180" w:line="360" w:lineRule="auto"/>
-        <w:jc w:val="left"/>
       </w:pPr>
       <w:r>
         <w:rPr>
@@ -1023,22 +957,48 @@
     <w:p>
       <w:pPr>
         <w:spacing w:after="40" w:before="20" w:line="360" w:lineRule="auto"/>
-        <w:jc w:val="left"/>
-      </w:pPr>
-      <w:r>
-        <w:rPr>
-          <w:rFonts w:ascii="Microsoft YaHei" w:hAnsi="Microsoft YaHei" w:eastAsia="Microsoft YaHei"/>
-          <w:sz w:val="22"/>
-          <w:szCs w:val="22"/>
-          <w:color w:val="000000"/>
-        </w:rPr>
-        <w:t xml:space="preserve">未使用</w:t>
-      </w:r>
-    </w:p>
-    <w:p>
-      <w:pPr>
-        <w:spacing w:after="40" w:before="0" w:line="360" w:lineRule="auto"/>
-        <w:jc w:val="left"/>
+      </w:pPr>
+      <w:r>
+        <w:rPr>
+          <w:rFonts w:ascii="Microsoft YaHei" w:hAnsi="Microsoft YaHei" w:eastAsia="Microsoft YaHei"/>
+          <w:sz w:val="22"/>
+          <w:szCs w:val="22"/>
+          <w:color w:val="000000"/>
+        </w:rPr>
+        <w:t xml:space="preserve">Claude：协助梳理 Spring Boot 3.3 与 JDK 17 的兼容性注意事项，确认各依赖版本无冲突</w:t>
+      </w:r>
+    </w:p>
+    <w:p>
+      <w:pPr>
+        <w:spacing w:after="40" w:before="20" w:line="360" w:lineRule="auto"/>
+      </w:pPr>
+      <w:r>
+        <w:rPr>
+          <w:rFonts w:ascii="Microsoft YaHei" w:hAnsi="Microsoft YaHei" w:eastAsia="Microsoft YaHei"/>
+          <w:sz w:val="22"/>
+          <w:szCs w:val="22"/>
+          <w:color w:val="000000"/>
+        </w:rPr>
+        <w:t xml:space="preserve">Claude：辅助检查 MySQL 建表 SQL 语法，验证索引设计合理性</w:t>
+      </w:r>
+    </w:p>
+    <w:p>
+      <w:pPr>
+        <w:spacing w:after="40" w:before="20" w:line="360" w:lineRule="auto"/>
+      </w:pPr>
+      <w:r>
+        <w:rPr>
+          <w:rFonts w:ascii="Microsoft YaHei" w:hAnsi="Microsoft YaHei" w:eastAsia="Microsoft YaHei"/>
+          <w:sz w:val="22"/>
+          <w:szCs w:val="22"/>
+          <w:color w:val="000000"/>
+        </w:rPr>
+        <w:t xml:space="preserve">所有技术选型决策由本人独立完成，AI 仅提供信息检索辅助</w:t>
+      </w:r>
+    </w:p>
+    <w:p>
+      <w:pPr>
+        <w:spacing w:after="40" w:before="0" w:line="360" w:lineRule="auto"/>
       </w:pPr>
       <w:r>
         <w:rPr>
@@ -1061,7 +1021,6 @@
     <w:p>
       <w:pPr>
         <w:spacing w:after="40" w:before="0" w:line="360" w:lineRule="auto"/>
-        <w:jc w:val="left"/>
       </w:pPr>
       <w:r>
         <w:rPr>
@@ -1076,7 +1035,6 @@
     <w:p>
       <w:pPr>
         <w:spacing w:after="120" w:before="240" w:line="360" w:lineRule="auto"/>
-        <w:jc w:val="left"/>
       </w:pPr>
       <w:r>
         <w:rPr>
@@ -1092,7 +1050,6 @@
     <w:p>
       <w:pPr>
         <w:spacing w:after="40" w:before="0" w:line="360" w:lineRule="auto"/>
-        <w:jc w:val="left"/>
       </w:pPr>
       <w:r>
         <w:rPr>
@@ -1107,7 +1064,6 @@
     <w:p>
       <w:pPr>
         <w:spacing w:after="100" w:before="180" w:line="360" w:lineRule="auto"/>
-        <w:jc w:val="left"/>
       </w:pPr>
       <w:r>
         <w:rPr>
@@ -1123,7 +1079,6 @@
     <w:p>
       <w:pPr>
         <w:spacing w:after="40" w:before="20" w:line="360" w:lineRule="auto"/>
-        <w:jc w:val="left"/>
       </w:pPr>
       <w:r>
         <w:rPr>
@@ -1138,7 +1093,6 @@
     <w:p>
       <w:pPr>
         <w:spacing w:after="40" w:before="20" w:line="360" w:lineRule="auto"/>
-        <w:jc w:val="left"/>
       </w:pPr>
       <w:r>
         <w:rPr>
@@ -1153,7 +1107,6 @@
     <w:p>
       <w:pPr>
         <w:spacing w:after="40" w:before="20" w:line="360" w:lineRule="auto"/>
-        <w:jc w:val="left"/>
       </w:pPr>
       <w:r>
         <w:rPr>
@@ -1168,7 +1121,6 @@
     <w:p>
       <w:pPr>
         <w:spacing w:after="40" w:before="20" w:line="360" w:lineRule="auto"/>
-        <w:jc w:val="left"/>
       </w:pPr>
       <w:r>
         <w:rPr>
@@ -1183,7 +1135,6 @@
     <w:p>
       <w:pPr>
         <w:spacing w:after="40" w:before="0" w:line="360" w:lineRule="auto"/>
-        <w:jc w:val="left"/>
       </w:pPr>
       <w:r>
         <w:rPr>
@@ -1198,7 +1149,6 @@
     <w:p>
       <w:pPr>
         <w:spacing w:after="100" w:before="180" w:line="360" w:lineRule="auto"/>
-        <w:jc w:val="left"/>
       </w:pPr>
       <w:r>
         <w:rPr>
@@ -1214,7 +1164,6 @@
     <w:p>
       <w:pPr>
         <w:spacing w:after="40" w:before="0" w:line="360" w:lineRule="auto"/>
-        <w:jc w:val="left"/>
       </w:pPr>
       <w:r>
         <w:rPr>
@@ -1229,7 +1178,6 @@
     <w:p>
       <w:pPr>
         <w:spacing w:after="80" w:before="0" w:line="360" w:lineRule="auto"/>
-        <w:jc w:val="left"/>
       </w:pPr>
       <w:r>
         <w:rPr>
@@ -1245,7 +1193,6 @@
     <w:p>
       <w:pPr>
         <w:spacing w:after="40" w:before="20" w:line="360" w:lineRule="auto"/>
-        <w:jc w:val="left"/>
       </w:pPr>
       <w:r>
         <w:rPr>
@@ -1260,7 +1207,6 @@
     <w:p>
       <w:pPr>
         <w:spacing w:after="40" w:before="20" w:line="360" w:lineRule="auto"/>
-        <w:jc w:val="left"/>
       </w:pPr>
       <w:r>
         <w:rPr>
@@ -1275,7 +1221,6 @@
     <w:p>
       <w:pPr>
         <w:spacing w:after="40" w:before="20" w:line="360" w:lineRule="auto"/>
-        <w:jc w:val="left"/>
       </w:pPr>
       <w:r>
         <w:rPr>
@@ -1290,7 +1235,6 @@
     <w:p>
       <w:pPr>
         <w:spacing w:after="40" w:before="20" w:line="360" w:lineRule="auto"/>
-        <w:jc w:val="left"/>
       </w:pPr>
       <w:r>
         <w:rPr>
@@ -1305,7 +1249,6 @@
     <w:p>
       <w:pPr>
         <w:spacing w:after="40" w:before="20" w:line="360" w:lineRule="auto"/>
-        <w:jc w:val="left"/>
       </w:pPr>
       <w:r>
         <w:rPr>
@@ -1320,7 +1263,6 @@
     <w:p>
       <w:pPr>
         <w:spacing w:after="40" w:before="20" w:line="360" w:lineRule="auto"/>
-        <w:jc w:val="left"/>
       </w:pPr>
       <w:r>
         <w:rPr>
@@ -1335,7 +1277,6 @@
     <w:p>
       <w:pPr>
         <w:spacing w:after="40" w:before="20" w:line="360" w:lineRule="auto"/>
-        <w:jc w:val="left"/>
       </w:pPr>
       <w:r>
         <w:rPr>
@@ -1350,7 +1291,6 @@
     <w:p>
       <w:pPr>
         <w:spacing w:after="40" w:before="20" w:line="360" w:lineRule="auto"/>
-        <w:jc w:val="left"/>
       </w:pPr>
       <w:r>
         <w:rPr>
@@ -1365,7 +1305,6 @@
     <w:p>
       <w:pPr>
         <w:spacing w:after="40" w:before="20" w:line="360" w:lineRule="auto"/>
-        <w:jc w:val="left"/>
       </w:pPr>
       <w:r>
         <w:rPr>
@@ -1380,7 +1319,6 @@
     <w:p>
       <w:pPr>
         <w:spacing w:after="40" w:before="20" w:line="360" w:lineRule="auto"/>
-        <w:jc w:val="left"/>
       </w:pPr>
       <w:r>
         <w:rPr>
@@ -1395,7 +1333,6 @@
     <w:p>
       <w:pPr>
         <w:spacing w:after="40" w:before="20" w:line="360" w:lineRule="auto"/>
-        <w:jc w:val="left"/>
       </w:pPr>
       <w:r>
         <w:rPr>
@@ -1410,7 +1347,6 @@
     <w:p>
       <w:pPr>
         <w:spacing w:after="40" w:before="0" w:line="360" w:lineRule="auto"/>
-        <w:jc w:val="left"/>
       </w:pPr>
       <w:r>
         <w:rPr>
@@ -1425,7 +1361,6 @@
     <w:p>
       <w:pPr>
         <w:spacing w:after="80" w:before="0" w:line="360" w:lineRule="auto"/>
-        <w:jc w:val="left"/>
       </w:pPr>
       <w:r>
         <w:rPr>
@@ -1441,7 +1376,6 @@
     <w:p>
       <w:pPr>
         <w:spacing w:after="40" w:before="20" w:line="360" w:lineRule="auto"/>
-        <w:jc w:val="left"/>
       </w:pPr>
       <w:r>
         <w:rPr>
@@ -1456,7 +1390,6 @@
     <w:p>
       <w:pPr>
         <w:spacing w:after="40" w:before="20" w:line="360" w:lineRule="auto"/>
-        <w:jc w:val="left"/>
       </w:pPr>
       <w:r>
         <w:rPr>
@@ -1471,7 +1404,6 @@
     <w:p>
       <w:pPr>
         <w:spacing w:after="40" w:before="20" w:line="360" w:lineRule="auto"/>
-        <w:jc w:val="left"/>
       </w:pPr>
       <w:r>
         <w:rPr>
@@ -1486,7 +1418,6 @@
     <w:p>
       <w:pPr>
         <w:spacing w:after="40" w:before="20" w:line="360" w:lineRule="auto"/>
-        <w:jc w:val="left"/>
       </w:pPr>
       <w:r>
         <w:rPr>
@@ -1501,7 +1432,6 @@
     <w:p>
       <w:pPr>
         <w:spacing w:after="40" w:before="20" w:line="360" w:lineRule="auto"/>
-        <w:jc w:val="left"/>
       </w:pPr>
       <w:r>
         <w:rPr>
@@ -1516,7 +1446,6 @@
     <w:p>
       <w:pPr>
         <w:spacing w:after="40" w:before="0" w:line="360" w:lineRule="auto"/>
-        <w:jc w:val="left"/>
       </w:pPr>
       <w:r>
         <w:rPr>
@@ -1531,7 +1460,6 @@
     <w:p>
       <w:pPr>
         <w:spacing w:after="80" w:before="0" w:line="360" w:lineRule="auto"/>
-        <w:jc w:val="left"/>
       </w:pPr>
       <w:r>
         <w:rPr>
@@ -1547,7 +1475,6 @@
     <w:p>
       <w:pPr>
         <w:spacing w:after="40" w:before="20" w:line="360" w:lineRule="auto"/>
-        <w:jc w:val="left"/>
       </w:pPr>
       <w:r>
         <w:rPr>
@@ -1562,7 +1489,6 @@
     <w:p>
       <w:pPr>
         <w:spacing w:after="40" w:before="20" w:line="360" w:lineRule="auto"/>
-        <w:jc w:val="left"/>
       </w:pPr>
       <w:r>
         <w:rPr>
@@ -1577,7 +1503,6 @@
     <w:p>
       <w:pPr>
         <w:spacing w:after="40" w:before="20" w:line="360" w:lineRule="auto"/>
-        <w:jc w:val="left"/>
       </w:pPr>
       <w:r>
         <w:rPr>
@@ -1592,7 +1517,6 @@
     <w:p>
       <w:pPr>
         <w:spacing w:after="40" w:before="20" w:line="360" w:lineRule="auto"/>
-        <w:jc w:val="left"/>
       </w:pPr>
       <w:r>
         <w:rPr>
@@ -1607,7 +1531,6 @@
     <w:p>
       <w:pPr>
         <w:spacing w:after="40" w:before="20" w:line="360" w:lineRule="auto"/>
-        <w:jc w:val="left"/>
       </w:pPr>
       <w:r>
         <w:rPr>
@@ -1622,7 +1545,6 @@
     <w:p>
       <w:pPr>
         <w:spacing w:after="40" w:before="20" w:line="360" w:lineRule="auto"/>
-        <w:jc w:val="left"/>
       </w:pPr>
       <w:r>
         <w:rPr>
@@ -1637,7 +1559,6 @@
     <w:p>
       <w:pPr>
         <w:spacing w:after="40" w:before="20" w:line="360" w:lineRule="auto"/>
-        <w:jc w:val="left"/>
       </w:pPr>
       <w:r>
         <w:rPr>
@@ -1652,7 +1573,6 @@
     <w:p>
       <w:pPr>
         <w:spacing w:after="40" w:before="20" w:line="360" w:lineRule="auto"/>
-        <w:jc w:val="left"/>
       </w:pPr>
       <w:r>
         <w:rPr>
@@ -1667,7 +1587,6 @@
     <w:p>
       <w:pPr>
         <w:spacing w:after="40" w:before="20" w:line="360" w:lineRule="auto"/>
-        <w:jc w:val="left"/>
       </w:pPr>
       <w:r>
         <w:rPr>
@@ -1682,7 +1601,6 @@
     <w:p>
       <w:pPr>
         <w:spacing w:after="40" w:before="20" w:line="360" w:lineRule="auto"/>
-        <w:jc w:val="left"/>
       </w:pPr>
       <w:r>
         <w:rPr>
@@ -1697,7 +1615,6 @@
     <w:p>
       <w:pPr>
         <w:spacing w:after="40" w:before="20" w:line="360" w:lineRule="auto"/>
-        <w:jc w:val="left"/>
       </w:pPr>
       <w:r>
         <w:rPr>
@@ -1712,7 +1629,6 @@
     <w:p>
       <w:pPr>
         <w:spacing w:after="40" w:before="0" w:line="360" w:lineRule="auto"/>
-        <w:jc w:val="left"/>
       </w:pPr>
       <w:r>
         <w:rPr>
@@ -1727,7 +1643,6 @@
     <w:p>
       <w:pPr>
         <w:spacing w:after="100" w:before="180" w:line="360" w:lineRule="auto"/>
-        <w:jc w:val="left"/>
       </w:pPr>
       <w:r>
         <w:rPr>
@@ -1760,7 +1675,6 @@
           <w:p>
             <w:pPr>
               <w:spacing w:after="40" w:before="40" w:line="360" w:lineRule="auto"/>
-              <w:jc w:val="left"/>
             </w:pPr>
             <w:r>
               <w:rPr>
@@ -1781,7 +1695,6 @@
           <w:p>
             <w:pPr>
               <w:spacing w:after="40" w:before="40" w:line="360" w:lineRule="auto"/>
-              <w:jc w:val="left"/>
             </w:pPr>
             <w:r>
               <w:rPr>
@@ -1802,7 +1715,6 @@
           <w:p>
             <w:pPr>
               <w:spacing w:after="40" w:before="40" w:line="360" w:lineRule="auto"/>
-              <w:jc w:val="left"/>
             </w:pPr>
             <w:r>
               <w:rPr>
@@ -1823,7 +1735,6 @@
           <w:p>
             <w:pPr>
               <w:spacing w:after="40" w:before="40" w:line="360" w:lineRule="auto"/>
-              <w:jc w:val="left"/>
             </w:pPr>
             <w:r>
               <w:rPr>
@@ -1841,7 +1752,6 @@
           <w:p>
             <w:pPr>
               <w:spacing w:after="40" w:before="40" w:line="360" w:lineRule="auto"/>
-              <w:jc w:val="left"/>
             </w:pPr>
             <w:r>
               <w:rPr>
@@ -1859,7 +1769,6 @@
           <w:p>
             <w:pPr>
               <w:spacing w:after="40" w:before="40" w:line="360" w:lineRule="auto"/>
-              <w:jc w:val="left"/>
             </w:pPr>
             <w:r>
               <w:rPr>
@@ -1879,7 +1788,6 @@
           <w:p>
             <w:pPr>
               <w:spacing w:after="40" w:before="40" w:line="360" w:lineRule="auto"/>
-              <w:jc w:val="left"/>
             </w:pPr>
             <w:r>
               <w:rPr>
@@ -1897,7 +1805,6 @@
           <w:p>
             <w:pPr>
               <w:spacing w:after="40" w:before="40" w:line="360" w:lineRule="auto"/>
-              <w:jc w:val="left"/>
             </w:pPr>
             <w:r>
               <w:rPr>
@@ -1915,7 +1822,6 @@
           <w:p>
             <w:pPr>
               <w:spacing w:after="40" w:before="40" w:line="360" w:lineRule="auto"/>
-              <w:jc w:val="left"/>
             </w:pPr>
             <w:r>
               <w:rPr>
@@ -1935,7 +1841,6 @@
           <w:p>
             <w:pPr>
               <w:spacing w:after="40" w:before="40" w:line="360" w:lineRule="auto"/>
-              <w:jc w:val="left"/>
             </w:pPr>
             <w:r>
               <w:rPr>
@@ -1953,7 +1858,6 @@
           <w:p>
             <w:pPr>
               <w:spacing w:after="40" w:before="40" w:line="360" w:lineRule="auto"/>
-              <w:jc w:val="left"/>
             </w:pPr>
             <w:r>
               <w:rPr>
@@ -1971,7 +1875,6 @@
           <w:p>
             <w:pPr>
               <w:spacing w:after="40" w:before="40" w:line="360" w:lineRule="auto"/>
-              <w:jc w:val="left"/>
             </w:pPr>
             <w:r>
               <w:rPr>
@@ -1989,22 +1892,20 @@
     <w:p>
       <w:pPr>
         <w:spacing w:after="60" w:before="0" w:line="360" w:lineRule="auto"/>
-        <w:jc w:val="left"/>
-      </w:pPr>
-      <w:r>
-        <w:rPr>
-          <w:rFonts w:ascii="Microsoft YaHei" w:hAnsi="Microsoft YaHei" w:eastAsia="Microsoft YaHei"/>
-          <w:sz w:val="12"/>
-          <w:szCs w:val="12"/>
-          <w:color w:val="000000"/>
-        </w:rPr>
-        <w:t xml:space="preserve"/>
-      </w:r>
-    </w:p>
-    <w:p>
-      <w:pPr>
-        <w:spacing w:after="40" w:before="0" w:line="360" w:lineRule="auto"/>
-        <w:jc w:val="left"/>
+      </w:pPr>
+      <w:r>
+        <w:rPr>
+          <w:rFonts w:ascii="Microsoft YaHei" w:hAnsi="Microsoft YaHei" w:eastAsia="Microsoft YaHei"/>
+          <w:sz w:val="12"/>
+          <w:szCs w:val="12"/>
+          <w:color w:val="000000"/>
+        </w:rPr>
+        <w:t xml:space="preserve"/>
+      </w:r>
+    </w:p>
+    <w:p>
+      <w:pPr>
+        <w:spacing w:after="40" w:before="0" w:line="360" w:lineRule="auto"/>
       </w:pPr>
       <w:r>
         <w:rPr>
@@ -2019,7 +1920,6 @@
     <w:p>
       <w:pPr>
         <w:spacing w:after="100" w:before="180" w:line="360" w:lineRule="auto"/>
-        <w:jc w:val="left"/>
       </w:pPr>
       <w:r>
         <w:rPr>
@@ -2035,22 +1935,48 @@
     <w:p>
       <w:pPr>
         <w:spacing w:after="40" w:before="20" w:line="360" w:lineRule="auto"/>
-        <w:jc w:val="left"/>
-      </w:pPr>
-      <w:r>
-        <w:rPr>
-          <w:rFonts w:ascii="Microsoft YaHei" w:hAnsi="Microsoft YaHei" w:eastAsia="Microsoft YaHei"/>
-          <w:sz w:val="22"/>
-          <w:szCs w:val="22"/>
-          <w:color w:val="000000"/>
-        </w:rPr>
-        <w:t xml:space="preserve">未使用</w:t>
-      </w:r>
-    </w:p>
-    <w:p>
-      <w:pPr>
-        <w:spacing w:after="40" w:before="0" w:line="360" w:lineRule="auto"/>
-        <w:jc w:val="left"/>
+      </w:pPr>
+      <w:r>
+        <w:rPr>
+          <w:rFonts w:ascii="Microsoft YaHei" w:hAnsi="Microsoft YaHei" w:eastAsia="Microsoft YaHei"/>
+          <w:sz w:val="22"/>
+          <w:szCs w:val="22"/>
+          <w:color w:val="000000"/>
+        </w:rPr>
+        <w:t xml:space="preserve">Claude：辅助排查 MyBatis-Plus 与 Spring Boot 3.x 的自动配置冲突，定位到 mybatis-spring 版本不兼容问题</w:t>
+      </w:r>
+    </w:p>
+    <w:p>
+      <w:pPr>
+        <w:spacing w:after="40" w:before="20" w:line="360" w:lineRule="auto"/>
+      </w:pPr>
+      <w:r>
+        <w:rPr>
+          <w:rFonts w:ascii="Microsoft YaHei" w:hAnsi="Microsoft YaHei" w:eastAsia="Microsoft YaHei"/>
+          <w:sz w:val="22"/>
+          <w:szCs w:val="22"/>
+          <w:color w:val="000000"/>
+        </w:rPr>
+        <w:t xml:space="preserve">Claude：提供 BCrypt 密码编码器配置示例，本人根据项目结构调整后集成</w:t>
+      </w:r>
+    </w:p>
+    <w:p>
+      <w:pPr>
+        <w:spacing w:after="40" w:before="20" w:line="360" w:lineRule="auto"/>
+      </w:pPr>
+      <w:r>
+        <w:rPr>
+          <w:rFonts w:ascii="Microsoft YaHei" w:hAnsi="Microsoft YaHei" w:eastAsia="Microsoft YaHei"/>
+          <w:sz w:val="22"/>
+          <w:szCs w:val="22"/>
+          <w:color w:val="000000"/>
+        </w:rPr>
+        <w:t xml:space="preserve">GitHub Copilot（IDEA 插件）：辅助生成实体类 Getter/Setter 及简单 CRUD 样板代码</w:t>
+      </w:r>
+    </w:p>
+    <w:p>
+      <w:pPr>
+        <w:spacing w:after="40" w:before="0" w:line="360" w:lineRule="auto"/>
       </w:pPr>
       <w:r>
         <w:rPr>
@@ -2073,7 +1999,6 @@
     <w:p>
       <w:pPr>
         <w:spacing w:after="40" w:before="0" w:line="360" w:lineRule="auto"/>
-        <w:jc w:val="left"/>
       </w:pPr>
       <w:r>
         <w:rPr>
@@ -2088,7 +2013,6 @@
     <w:p>
       <w:pPr>
         <w:spacing w:after="120" w:before="240" w:line="360" w:lineRule="auto"/>
-        <w:jc w:val="left"/>
       </w:pPr>
       <w:r>
         <w:rPr>
@@ -2104,7 +2028,6 @@
     <w:p>
       <w:pPr>
         <w:spacing w:after="40" w:before="0" w:line="360" w:lineRule="auto"/>
-        <w:jc w:val="left"/>
       </w:pPr>
       <w:r>
         <w:rPr>
@@ -2119,7 +2042,6 @@
     <w:p>
       <w:pPr>
         <w:spacing w:after="100" w:before="180" w:line="360" w:lineRule="auto"/>
-        <w:jc w:val="left"/>
       </w:pPr>
       <w:r>
         <w:rPr>
@@ -2135,7 +2057,6 @@
     <w:p>
       <w:pPr>
         <w:spacing w:after="40" w:before="20" w:line="360" w:lineRule="auto"/>
-        <w:jc w:val="left"/>
       </w:pPr>
       <w:r>
         <w:rPr>
@@ -2150,7 +2071,6 @@
     <w:p>
       <w:pPr>
         <w:spacing w:after="40" w:before="20" w:line="360" w:lineRule="auto"/>
-        <w:jc w:val="left"/>
       </w:pPr>
       <w:r>
         <w:rPr>
@@ -2165,7 +2085,6 @@
     <w:p>
       <w:pPr>
         <w:spacing w:after="40" w:before="20" w:line="360" w:lineRule="auto"/>
-        <w:jc w:val="left"/>
       </w:pPr>
       <w:r>
         <w:rPr>
@@ -2180,7 +2099,6 @@
     <w:p>
       <w:pPr>
         <w:spacing w:after="40" w:before="20" w:line="360" w:lineRule="auto"/>
-        <w:jc w:val="left"/>
       </w:pPr>
       <w:r>
         <w:rPr>
@@ -2195,7 +2113,6 @@
     <w:p>
       <w:pPr>
         <w:spacing w:after="40" w:before="0" w:line="360" w:lineRule="auto"/>
-        <w:jc w:val="left"/>
       </w:pPr>
       <w:r>
         <w:rPr>
@@ -2210,7 +2127,6 @@
     <w:p>
       <w:pPr>
         <w:spacing w:after="100" w:before="180" w:line="360" w:lineRule="auto"/>
-        <w:jc w:val="left"/>
       </w:pPr>
       <w:r>
         <w:rPr>
@@ -2226,7 +2142,6 @@
     <w:p>
       <w:pPr>
         <w:spacing w:after="40" w:before="0" w:line="360" w:lineRule="auto"/>
-        <w:jc w:val="left"/>
       </w:pPr>
       <w:r>
         <w:rPr>
@@ -2241,7 +2156,6 @@
     <w:p>
       <w:pPr>
         <w:spacing w:after="80" w:before="0" w:line="360" w:lineRule="auto"/>
-        <w:jc w:val="left"/>
       </w:pPr>
       <w:r>
         <w:rPr>
@@ -2257,7 +2171,6 @@
     <w:p>
       <w:pPr>
         <w:spacing w:after="40" w:before="20" w:line="360" w:lineRule="auto"/>
-        <w:jc w:val="left"/>
       </w:pPr>
       <w:r>
         <w:rPr>
@@ -2272,7 +2185,6 @@
     <w:p>
       <w:pPr>
         <w:spacing w:after="40" w:before="20" w:line="360" w:lineRule="auto"/>
-        <w:jc w:val="left"/>
       </w:pPr>
       <w:r>
         <w:rPr>
@@ -2287,7 +2199,6 @@
     <w:p>
       <w:pPr>
         <w:spacing w:after="40" w:before="20" w:line="360" w:lineRule="auto"/>
-        <w:jc w:val="left"/>
       </w:pPr>
       <w:r>
         <w:rPr>
@@ -2302,7 +2213,6 @@
     <w:p>
       <w:pPr>
         <w:spacing w:after="40" w:before="20" w:line="360" w:lineRule="auto"/>
-        <w:jc w:val="left"/>
       </w:pPr>
       <w:r>
         <w:rPr>
@@ -2317,7 +2227,6 @@
     <w:p>
       <w:pPr>
         <w:spacing w:after="40" w:before="20" w:line="360" w:lineRule="auto"/>
-        <w:jc w:val="left"/>
       </w:pPr>
       <w:r>
         <w:rPr>
@@ -2332,7 +2241,6 @@
     <w:p>
       <w:pPr>
         <w:spacing w:after="40" w:before="20" w:line="360" w:lineRule="auto"/>
-        <w:jc w:val="left"/>
       </w:pPr>
       <w:r>
         <w:rPr>
@@ -2347,7 +2255,6 @@
     <w:p>
       <w:pPr>
         <w:spacing w:after="40" w:before="0" w:line="360" w:lineRule="auto"/>
-        <w:jc w:val="left"/>
       </w:pPr>
       <w:r>
         <w:rPr>
@@ -2362,7 +2269,6 @@
     <w:p>
       <w:pPr>
         <w:spacing w:after="80" w:before="0" w:line="360" w:lineRule="auto"/>
-        <w:jc w:val="left"/>
       </w:pPr>
       <w:r>
         <w:rPr>
@@ -2378,7 +2284,6 @@
     <w:p>
       <w:pPr>
         <w:spacing w:after="40" w:before="20" w:line="360" w:lineRule="auto"/>
-        <w:jc w:val="left"/>
       </w:pPr>
       <w:r>
         <w:rPr>
@@ -2393,7 +2298,6 @@
     <w:p>
       <w:pPr>
         <w:spacing w:after="40" w:before="20" w:line="360" w:lineRule="auto"/>
-        <w:jc w:val="left"/>
       </w:pPr>
       <w:r>
         <w:rPr>
@@ -2408,7 +2312,6 @@
     <w:p>
       <w:pPr>
         <w:spacing w:after="40" w:before="20" w:line="360" w:lineRule="auto"/>
-        <w:jc w:val="left"/>
       </w:pPr>
       <w:r>
         <w:rPr>
@@ -2423,7 +2326,6 @@
     <w:p>
       <w:pPr>
         <w:spacing w:after="40" w:before="20" w:line="360" w:lineRule="auto"/>
-        <w:jc w:val="left"/>
       </w:pPr>
       <w:r>
         <w:rPr>
@@ -2438,7 +2340,6 @@
     <w:p>
       <w:pPr>
         <w:spacing w:after="40" w:before="0" w:line="360" w:lineRule="auto"/>
-        <w:jc w:val="left"/>
       </w:pPr>
       <w:r>
         <w:rPr>
@@ -2453,7 +2354,6 @@
     <w:p>
       <w:pPr>
         <w:spacing w:after="80" w:before="0" w:line="360" w:lineRule="auto"/>
-        <w:jc w:val="left"/>
       </w:pPr>
       <w:r>
         <w:rPr>
@@ -2469,7 +2369,6 @@
     <w:p>
       <w:pPr>
         <w:spacing w:after="40" w:before="20" w:line="360" w:lineRule="auto"/>
-        <w:jc w:val="left"/>
       </w:pPr>
       <w:r>
         <w:rPr>
@@ -2484,7 +2383,6 @@
     <w:p>
       <w:pPr>
         <w:spacing w:after="40" w:before="20" w:line="360" w:lineRule="auto"/>
-        <w:jc w:val="left"/>
       </w:pPr>
       <w:r>
         <w:rPr>
@@ -2499,7 +2397,6 @@
     <w:p>
       <w:pPr>
         <w:spacing w:after="40" w:before="20" w:line="360" w:lineRule="auto"/>
-        <w:jc w:val="left"/>
       </w:pPr>
       <w:r>
         <w:rPr>
@@ -2514,7 +2411,6 @@
     <w:p>
       <w:pPr>
         <w:spacing w:after="40" w:before="20" w:line="360" w:lineRule="auto"/>
-        <w:jc w:val="left"/>
       </w:pPr>
       <w:r>
         <w:rPr>
@@ -2529,7 +2425,6 @@
     <w:p>
       <w:pPr>
         <w:spacing w:after="40" w:before="20" w:line="360" w:lineRule="auto"/>
-        <w:jc w:val="left"/>
       </w:pPr>
       <w:r>
         <w:rPr>
@@ -2544,7 +2439,6 @@
     <w:p>
       <w:pPr>
         <w:spacing w:after="40" w:before="20" w:line="360" w:lineRule="auto"/>
-        <w:jc w:val="left"/>
       </w:pPr>
       <w:r>
         <w:rPr>
@@ -2559,7 +2453,6 @@
     <w:p>
       <w:pPr>
         <w:spacing w:after="40" w:before="0" w:line="360" w:lineRule="auto"/>
-        <w:jc w:val="left"/>
       </w:pPr>
       <w:r>
         <w:rPr>
@@ -2574,7 +2467,6 @@
     <w:p>
       <w:pPr>
         <w:spacing w:after="80" w:before="0" w:line="360" w:lineRule="auto"/>
-        <w:jc w:val="left"/>
       </w:pPr>
       <w:r>
         <w:rPr>
@@ -2590,7 +2482,6 @@
     <w:p>
       <w:pPr>
         <w:spacing w:after="40" w:before="20" w:line="360" w:lineRule="auto"/>
-        <w:jc w:val="left"/>
       </w:pPr>
       <w:r>
         <w:rPr>
@@ -2605,7 +2496,6 @@
     <w:p>
       <w:pPr>
         <w:spacing w:after="40" w:before="20" w:line="360" w:lineRule="auto"/>
-        <w:jc w:val="left"/>
       </w:pPr>
       <w:r>
         <w:rPr>
@@ -2620,7 +2510,6 @@
     <w:p>
       <w:pPr>
         <w:spacing w:after="40" w:before="20" w:line="360" w:lineRule="auto"/>
-        <w:jc w:val="left"/>
       </w:pPr>
       <w:r>
         <w:rPr>
@@ -2635,7 +2524,6 @@
     <w:p>
       <w:pPr>
         <w:spacing w:after="40" w:before="0" w:line="360" w:lineRule="auto"/>
-        <w:jc w:val="left"/>
       </w:pPr>
       <w:r>
         <w:rPr>
@@ -2650,7 +2538,6 @@
     <w:p>
       <w:pPr>
         <w:spacing w:after="100" w:before="180" w:line="360" w:lineRule="auto"/>
-        <w:jc w:val="left"/>
       </w:pPr>
       <w:r>
         <w:rPr>
@@ -2683,7 +2570,6 @@
           <w:p>
             <w:pPr>
               <w:spacing w:after="40" w:before="40" w:line="360" w:lineRule="auto"/>
-              <w:jc w:val="left"/>
             </w:pPr>
             <w:r>
               <w:rPr>
@@ -2704,7 +2590,6 @@
           <w:p>
             <w:pPr>
               <w:spacing w:after="40" w:before="40" w:line="360" w:lineRule="auto"/>
-              <w:jc w:val="left"/>
             </w:pPr>
             <w:r>
               <w:rPr>
@@ -2725,7 +2610,6 @@
           <w:p>
             <w:pPr>
               <w:spacing w:after="40" w:before="40" w:line="360" w:lineRule="auto"/>
-              <w:jc w:val="left"/>
             </w:pPr>
             <w:r>
               <w:rPr>
@@ -2746,7 +2630,6 @@
           <w:p>
             <w:pPr>
               <w:spacing w:after="40" w:before="40" w:line="360" w:lineRule="auto"/>
-              <w:jc w:val="left"/>
             </w:pPr>
             <w:r>
               <w:rPr>
@@ -2764,7 +2647,6 @@
           <w:p>
             <w:pPr>
               <w:spacing w:after="40" w:before="40" w:line="360" w:lineRule="auto"/>
-              <w:jc w:val="left"/>
             </w:pPr>
             <w:r>
               <w:rPr>
@@ -2782,7 +2664,6 @@
           <w:p>
             <w:pPr>
               <w:spacing w:after="40" w:before="40" w:line="360" w:lineRule="auto"/>
-              <w:jc w:val="left"/>
             </w:pPr>
             <w:r>
               <w:rPr>
@@ -2802,7 +2683,6 @@
           <w:p>
             <w:pPr>
               <w:spacing w:after="40" w:before="40" w:line="360" w:lineRule="auto"/>
-              <w:jc w:val="left"/>
             </w:pPr>
             <w:r>
               <w:rPr>
@@ -2820,7 +2700,6 @@
           <w:p>
             <w:pPr>
               <w:spacing w:after="40" w:before="40" w:line="360" w:lineRule="auto"/>
-              <w:jc w:val="left"/>
             </w:pPr>
             <w:r>
               <w:rPr>
@@ -2838,7 +2717,6 @@
           <w:p>
             <w:pPr>
               <w:spacing w:after="40" w:before="40" w:line="360" w:lineRule="auto"/>
-              <w:jc w:val="left"/>
             </w:pPr>
             <w:r>
               <w:rPr>
@@ -2858,7 +2736,6 @@
           <w:p>
             <w:pPr>
               <w:spacing w:after="40" w:before="40" w:line="360" w:lineRule="auto"/>
-              <w:jc w:val="left"/>
             </w:pPr>
             <w:r>
               <w:rPr>
@@ -2876,7 +2753,6 @@
           <w:p>
             <w:pPr>
               <w:spacing w:after="40" w:before="40" w:line="360" w:lineRule="auto"/>
-              <w:jc w:val="left"/>
             </w:pPr>
             <w:r>
               <w:rPr>
@@ -2894,7 +2770,6 @@
           <w:p>
             <w:pPr>
               <w:spacing w:after="40" w:before="40" w:line="360" w:lineRule="auto"/>
-              <w:jc w:val="left"/>
             </w:pPr>
             <w:r>
               <w:rPr>
@@ -2912,22 +2787,20 @@
     <w:p>
       <w:pPr>
         <w:spacing w:after="60" w:before="0" w:line="360" w:lineRule="auto"/>
-        <w:jc w:val="left"/>
-      </w:pPr>
-      <w:r>
-        <w:rPr>
-          <w:rFonts w:ascii="Microsoft YaHei" w:hAnsi="Microsoft YaHei" w:eastAsia="Microsoft YaHei"/>
-          <w:sz w:val="12"/>
-          <w:szCs w:val="12"/>
-          <w:color w:val="000000"/>
-        </w:rPr>
-        <w:t xml:space="preserve"/>
-      </w:r>
-    </w:p>
-    <w:p>
-      <w:pPr>
-        <w:spacing w:after="40" w:before="0" w:line="360" w:lineRule="auto"/>
-        <w:jc w:val="left"/>
+      </w:pPr>
+      <w:r>
+        <w:rPr>
+          <w:rFonts w:ascii="Microsoft YaHei" w:hAnsi="Microsoft YaHei" w:eastAsia="Microsoft YaHei"/>
+          <w:sz w:val="12"/>
+          <w:szCs w:val="12"/>
+          <w:color w:val="000000"/>
+        </w:rPr>
+        <w:t xml:space="preserve"/>
+      </w:r>
+    </w:p>
+    <w:p>
+      <w:pPr>
+        <w:spacing w:after="40" w:before="0" w:line="360" w:lineRule="auto"/>
       </w:pPr>
       <w:r>
         <w:rPr>
@@ -2942,7 +2815,6 @@
     <w:p>
       <w:pPr>
         <w:spacing w:after="100" w:before="180" w:line="360" w:lineRule="auto"/>
-        <w:jc w:val="left"/>
       </w:pPr>
       <w:r>
         <w:rPr>
@@ -2958,22 +2830,48 @@
     <w:p>
       <w:pPr>
         <w:spacing w:after="40" w:before="20" w:line="360" w:lineRule="auto"/>
-        <w:jc w:val="left"/>
-      </w:pPr>
-      <w:r>
-        <w:rPr>
-          <w:rFonts w:ascii="Microsoft YaHei" w:hAnsi="Microsoft YaHei" w:eastAsia="Microsoft YaHei"/>
-          <w:sz w:val="22"/>
-          <w:szCs w:val="22"/>
-          <w:color w:val="000000"/>
-        </w:rPr>
-        <w:t xml:space="preserve">未使用</w:t>
-      </w:r>
-    </w:p>
-    <w:p>
-      <w:pPr>
-        <w:spacing w:after="40" w:before="0" w:line="360" w:lineRule="auto"/>
-        <w:jc w:val="left"/>
+      </w:pPr>
+      <w:r>
+        <w:rPr>
+          <w:rFonts w:ascii="Microsoft YaHei" w:hAnsi="Microsoft YaHei" w:eastAsia="Microsoft YaHei"/>
+          <w:sz w:val="22"/>
+          <w:szCs w:val="22"/>
+          <w:color w:val="000000"/>
+        </w:rPr>
+        <w:t xml:space="preserve">Claude：辅助分析 Netty ChannelHandler 中消息乱序的根本原因（并发写入不同 Channel 的竞态条件），建议使用 LinkedBlockingQueue 串行化同一用户推送</w:t>
+      </w:r>
+    </w:p>
+    <w:p>
+      <w:pPr>
+        <w:spacing w:after="40" w:before="20" w:line="360" w:lineRule="auto"/>
+      </w:pPr>
+      <w:r>
+        <w:rPr>
+          <w:rFonts w:ascii="Microsoft YaHei" w:hAnsi="Microsoft YaHei" w:eastAsia="Microsoft YaHei"/>
+          <w:sz w:val="22"/>
+          <w:szCs w:val="22"/>
+          <w:color w:val="000000"/>
+        </w:rPr>
+        <w:t xml:space="preserve">Claude：协助调试 WebSocket 频繁断开问题，定位到缺少 IdleStateHandler 心跳机制</w:t>
+      </w:r>
+    </w:p>
+    <w:p>
+      <w:pPr>
+        <w:spacing w:after="40" w:before="20" w:line="360" w:lineRule="auto"/>
+      </w:pPr>
+      <w:r>
+        <w:rPr>
+          <w:rFonts w:ascii="Microsoft YaHei" w:hAnsi="Microsoft YaHei" w:eastAsia="Microsoft YaHei"/>
+          <w:sz w:val="22"/>
+          <w:szCs w:val="22"/>
+          <w:color w:val="000000"/>
+        </w:rPr>
+        <w:t xml:space="preserve">GitHub Copilot：辅助编写 GroupMessageProcessor 中的群成员遍历循环</w:t>
+      </w:r>
+    </w:p>
+    <w:p>
+      <w:pPr>
+        <w:spacing w:after="40" w:before="0" w:line="360" w:lineRule="auto"/>
       </w:pPr>
       <w:r>
         <w:rPr>
@@ -2996,7 +2894,6 @@
     <w:p>
       <w:pPr>
         <w:spacing w:after="40" w:before="0" w:line="360" w:lineRule="auto"/>
-        <w:jc w:val="left"/>
       </w:pPr>
       <w:r>
         <w:rPr>
@@ -3011,7 +2908,6 @@
     <w:p>
       <w:pPr>
         <w:spacing w:after="120" w:before="240" w:line="360" w:lineRule="auto"/>
-        <w:jc w:val="left"/>
       </w:pPr>
       <w:r>
         <w:rPr>
@@ -3027,7 +2923,6 @@
     <w:p>
       <w:pPr>
         <w:spacing w:after="40" w:before="0" w:line="360" w:lineRule="auto"/>
-        <w:jc w:val="left"/>
       </w:pPr>
       <w:r>
         <w:rPr>
@@ -3042,7 +2937,6 @@
     <w:p>
       <w:pPr>
         <w:spacing w:after="100" w:before="180" w:line="360" w:lineRule="auto"/>
-        <w:jc w:val="left"/>
       </w:pPr>
       <w:r>
         <w:rPr>
@@ -3058,7 +2952,6 @@
     <w:p>
       <w:pPr>
         <w:spacing w:after="40" w:before="20" w:line="360" w:lineRule="auto"/>
-        <w:jc w:val="left"/>
       </w:pPr>
       <w:r>
         <w:rPr>
@@ -3073,7 +2966,6 @@
     <w:p>
       <w:pPr>
         <w:spacing w:after="40" w:before="20" w:line="360" w:lineRule="auto"/>
-        <w:jc w:val="left"/>
       </w:pPr>
       <w:r>
         <w:rPr>
@@ -3088,7 +2980,6 @@
     <w:p>
       <w:pPr>
         <w:spacing w:after="40" w:before="20" w:line="360" w:lineRule="auto"/>
-        <w:jc w:val="left"/>
       </w:pPr>
       <w:r>
         <w:rPr>
@@ -3103,7 +2994,6 @@
     <w:p>
       <w:pPr>
         <w:spacing w:after="40" w:before="0" w:line="360" w:lineRule="auto"/>
-        <w:jc w:val="left"/>
       </w:pPr>
       <w:r>
         <w:rPr>
@@ -3118,7 +3008,6 @@
     <w:p>
       <w:pPr>
         <w:spacing w:after="100" w:before="180" w:line="360" w:lineRule="auto"/>
-        <w:jc w:val="left"/>
       </w:pPr>
       <w:r>
         <w:rPr>
@@ -3134,7 +3023,6 @@
     <w:p>
       <w:pPr>
         <w:spacing w:after="40" w:before="0" w:line="360" w:lineRule="auto"/>
-        <w:jc w:val="left"/>
       </w:pPr>
       <w:r>
         <w:rPr>
@@ -3149,7 +3037,6 @@
     <w:p>
       <w:pPr>
         <w:spacing w:after="80" w:before="0" w:line="360" w:lineRule="auto"/>
-        <w:jc w:val="left"/>
       </w:pPr>
       <w:r>
         <w:rPr>
@@ -3165,7 +3052,6 @@
     <w:p>
       <w:pPr>
         <w:spacing w:after="40" w:before="20" w:line="360" w:lineRule="auto"/>
-        <w:jc w:val="left"/>
       </w:pPr>
       <w:r>
         <w:rPr>
@@ -3180,7 +3066,6 @@
     <w:p>
       <w:pPr>
         <w:spacing w:after="40" w:before="20" w:line="360" w:lineRule="auto"/>
-        <w:jc w:val="left"/>
       </w:pPr>
       <w:r>
         <w:rPr>
@@ -3195,7 +3080,6 @@
     <w:p>
       <w:pPr>
         <w:spacing w:after="40" w:before="20" w:line="360" w:lineRule="auto"/>
-        <w:jc w:val="left"/>
       </w:pPr>
       <w:r>
         <w:rPr>
@@ -3210,7 +3094,6 @@
     <w:p>
       <w:pPr>
         <w:spacing w:after="40" w:before="20" w:line="360" w:lineRule="auto"/>
-        <w:jc w:val="left"/>
       </w:pPr>
       <w:r>
         <w:rPr>
@@ -3225,7 +3108,6 @@
     <w:p>
       <w:pPr>
         <w:spacing w:after="40" w:before="20" w:line="360" w:lineRule="auto"/>
-        <w:jc w:val="left"/>
       </w:pPr>
       <w:r>
         <w:rPr>
@@ -3240,7 +3122,6 @@
     <w:p>
       <w:pPr>
         <w:spacing w:after="40" w:before="20" w:line="360" w:lineRule="auto"/>
-        <w:jc w:val="left"/>
       </w:pPr>
       <w:r>
         <w:rPr>
@@ -3255,7 +3136,6 @@
     <w:p>
       <w:pPr>
         <w:spacing w:after="40" w:before="20" w:line="360" w:lineRule="auto"/>
-        <w:jc w:val="left"/>
       </w:pPr>
       <w:r>
         <w:rPr>
@@ -3270,7 +3150,6 @@
     <w:p>
       <w:pPr>
         <w:spacing w:after="40" w:before="20" w:line="360" w:lineRule="auto"/>
-        <w:jc w:val="left"/>
       </w:pPr>
       <w:r>
         <w:rPr>
@@ -3285,7 +3164,6 @@
     <w:p>
       <w:pPr>
         <w:spacing w:after="40" w:before="20" w:line="360" w:lineRule="auto"/>
-        <w:jc w:val="left"/>
       </w:pPr>
       <w:r>
         <w:rPr>
@@ -3300,7 +3178,6 @@
     <w:p>
       <w:pPr>
         <w:spacing w:after="40" w:before="0" w:line="360" w:lineRule="auto"/>
-        <w:jc w:val="left"/>
       </w:pPr>
       <w:r>
         <w:rPr>
@@ -3315,7 +3192,6 @@
     <w:p>
       <w:pPr>
         <w:spacing w:after="80" w:before="0" w:line="360" w:lineRule="auto"/>
-        <w:jc w:val="left"/>
       </w:pPr>
       <w:r>
         <w:rPr>
@@ -3331,7 +3207,6 @@
     <w:p>
       <w:pPr>
         <w:spacing w:after="40" w:before="20" w:line="360" w:lineRule="auto"/>
-        <w:jc w:val="left"/>
       </w:pPr>
       <w:r>
         <w:rPr>
@@ -3346,7 +3221,6 @@
     <w:p>
       <w:pPr>
         <w:spacing w:after="40" w:before="20" w:line="360" w:lineRule="auto"/>
-        <w:jc w:val="left"/>
       </w:pPr>
       <w:r>
         <w:rPr>
@@ -3361,7 +3235,6 @@
     <w:p>
       <w:pPr>
         <w:spacing w:after="40" w:before="20" w:line="360" w:lineRule="auto"/>
-        <w:jc w:val="left"/>
       </w:pPr>
       <w:r>
         <w:rPr>
@@ -3376,7 +3249,6 @@
     <w:p>
       <w:pPr>
         <w:spacing w:after="40" w:before="20" w:line="360" w:lineRule="auto"/>
-        <w:jc w:val="left"/>
       </w:pPr>
       <w:r>
         <w:rPr>
@@ -3391,7 +3263,6 @@
     <w:p>
       <w:pPr>
         <w:spacing w:after="40" w:before="0" w:line="360" w:lineRule="auto"/>
-        <w:jc w:val="left"/>
       </w:pPr>
       <w:r>
         <w:rPr>
@@ -3406,7 +3277,6 @@
     <w:p>
       <w:pPr>
         <w:spacing w:after="80" w:before="0" w:line="360" w:lineRule="auto"/>
-        <w:jc w:val="left"/>
       </w:pPr>
       <w:r>
         <w:rPr>
@@ -3422,7 +3292,6 @@
     <w:p>
       <w:pPr>
         <w:spacing w:after="40" w:before="20" w:line="360" w:lineRule="auto"/>
-        <w:jc w:val="left"/>
       </w:pPr>
       <w:r>
         <w:rPr>
@@ -3437,7 +3306,6 @@
     <w:p>
       <w:pPr>
         <w:spacing w:after="40" w:before="20" w:line="360" w:lineRule="auto"/>
-        <w:jc w:val="left"/>
       </w:pPr>
       <w:r>
         <w:rPr>
@@ -3452,7 +3320,6 @@
     <w:p>
       <w:pPr>
         <w:spacing w:after="40" w:before="20" w:line="360" w:lineRule="auto"/>
-        <w:jc w:val="left"/>
       </w:pPr>
       <w:r>
         <w:rPr>
@@ -3467,7 +3334,6 @@
     <w:p>
       <w:pPr>
         <w:spacing w:after="40" w:before="20" w:line="360" w:lineRule="auto"/>
-        <w:jc w:val="left"/>
       </w:pPr>
       <w:r>
         <w:rPr>
@@ -3482,7 +3348,6 @@
     <w:p>
       <w:pPr>
         <w:spacing w:after="40" w:before="0" w:line="360" w:lineRule="auto"/>
-        <w:jc w:val="left"/>
       </w:pPr>
       <w:r>
         <w:rPr>
@@ -3497,7 +3362,6 @@
     <w:p>
       <w:pPr>
         <w:spacing w:after="100" w:before="180" w:line="360" w:lineRule="auto"/>
-        <w:jc w:val="left"/>
       </w:pPr>
       <w:r>
         <w:rPr>
@@ -3530,7 +3394,6 @@
           <w:p>
             <w:pPr>
               <w:spacing w:after="40" w:before="40" w:line="360" w:lineRule="auto"/>
-              <w:jc w:val="left"/>
             </w:pPr>
             <w:r>
               <w:rPr>
@@ -3551,7 +3414,6 @@
           <w:p>
             <w:pPr>
               <w:spacing w:after="40" w:before="40" w:line="360" w:lineRule="auto"/>
-              <w:jc w:val="left"/>
             </w:pPr>
             <w:r>
               <w:rPr>
@@ -3572,7 +3434,6 @@
           <w:p>
             <w:pPr>
               <w:spacing w:after="40" w:before="40" w:line="360" w:lineRule="auto"/>
-              <w:jc w:val="left"/>
             </w:pPr>
             <w:r>
               <w:rPr>
@@ -3593,7 +3454,6 @@
           <w:p>
             <w:pPr>
               <w:spacing w:after="40" w:before="40" w:line="360" w:lineRule="auto"/>
-              <w:jc w:val="left"/>
             </w:pPr>
             <w:r>
               <w:rPr>
@@ -3611,7 +3471,6 @@
           <w:p>
             <w:pPr>
               <w:spacing w:after="40" w:before="40" w:line="360" w:lineRule="auto"/>
-              <w:jc w:val="left"/>
             </w:pPr>
             <w:r>
               <w:rPr>
@@ -3629,7 +3488,6 @@
           <w:p>
             <w:pPr>
               <w:spacing w:after="40" w:before="40" w:line="360" w:lineRule="auto"/>
-              <w:jc w:val="left"/>
             </w:pPr>
             <w:r>
               <w:rPr>
@@ -3649,7 +3507,6 @@
           <w:p>
             <w:pPr>
               <w:spacing w:after="40" w:before="40" w:line="360" w:lineRule="auto"/>
-              <w:jc w:val="left"/>
             </w:pPr>
             <w:r>
               <w:rPr>
@@ -3667,7 +3524,6 @@
           <w:p>
             <w:pPr>
               <w:spacing w:after="40" w:before="40" w:line="360" w:lineRule="auto"/>
-              <w:jc w:val="left"/>
             </w:pPr>
             <w:r>
               <w:rPr>
@@ -3685,7 +3541,6 @@
           <w:p>
             <w:pPr>
               <w:spacing w:after="40" w:before="40" w:line="360" w:lineRule="auto"/>
-              <w:jc w:val="left"/>
             </w:pPr>
             <w:r>
               <w:rPr>
@@ -3705,7 +3560,6 @@
           <w:p>
             <w:pPr>
               <w:spacing w:after="40" w:before="40" w:line="360" w:lineRule="auto"/>
-              <w:jc w:val="left"/>
             </w:pPr>
             <w:r>
               <w:rPr>
@@ -3723,7 +3577,6 @@
           <w:p>
             <w:pPr>
               <w:spacing w:after="40" w:before="40" w:line="360" w:lineRule="auto"/>
-              <w:jc w:val="left"/>
             </w:pPr>
             <w:r>
               <w:rPr>
@@ -3741,7 +3594,6 @@
           <w:p>
             <w:pPr>
               <w:spacing w:after="40" w:before="40" w:line="360" w:lineRule="auto"/>
-              <w:jc w:val="left"/>
             </w:pPr>
             <w:r>
               <w:rPr>
@@ -3759,22 +3611,20 @@
     <w:p>
       <w:pPr>
         <w:spacing w:after="60" w:before="0" w:line="360" w:lineRule="auto"/>
-        <w:jc w:val="left"/>
-      </w:pPr>
-      <w:r>
-        <w:rPr>
-          <w:rFonts w:ascii="Microsoft YaHei" w:hAnsi="Microsoft YaHei" w:eastAsia="Microsoft YaHei"/>
-          <w:sz w:val="12"/>
-          <w:szCs w:val="12"/>
-          <w:color w:val="000000"/>
-        </w:rPr>
-        <w:t xml:space="preserve"/>
-      </w:r>
-    </w:p>
-    <w:p>
-      <w:pPr>
-        <w:spacing w:after="40" w:before="0" w:line="360" w:lineRule="auto"/>
-        <w:jc w:val="left"/>
+      </w:pPr>
+      <w:r>
+        <w:rPr>
+          <w:rFonts w:ascii="Microsoft YaHei" w:hAnsi="Microsoft YaHei" w:eastAsia="Microsoft YaHei"/>
+          <w:sz w:val="12"/>
+          <w:szCs w:val="12"/>
+          <w:color w:val="000000"/>
+        </w:rPr>
+        <w:t xml:space="preserve"/>
+      </w:r>
+    </w:p>
+    <w:p>
+      <w:pPr>
+        <w:spacing w:after="40" w:before="0" w:line="360" w:lineRule="auto"/>
       </w:pPr>
       <w:r>
         <w:rPr>
@@ -3789,7 +3639,6 @@
     <w:p>
       <w:pPr>
         <w:spacing w:after="100" w:before="180" w:line="360" w:lineRule="auto"/>
-        <w:jc w:val="left"/>
       </w:pPr>
       <w:r>
         <w:rPr>
@@ -3805,22 +3654,48 @@
     <w:p>
       <w:pPr>
         <w:spacing w:after="40" w:before="20" w:line="360" w:lineRule="auto"/>
-        <w:jc w:val="left"/>
-      </w:pPr>
-      <w:r>
-        <w:rPr>
-          <w:rFonts w:ascii="Microsoft YaHei" w:hAnsi="Microsoft YaHei" w:eastAsia="Microsoft YaHei"/>
-          <w:sz w:val="22"/>
-          <w:szCs w:val="22"/>
-          <w:color w:val="000000"/>
-        </w:rPr>
-        <w:t xml:space="preserve">未使用</w:t>
-      </w:r>
-    </w:p>
-    <w:p>
-      <w:pPr>
-        <w:spacing w:after="40" w:before="0" w:line="360" w:lineRule="auto"/>
-        <w:jc w:val="left"/>
+      </w:pPr>
+      <w:r>
+        <w:rPr>
+          <w:rFonts w:ascii="Microsoft YaHei" w:hAnsi="Microsoft YaHei" w:eastAsia="Microsoft YaHei"/>
+          <w:sz w:val="22"/>
+          <w:szCs w:val="22"/>
+          <w:color w:val="000000"/>
+        </w:rPr>
+        <w:t xml:space="preserve">Claude：辅助排查 MinIO bucket 权限问题，分析 bucketExists/makeBucket/setBucketPublic 调用时序，定位 setBucketPublic 仅在首次创建时执行的逻辑缺陷</w:t>
+      </w:r>
+    </w:p>
+    <w:p>
+      <w:pPr>
+        <w:spacing w:after="40" w:before="20" w:line="360" w:lineRule="auto"/>
+      </w:pPr>
+      <w:r>
+        <w:rPr>
+          <w:rFonts w:ascii="Microsoft YaHei" w:hAnsi="Microsoft YaHei" w:eastAsia="Microsoft YaHei"/>
+          <w:sz w:val="22"/>
+          <w:szCs w:val="22"/>
+          <w:color w:val="000000"/>
+        </w:rPr>
+        <w:t xml:space="preserve">Claude：提供 MinIO SetBucketPolicy 所需的 JSON Policy 格式模板</w:t>
+      </w:r>
+    </w:p>
+    <w:p>
+      <w:pPr>
+        <w:spacing w:after="40" w:before="20" w:line="360" w:lineRule="auto"/>
+      </w:pPr>
+      <w:r>
+        <w:rPr>
+          <w:rFonts w:ascii="Microsoft YaHei" w:hAnsi="Microsoft YaHei" w:eastAsia="Microsoft YaHei"/>
+          <w:sz w:val="22"/>
+          <w:szCs w:val="22"/>
+          <w:color w:val="000000"/>
+        </w:rPr>
+        <w:t xml:space="preserve">GitHub Copilot：辅助编写 Thumbnailator 缩略图生成代码（固定宽度缩放 + 保持比例）</w:t>
+      </w:r>
+    </w:p>
+    <w:p>
+      <w:pPr>
+        <w:spacing w:after="40" w:before="0" w:line="360" w:lineRule="auto"/>
       </w:pPr>
       <w:r>
         <w:rPr>
@@ -3843,7 +3718,6 @@
     <w:p>
       <w:pPr>
         <w:spacing w:after="40" w:before="0" w:line="360" w:lineRule="auto"/>
-        <w:jc w:val="left"/>
       </w:pPr>
       <w:r>
         <w:rPr>
@@ -3858,7 +3732,6 @@
     <w:p>
       <w:pPr>
         <w:spacing w:after="120" w:before="240" w:line="360" w:lineRule="auto"/>
-        <w:jc w:val="left"/>
       </w:pPr>
       <w:r>
         <w:rPr>
@@ -3874,7 +3747,6 @@
     <w:p>
       <w:pPr>
         <w:spacing w:after="40" w:before="0" w:line="360" w:lineRule="auto"/>
-        <w:jc w:val="left"/>
       </w:pPr>
       <w:r>
         <w:rPr>
@@ -3889,7 +3761,6 @@
     <w:p>
       <w:pPr>
         <w:spacing w:after="100" w:before="180" w:line="360" w:lineRule="auto"/>
-        <w:jc w:val="left"/>
       </w:pPr>
       <w:r>
         <w:rPr>
@@ -3905,7 +3776,6 @@
     <w:p>
       <w:pPr>
         <w:spacing w:after="40" w:before="20" w:line="360" w:lineRule="auto"/>
-        <w:jc w:val="left"/>
       </w:pPr>
       <w:r>
         <w:rPr>
@@ -3920,7 +3790,6 @@
     <w:p>
       <w:pPr>
         <w:spacing w:after="40" w:before="20" w:line="360" w:lineRule="auto"/>
-        <w:jc w:val="left"/>
       </w:pPr>
       <w:r>
         <w:rPr>
@@ -3935,7 +3804,6 @@
     <w:p>
       <w:pPr>
         <w:spacing w:after="40" w:before="20" w:line="360" w:lineRule="auto"/>
-        <w:jc w:val="left"/>
       </w:pPr>
       <w:r>
         <w:rPr>
@@ -3950,7 +3818,6 @@
     <w:p>
       <w:pPr>
         <w:spacing w:after="40" w:before="0" w:line="360" w:lineRule="auto"/>
-        <w:jc w:val="left"/>
       </w:pPr>
       <w:r>
         <w:rPr>
@@ -3965,7 +3832,6 @@
     <w:p>
       <w:pPr>
         <w:spacing w:after="100" w:before="180" w:line="360" w:lineRule="auto"/>
-        <w:jc w:val="left"/>
       </w:pPr>
       <w:r>
         <w:rPr>
@@ -3981,7 +3847,6 @@
     <w:p>
       <w:pPr>
         <w:spacing w:after="40" w:before="0" w:line="360" w:lineRule="auto"/>
-        <w:jc w:val="left"/>
       </w:pPr>
       <w:r>
         <w:rPr>
@@ -3996,7 +3861,6 @@
     <w:p>
       <w:pPr>
         <w:spacing w:after="80" w:before="0" w:line="360" w:lineRule="auto"/>
-        <w:jc w:val="left"/>
       </w:pPr>
       <w:r>
         <w:rPr>
@@ -4012,7 +3876,6 @@
     <w:p>
       <w:pPr>
         <w:spacing w:after="40" w:before="20" w:line="360" w:lineRule="auto"/>
-        <w:jc w:val="left"/>
       </w:pPr>
       <w:r>
         <w:rPr>
@@ -4027,7 +3890,6 @@
     <w:p>
       <w:pPr>
         <w:spacing w:after="40" w:before="20" w:line="360" w:lineRule="auto"/>
-        <w:jc w:val="left"/>
       </w:pPr>
       <w:r>
         <w:rPr>
@@ -4042,7 +3904,6 @@
     <w:p>
       <w:pPr>
         <w:spacing w:after="40" w:before="20" w:line="360" w:lineRule="auto"/>
-        <w:jc w:val="left"/>
       </w:pPr>
       <w:r>
         <w:rPr>
@@ -4057,7 +3918,6 @@
     <w:p>
       <w:pPr>
         <w:spacing w:after="40" w:before="20" w:line="360" w:lineRule="auto"/>
-        <w:jc w:val="left"/>
       </w:pPr>
       <w:r>
         <w:rPr>
@@ -4072,7 +3932,6 @@
     <w:p>
       <w:pPr>
         <w:spacing w:after="40" w:before="20" w:line="360" w:lineRule="auto"/>
-        <w:jc w:val="left"/>
       </w:pPr>
       <w:r>
         <w:rPr>
@@ -4087,7 +3946,6 @@
     <w:p>
       <w:pPr>
         <w:spacing w:after="40" w:before="20" w:line="360" w:lineRule="auto"/>
-        <w:jc w:val="left"/>
       </w:pPr>
       <w:r>
         <w:rPr>
@@ -4102,7 +3960,6 @@
     <w:p>
       <w:pPr>
         <w:spacing w:after="40" w:before="20" w:line="360" w:lineRule="auto"/>
-        <w:jc w:val="left"/>
       </w:pPr>
       <w:r>
         <w:rPr>
@@ -4117,7 +3974,6 @@
     <w:p>
       <w:pPr>
         <w:spacing w:after="40" w:before="20" w:line="360" w:lineRule="auto"/>
-        <w:jc w:val="left"/>
       </w:pPr>
       <w:r>
         <w:rPr>
@@ -4132,7 +3988,6 @@
     <w:p>
       <w:pPr>
         <w:spacing w:after="40" w:before="20" w:line="360" w:lineRule="auto"/>
-        <w:jc w:val="left"/>
       </w:pPr>
       <w:r>
         <w:rPr>
@@ -4147,7 +4002,6 @@
     <w:p>
       <w:pPr>
         <w:spacing w:after="40" w:before="20" w:line="360" w:lineRule="auto"/>
-        <w:jc w:val="left"/>
       </w:pPr>
       <w:r>
         <w:rPr>
@@ -4162,7 +4016,6 @@
     <w:p>
       <w:pPr>
         <w:spacing w:after="40" w:before="20" w:line="360" w:lineRule="auto"/>
-        <w:jc w:val="left"/>
       </w:pPr>
       <w:r>
         <w:rPr>
@@ -4177,7 +4030,6 @@
     <w:p>
       <w:pPr>
         <w:spacing w:after="40" w:before="0" w:line="360" w:lineRule="auto"/>
-        <w:jc w:val="left"/>
       </w:pPr>
       <w:r>
         <w:rPr>
@@ -4192,7 +4044,6 @@
     <w:p>
       <w:pPr>
         <w:spacing w:after="80" w:before="0" w:line="360" w:lineRule="auto"/>
-        <w:jc w:val="left"/>
       </w:pPr>
       <w:r>
         <w:rPr>
@@ -4208,7 +4059,6 @@
     <w:p>
       <w:pPr>
         <w:spacing w:after="40" w:before="20" w:line="360" w:lineRule="auto"/>
-        <w:jc w:val="left"/>
       </w:pPr>
       <w:r>
         <w:rPr>
@@ -4223,7 +4073,6 @@
     <w:p>
       <w:pPr>
         <w:spacing w:after="40" w:before="20" w:line="360" w:lineRule="auto"/>
-        <w:jc w:val="left"/>
       </w:pPr>
       <w:r>
         <w:rPr>
@@ -4238,7 +4087,6 @@
     <w:p>
       <w:pPr>
         <w:spacing w:after="40" w:before="20" w:line="360" w:lineRule="auto"/>
-        <w:jc w:val="left"/>
       </w:pPr>
       <w:r>
         <w:rPr>
@@ -4253,7 +4101,6 @@
     <w:p>
       <w:pPr>
         <w:spacing w:after="40" w:before="20" w:line="360" w:lineRule="auto"/>
-        <w:jc w:val="left"/>
       </w:pPr>
       <w:r>
         <w:rPr>
@@ -4268,7 +4115,6 @@
     <w:p>
       <w:pPr>
         <w:spacing w:after="40" w:before="20" w:line="360" w:lineRule="auto"/>
-        <w:jc w:val="left"/>
       </w:pPr>
       <w:r>
         <w:rPr>
@@ -4283,7 +4129,6 @@
     <w:p>
       <w:pPr>
         <w:spacing w:after="40" w:before="20" w:line="360" w:lineRule="auto"/>
-        <w:jc w:val="left"/>
       </w:pPr>
       <w:r>
         <w:rPr>
@@ -4298,7 +4143,6 @@
     <w:p>
       <w:pPr>
         <w:spacing w:after="40" w:before="0" w:line="360" w:lineRule="auto"/>
-        <w:jc w:val="left"/>
       </w:pPr>
       <w:r>
         <w:rPr>
@@ -4313,7 +4157,6 @@
     <w:p>
       <w:pPr>
         <w:spacing w:after="80" w:before="0" w:line="360" w:lineRule="auto"/>
-        <w:jc w:val="left"/>
       </w:pPr>
       <w:r>
         <w:rPr>
@@ -4329,7 +4172,6 @@
     <w:p>
       <w:pPr>
         <w:spacing w:after="40" w:before="20" w:line="360" w:lineRule="auto"/>
-        <w:jc w:val="left"/>
       </w:pPr>
       <w:r>
         <w:rPr>
@@ -4344,7 +4186,6 @@
     <w:p>
       <w:pPr>
         <w:spacing w:after="40" w:before="20" w:line="360" w:lineRule="auto"/>
-        <w:jc w:val="left"/>
       </w:pPr>
       <w:r>
         <w:rPr>
@@ -4359,7 +4200,6 @@
     <w:p>
       <w:pPr>
         <w:spacing w:after="40" w:before="20" w:line="360" w:lineRule="auto"/>
-        <w:jc w:val="left"/>
       </w:pPr>
       <w:r>
         <w:rPr>
@@ -4374,7 +4214,6 @@
     <w:p>
       <w:pPr>
         <w:spacing w:after="40" w:before="20" w:line="360" w:lineRule="auto"/>
-        <w:jc w:val="left"/>
       </w:pPr>
       <w:r>
         <w:rPr>
@@ -4389,7 +4228,6 @@
     <w:p>
       <w:pPr>
         <w:spacing w:after="40" w:before="0" w:line="360" w:lineRule="auto"/>
-        <w:jc w:val="left"/>
       </w:pPr>
       <w:r>
         <w:rPr>
@@ -4404,7 +4242,6 @@
     <w:p>
       <w:pPr>
         <w:spacing w:after="100" w:before="180" w:line="360" w:lineRule="auto"/>
-        <w:jc w:val="left"/>
       </w:pPr>
       <w:r>
         <w:rPr>
@@ -4437,7 +4274,6 @@
           <w:p>
             <w:pPr>
               <w:spacing w:after="40" w:before="40" w:line="360" w:lineRule="auto"/>
-              <w:jc w:val="left"/>
             </w:pPr>
             <w:r>
               <w:rPr>
@@ -4458,7 +4294,6 @@
           <w:p>
             <w:pPr>
               <w:spacing w:after="40" w:before="40" w:line="360" w:lineRule="auto"/>
-              <w:jc w:val="left"/>
             </w:pPr>
             <w:r>
               <w:rPr>
@@ -4479,7 +4314,6 @@
           <w:p>
             <w:pPr>
               <w:spacing w:after="40" w:before="40" w:line="360" w:lineRule="auto"/>
-              <w:jc w:val="left"/>
             </w:pPr>
             <w:r>
               <w:rPr>
@@ -4500,7 +4334,6 @@
           <w:p>
             <w:pPr>
               <w:spacing w:after="40" w:before="40" w:line="360" w:lineRule="auto"/>
-              <w:jc w:val="left"/>
             </w:pPr>
             <w:r>
               <w:rPr>
@@ -4518,7 +4351,6 @@
           <w:p>
             <w:pPr>
               <w:spacing w:after="40" w:before="40" w:line="360" w:lineRule="auto"/>
-              <w:jc w:val="left"/>
             </w:pPr>
             <w:r>
               <w:rPr>
@@ -4536,7 +4368,6 @@
           <w:p>
             <w:pPr>
               <w:spacing w:after="40" w:before="40" w:line="360" w:lineRule="auto"/>
-              <w:jc w:val="left"/>
             </w:pPr>
             <w:r>
               <w:rPr>
@@ -4556,7 +4387,6 @@
           <w:p>
             <w:pPr>
               <w:spacing w:after="40" w:before="40" w:line="360" w:lineRule="auto"/>
-              <w:jc w:val="left"/>
             </w:pPr>
             <w:r>
               <w:rPr>
@@ -4574,7 +4404,6 @@
           <w:p>
             <w:pPr>
               <w:spacing w:after="40" w:before="40" w:line="360" w:lineRule="auto"/>
-              <w:jc w:val="left"/>
             </w:pPr>
             <w:r>
               <w:rPr>
@@ -4592,7 +4421,6 @@
           <w:p>
             <w:pPr>
               <w:spacing w:after="40" w:before="40" w:line="360" w:lineRule="auto"/>
-              <w:jc w:val="left"/>
             </w:pPr>
             <w:r>
               <w:rPr>
@@ -4612,7 +4440,6 @@
           <w:p>
             <w:pPr>
               <w:spacing w:after="40" w:before="40" w:line="360" w:lineRule="auto"/>
-              <w:jc w:val="left"/>
             </w:pPr>
             <w:r>
               <w:rPr>
@@ -4630,7 +4457,6 @@
           <w:p>
             <w:pPr>
               <w:spacing w:after="40" w:before="40" w:line="360" w:lineRule="auto"/>
-              <w:jc w:val="left"/>
             </w:pPr>
             <w:r>
               <w:rPr>
@@ -4648,7 +4474,6 @@
           <w:p>
             <w:pPr>
               <w:spacing w:after="40" w:before="40" w:line="360" w:lineRule="auto"/>
-              <w:jc w:val="left"/>
             </w:pPr>
             <w:r>
               <w:rPr>
@@ -4668,7 +4493,6 @@
           <w:p>
             <w:pPr>
               <w:spacing w:after="40" w:before="40" w:line="360" w:lineRule="auto"/>
-              <w:jc w:val="left"/>
             </w:pPr>
             <w:r>
               <w:rPr>
@@ -4686,7 +4510,6 @@
           <w:p>
             <w:pPr>
               <w:spacing w:after="40" w:before="40" w:line="360" w:lineRule="auto"/>
-              <w:jc w:val="left"/>
             </w:pPr>
             <w:r>
               <w:rPr>
@@ -4704,7 +4527,6 @@
           <w:p>
             <w:pPr>
               <w:spacing w:after="40" w:before="40" w:line="360" w:lineRule="auto"/>
-              <w:jc w:val="left"/>
             </w:pPr>
             <w:r>
               <w:rPr>
@@ -4722,22 +4544,20 @@
     <w:p>
       <w:pPr>
         <w:spacing w:after="60" w:before="0" w:line="360" w:lineRule="auto"/>
-        <w:jc w:val="left"/>
-      </w:pPr>
-      <w:r>
-        <w:rPr>
-          <w:rFonts w:ascii="Microsoft YaHei" w:hAnsi="Microsoft YaHei" w:eastAsia="Microsoft YaHei"/>
-          <w:sz w:val="12"/>
-          <w:szCs w:val="12"/>
-          <w:color w:val="000000"/>
-        </w:rPr>
-        <w:t xml:space="preserve"/>
-      </w:r>
-    </w:p>
-    <w:p>
-      <w:pPr>
-        <w:spacing w:after="40" w:before="0" w:line="360" w:lineRule="auto"/>
-        <w:jc w:val="left"/>
+      </w:pPr>
+      <w:r>
+        <w:rPr>
+          <w:rFonts w:ascii="Microsoft YaHei" w:hAnsi="Microsoft YaHei" w:eastAsia="Microsoft YaHei"/>
+          <w:sz w:val="12"/>
+          <w:szCs w:val="12"/>
+          <w:color w:val="000000"/>
+        </w:rPr>
+        <w:t xml:space="preserve"/>
+      </w:r>
+    </w:p>
+    <w:p>
+      <w:pPr>
+        <w:spacing w:after="40" w:before="0" w:line="360" w:lineRule="auto"/>
       </w:pPr>
       <w:r>
         <w:rPr>
@@ -4752,7 +4572,6 @@
     <w:p>
       <w:pPr>
         <w:spacing w:after="100" w:before="180" w:line="360" w:lineRule="auto"/>
-        <w:jc w:val="left"/>
       </w:pPr>
       <w:r>
         <w:rPr>
@@ -4768,22 +4587,62 @@
     <w:p>
       <w:pPr>
         <w:spacing w:after="40" w:before="20" w:line="360" w:lineRule="auto"/>
-        <w:jc w:val="left"/>
-      </w:pPr>
-      <w:r>
-        <w:rPr>
-          <w:rFonts w:ascii="Microsoft YaHei" w:hAnsi="Microsoft YaHei" w:eastAsia="Microsoft YaHei"/>
-          <w:sz w:val="22"/>
-          <w:szCs w:val="22"/>
-          <w:color w:val="000000"/>
-        </w:rPr>
-        <w:t xml:space="preserve">Claude Code：辅助生成 CaptchaController 代码框架、协助调试前端验证码图片加载问题、修改 MvcConfig 配置</w:t>
-      </w:r>
-    </w:p>
-    <w:p>
-      <w:pPr>
-        <w:spacing w:after="40" w:before="0" w:line="360" w:lineRule="auto"/>
-        <w:jc w:val="left"/>
+      </w:pPr>
+      <w:r>
+        <w:rPr>
+          <w:rFonts w:ascii="Microsoft YaHei" w:hAnsi="Microsoft YaHei" w:eastAsia="Microsoft YaHei"/>
+          <w:sz w:val="22"/>
+          <w:szCs w:val="22"/>
+          <w:color w:val="000000"/>
+        </w:rPr>
+        <w:t xml:space="preserve">Claude：辅助设计验证码完整流程（生成 → Redis 存储 → 校验 → 销毁），提供 Hutool CaptchaUtil API 用法示例</w:t>
+      </w:r>
+    </w:p>
+    <w:p>
+      <w:pPr>
+        <w:spacing w:after="40" w:before="20" w:line="360" w:lineRule="auto"/>
+      </w:pPr>
+      <w:r>
+        <w:rPr>
+          <w:rFonts w:ascii="Microsoft YaHei" w:hAnsi="Microsoft YaHei" w:eastAsia="Microsoft YaHei"/>
+          <w:sz w:val="22"/>
+          <w:szCs w:val="22"/>
+          <w:color w:val="000000"/>
+        </w:rPr>
+        <w:t xml:space="preserve">Claude：协助定位验证码图片加载失败的三个根因：AuthInterceptor 拦截未登录请求 → 添加白名单；Hutool getImageBase64Data() 已含 data URI 前缀 → 前端去掉重复拼接；前端 getCaptcha() 缺少错误处理 → 添加 .catch() 日志</w:t>
+      </w:r>
+    </w:p>
+    <w:p>
+      <w:pPr>
+        <w:spacing w:after="40" w:before="20" w:line="360" w:lineRule="auto"/>
+      </w:pPr>
+      <w:r>
+        <w:rPr>
+          <w:rFonts w:ascii="Microsoft YaHei" w:hAnsi="Microsoft YaHei" w:eastAsia="Microsoft YaHei"/>
+          <w:sz w:val="22"/>
+          <w:szCs w:val="22"/>
+          <w:color w:val="000000"/>
+        </w:rPr>
+        <w:t xml:space="preserve">Claude：提供 RedisTemplate 与 StringRedisTemplate 选型建议（验证码场景只需字符串操作，使用 StringRedisTemplate 更简洁）</w:t>
+      </w:r>
+    </w:p>
+    <w:p>
+      <w:pPr>
+        <w:spacing w:after="40" w:before="20" w:line="360" w:lineRule="auto"/>
+      </w:pPr>
+      <w:r>
+        <w:rPr>
+          <w:rFonts w:ascii="Microsoft YaHei" w:hAnsi="Microsoft YaHei" w:eastAsia="Microsoft YaHei"/>
+          <w:sz w:val="22"/>
+          <w:szCs w:val="22"/>
+          <w:color w:val="000000"/>
+        </w:rPr>
+        <w:t xml:space="preserve">验证码参数（4 位数字、120×42 尺寸、5 分钟过期）由本人根据安全需求自行决定</w:t>
+      </w:r>
+    </w:p>
+    <w:p>
+      <w:pPr>
+        <w:spacing w:after="40" w:before="0" w:line="360" w:lineRule="auto"/>
       </w:pPr>
       <w:r>
         <w:rPr>
@@ -4806,7 +4665,6 @@
     <w:p>
       <w:pPr>
         <w:spacing w:after="40" w:before="0" w:line="360" w:lineRule="auto"/>
-        <w:jc w:val="left"/>
       </w:pPr>
       <w:r>
         <w:rPr>
@@ -4821,7 +4679,6 @@
     <w:p>
       <w:pPr>
         <w:spacing w:after="120" w:before="240" w:line="360" w:lineRule="auto"/>
-        <w:jc w:val="left"/>
       </w:pPr>
       <w:r>
         <w:rPr>
@@ -4831,13 +4688,63 @@
           <w:color w:val="2c2c2e"/>
           <w:b/>
         </w:rPr>
+        <w:t xml:space="preserve">2026.06.23</w:t>
+      </w:r>
+    </w:p>
+    <w:p>
+      <w:pPr>
+        <w:spacing w:after="40" w:before="0" w:line="360" w:lineRule="auto"/>
+      </w:pPr>
+      <w:r>
+        <w:rPr>
+          <w:rFonts w:ascii="Microsoft YaHei" w:hAnsi="Microsoft YaHei" w:eastAsia="Microsoft YaHei"/>
+          <w:sz w:val="12"/>
+          <w:szCs w:val="12"/>
+          <w:color w:val="000000"/>
+        </w:rPr>
+        <w:t xml:space="preserve"/>
+      </w:r>
+    </w:p>
+    <w:p>
+      <w:pPr>
+        <w:pBdr>
+          <w:bottom w:val="single" w:sz="6" w:space="1" w:color="CCCCCC"/>
+        </w:pBdr>
+        <w:spacing w:after="80" w:before="80"/>
+      </w:pPr>
+    </w:p>
+    <w:p>
+      <w:pPr>
+        <w:spacing w:after="40" w:before="0" w:line="360" w:lineRule="auto"/>
+      </w:pPr>
+      <w:r>
+        <w:rPr>
+          <w:rFonts w:ascii="Microsoft YaHei" w:hAnsi="Microsoft YaHei" w:eastAsia="Microsoft YaHei"/>
+          <w:sz w:val="12"/>
+          <w:szCs w:val="12"/>
+          <w:color w:val="000000"/>
+        </w:rPr>
+        <w:t xml:space="preserve"/>
+      </w:r>
+    </w:p>
+    <w:p>
+      <w:pPr>
+        <w:spacing w:after="120" w:before="240" w:line="360" w:lineRule="auto"/>
+      </w:pPr>
+      <w:r>
+        <w:rPr>
+          <w:rFonts w:ascii="Microsoft YaHei" w:hAnsi="Microsoft YaHei" w:eastAsia="Microsoft YaHei"/>
+          <w:sz w:val="30"/>
+          <w:szCs w:val="30"/>
+          <w:color w:val="2c2c2e"/>
+          <w:b/>
+        </w:rPr>
         <w:t xml:space="preserve">2026.06.23（前端 UI 全面升级 —— macOS Vibrancy 暗色主题）</w:t>
       </w:r>
     </w:p>
     <w:p>
       <w:pPr>
         <w:spacing w:after="40" w:before="0" w:line="360" w:lineRule="auto"/>
-        <w:jc w:val="left"/>
       </w:pPr>
       <w:r>
         <w:rPr>
@@ -4852,7 +4759,6 @@
     <w:p>
       <w:pPr>
         <w:spacing w:after="100" w:before="180" w:line="360" w:lineRule="auto"/>
-        <w:jc w:val="left"/>
       </w:pPr>
       <w:r>
         <w:rPr>
@@ -4868,7 +4774,6 @@
     <w:p>
       <w:pPr>
         <w:spacing w:after="40" w:before="20" w:line="360" w:lineRule="auto"/>
-        <w:jc w:val="left"/>
       </w:pPr>
       <w:r>
         <w:rPr>
@@ -4883,7 +4788,6 @@
     <w:p>
       <w:pPr>
         <w:spacing w:after="40" w:before="20" w:line="360" w:lineRule="auto"/>
-        <w:jc w:val="left"/>
       </w:pPr>
       <w:r>
         <w:rPr>
@@ -4898,7 +4802,6 @@
     <w:p>
       <w:pPr>
         <w:spacing w:after="40" w:before="20" w:line="360" w:lineRule="auto"/>
-        <w:jc w:val="left"/>
       </w:pPr>
       <w:r>
         <w:rPr>
@@ -4913,7 +4816,6 @@
     <w:p>
       <w:pPr>
         <w:spacing w:after="40" w:before="20" w:line="360" w:lineRule="auto"/>
-        <w:jc w:val="left"/>
       </w:pPr>
       <w:r>
         <w:rPr>
@@ -4928,7 +4830,6 @@
     <w:p>
       <w:pPr>
         <w:spacing w:after="40" w:before="0" w:line="360" w:lineRule="auto"/>
-        <w:jc w:val="left"/>
       </w:pPr>
       <w:r>
         <w:rPr>
@@ -4943,7 +4844,6 @@
     <w:p>
       <w:pPr>
         <w:spacing w:after="100" w:before="180" w:line="360" w:lineRule="auto"/>
-        <w:jc w:val="left"/>
       </w:pPr>
       <w:r>
         <w:rPr>
@@ -4959,7 +4859,6 @@
     <w:p>
       <w:pPr>
         <w:spacing w:after="40" w:before="0" w:line="360" w:lineRule="auto"/>
-        <w:jc w:val="left"/>
       </w:pPr>
       <w:r>
         <w:rPr>
@@ -4974,7 +4873,6 @@
     <w:p>
       <w:pPr>
         <w:spacing w:after="80" w:before="0" w:line="360" w:lineRule="auto"/>
-        <w:jc w:val="left"/>
       </w:pPr>
       <w:r>
         <w:rPr>
@@ -4990,7 +4888,6 @@
     <w:p>
       <w:pPr>
         <w:spacing w:after="40" w:before="20" w:line="360" w:lineRule="auto"/>
-        <w:jc w:val="left"/>
       </w:pPr>
       <w:r>
         <w:rPr>
@@ -5005,7 +4902,6 @@
     <w:p>
       <w:pPr>
         <w:spacing w:after="40" w:before="20" w:line="360" w:lineRule="auto"/>
-        <w:jc w:val="left"/>
       </w:pPr>
       <w:r>
         <w:rPr>
@@ -5020,7 +4916,6 @@
     <w:p>
       <w:pPr>
         <w:spacing w:after="40" w:before="20" w:line="360" w:lineRule="auto"/>
-        <w:jc w:val="left"/>
       </w:pPr>
       <w:r>
         <w:rPr>
@@ -5035,7 +4930,6 @@
     <w:p>
       <w:pPr>
         <w:spacing w:after="40" w:before="20" w:line="360" w:lineRule="auto"/>
-        <w:jc w:val="left"/>
       </w:pPr>
       <w:r>
         <w:rPr>
@@ -5050,7 +4944,6 @@
     <w:p>
       <w:pPr>
         <w:spacing w:after="40" w:before="20" w:line="360" w:lineRule="auto"/>
-        <w:jc w:val="left"/>
       </w:pPr>
       <w:r>
         <w:rPr>
@@ -5065,7 +4958,6 @@
     <w:p>
       <w:pPr>
         <w:spacing w:after="40" w:before="0" w:line="360" w:lineRule="auto"/>
-        <w:jc w:val="left"/>
       </w:pPr>
       <w:r>
         <w:rPr>
@@ -5080,7 +4972,6 @@
     <w:p>
       <w:pPr>
         <w:spacing w:after="80" w:before="0" w:line="360" w:lineRule="auto"/>
-        <w:jc w:val="left"/>
       </w:pPr>
       <w:r>
         <w:rPr>
@@ -5096,7 +4987,6 @@
     <w:p>
       <w:pPr>
         <w:spacing w:after="40" w:before="0" w:line="360" w:lineRule="auto"/>
-        <w:jc w:val="left"/>
       </w:pPr>
       <w:r>
         <w:rPr>
@@ -5111,7 +5001,6 @@
     <w:p>
       <w:pPr>
         <w:spacing w:after="80" w:before="0" w:line="360" w:lineRule="auto"/>
-        <w:jc w:val="left"/>
       </w:pPr>
       <w:r>
         <w:rPr>
@@ -5126,7 +5015,6 @@
     <w:p>
       <w:pPr>
         <w:spacing w:after="40" w:before="20" w:line="360" w:lineRule="auto"/>
-        <w:jc w:val="left"/>
       </w:pPr>
       <w:r>
         <w:rPr>
@@ -5141,7 +5029,6 @@
     <w:p>
       <w:pPr>
         <w:spacing w:after="40" w:before="20" w:line="360" w:lineRule="auto"/>
-        <w:jc w:val="left"/>
       </w:pPr>
       <w:r>
         <w:rPr>
@@ -5156,7 +5043,6 @@
     <w:p>
       <w:pPr>
         <w:spacing w:after="40" w:before="20" w:line="360" w:lineRule="auto"/>
-        <w:jc w:val="left"/>
       </w:pPr>
       <w:r>
         <w:rPr>
@@ -5171,7 +5057,6 @@
     <w:p>
       <w:pPr>
         <w:spacing w:after="40" w:before="0" w:line="360" w:lineRule="auto"/>
-        <w:jc w:val="left"/>
       </w:pPr>
       <w:r>
         <w:rPr>
@@ -5186,7 +5071,6 @@
     <w:p>
       <w:pPr>
         <w:spacing w:after="80" w:before="0" w:line="360" w:lineRule="auto"/>
-        <w:jc w:val="left"/>
       </w:pPr>
       <w:r>
         <w:rPr>
@@ -5201,7 +5085,6 @@
     <w:p>
       <w:pPr>
         <w:spacing w:after="40" w:before="20" w:line="360" w:lineRule="auto"/>
-        <w:jc w:val="left"/>
       </w:pPr>
       <w:r>
         <w:rPr>
@@ -5216,7 +5099,6 @@
     <w:p>
       <w:pPr>
         <w:spacing w:after="40" w:before="20" w:line="360" w:lineRule="auto"/>
-        <w:jc w:val="left"/>
       </w:pPr>
       <w:r>
         <w:rPr>
@@ -5231,7 +5113,6 @@
     <w:p>
       <w:pPr>
         <w:spacing w:after="40" w:before="20" w:line="360" w:lineRule="auto"/>
-        <w:jc w:val="left"/>
       </w:pPr>
       <w:r>
         <w:rPr>
@@ -5246,7 +5127,6 @@
     <w:p>
       <w:pPr>
         <w:spacing w:after="40" w:before="20" w:line="360" w:lineRule="auto"/>
-        <w:jc w:val="left"/>
       </w:pPr>
       <w:r>
         <w:rPr>
@@ -5261,7 +5141,6 @@
     <w:p>
       <w:pPr>
         <w:spacing w:after="40" w:before="20" w:line="360" w:lineRule="auto"/>
-        <w:jc w:val="left"/>
       </w:pPr>
       <w:r>
         <w:rPr>
@@ -5276,7 +5155,6 @@
     <w:p>
       <w:pPr>
         <w:spacing w:after="40" w:before="20" w:line="360" w:lineRule="auto"/>
-        <w:jc w:val="left"/>
       </w:pPr>
       <w:r>
         <w:rPr>
@@ -5291,7 +5169,6 @@
     <w:p>
       <w:pPr>
         <w:spacing w:after="40" w:before="20" w:line="360" w:lineRule="auto"/>
-        <w:jc w:val="left"/>
       </w:pPr>
       <w:r>
         <w:rPr>
@@ -5306,7 +5183,6 @@
     <w:p>
       <w:pPr>
         <w:spacing w:after="40" w:before="20" w:line="360" w:lineRule="auto"/>
-        <w:jc w:val="left"/>
       </w:pPr>
       <w:r>
         <w:rPr>
@@ -5321,7 +5197,6 @@
     <w:p>
       <w:pPr>
         <w:spacing w:after="40" w:before="20" w:line="360" w:lineRule="auto"/>
-        <w:jc w:val="left"/>
       </w:pPr>
       <w:r>
         <w:rPr>
@@ -5336,7 +5211,6 @@
     <w:p>
       <w:pPr>
         <w:spacing w:after="40" w:before="0" w:line="360" w:lineRule="auto"/>
-        <w:jc w:val="left"/>
       </w:pPr>
       <w:r>
         <w:rPr>
@@ -5351,7 +5225,6 @@
     <w:p>
       <w:pPr>
         <w:spacing w:after="80" w:before="0" w:line="360" w:lineRule="auto"/>
-        <w:jc w:val="left"/>
       </w:pPr>
       <w:r>
         <w:rPr>
@@ -5366,7 +5239,6 @@
     <w:p>
       <w:pPr>
         <w:spacing w:after="40" w:before="20" w:line="360" w:lineRule="auto"/>
-        <w:jc w:val="left"/>
       </w:pPr>
       <w:r>
         <w:rPr>
@@ -5381,7 +5253,6 @@
     <w:p>
       <w:pPr>
         <w:spacing w:after="40" w:before="20" w:line="360" w:lineRule="auto"/>
-        <w:jc w:val="left"/>
       </w:pPr>
       <w:r>
         <w:rPr>
@@ -5396,7 +5267,6 @@
     <w:p>
       <w:pPr>
         <w:spacing w:after="40" w:before="20" w:line="360" w:lineRule="auto"/>
-        <w:jc w:val="left"/>
       </w:pPr>
       <w:r>
         <w:rPr>
@@ -5411,7 +5281,6 @@
     <w:p>
       <w:pPr>
         <w:spacing w:after="40" w:before="20" w:line="360" w:lineRule="auto"/>
-        <w:jc w:val="left"/>
       </w:pPr>
       <w:r>
         <w:rPr>
@@ -5426,7 +5295,6 @@
     <w:p>
       <w:pPr>
         <w:spacing w:after="40" w:before="20" w:line="360" w:lineRule="auto"/>
-        <w:jc w:val="left"/>
       </w:pPr>
       <w:r>
         <w:rPr>
@@ -5441,7 +5309,6 @@
     <w:p>
       <w:pPr>
         <w:spacing w:after="40" w:before="0" w:line="360" w:lineRule="auto"/>
-        <w:jc w:val="left"/>
       </w:pPr>
       <w:r>
         <w:rPr>
@@ -5456,7 +5323,6 @@
     <w:p>
       <w:pPr>
         <w:spacing w:after="80" w:before="0" w:line="360" w:lineRule="auto"/>
-        <w:jc w:val="left"/>
       </w:pPr>
       <w:r>
         <w:rPr>
@@ -5472,7 +5338,6 @@
     <w:p>
       <w:pPr>
         <w:spacing w:after="40" w:before="0" w:line="360" w:lineRule="auto"/>
-        <w:jc w:val="left"/>
       </w:pPr>
       <w:r>
         <w:rPr>
@@ -5487,7 +5352,6 @@
     <w:p>
       <w:pPr>
         <w:spacing w:after="80" w:before="0" w:line="360" w:lineRule="auto"/>
-        <w:jc w:val="left"/>
       </w:pPr>
       <w:r>
         <w:rPr>
@@ -5502,7 +5366,6 @@
     <w:p>
       <w:pPr>
         <w:spacing w:after="40" w:before="20" w:line="360" w:lineRule="auto"/>
-        <w:jc w:val="left"/>
       </w:pPr>
       <w:r>
         <w:rPr>
@@ -5517,7 +5380,6 @@
     <w:p>
       <w:pPr>
         <w:spacing w:after="40" w:before="20" w:line="360" w:lineRule="auto"/>
-        <w:jc w:val="left"/>
       </w:pPr>
       <w:r>
         <w:rPr>
@@ -5532,7 +5394,6 @@
     <w:p>
       <w:pPr>
         <w:spacing w:after="40" w:before="0" w:line="360" w:lineRule="auto"/>
-        <w:jc w:val="left"/>
       </w:pPr>
       <w:r>
         <w:rPr>
@@ -5547,7 +5408,6 @@
     <w:p>
       <w:pPr>
         <w:spacing w:after="80" w:before="0" w:line="360" w:lineRule="auto"/>
-        <w:jc w:val="left"/>
       </w:pPr>
       <w:r>
         <w:rPr>
@@ -5562,7 +5422,6 @@
     <w:p>
       <w:pPr>
         <w:spacing w:after="40" w:before="20" w:line="360" w:lineRule="auto"/>
-        <w:jc w:val="left"/>
       </w:pPr>
       <w:r>
         <w:rPr>
@@ -5577,7 +5436,6 @@
     <w:p>
       <w:pPr>
         <w:spacing w:after="40" w:before="20" w:line="360" w:lineRule="auto"/>
-        <w:jc w:val="left"/>
       </w:pPr>
       <w:r>
         <w:rPr>
@@ -5592,7 +5450,6 @@
     <w:p>
       <w:pPr>
         <w:spacing w:after="40" w:before="20" w:line="360" w:lineRule="auto"/>
-        <w:jc w:val="left"/>
       </w:pPr>
       <w:r>
         <w:rPr>
@@ -5607,7 +5464,6 @@
     <w:p>
       <w:pPr>
         <w:spacing w:after="40" w:before="0" w:line="360" w:lineRule="auto"/>
-        <w:jc w:val="left"/>
       </w:pPr>
       <w:r>
         <w:rPr>
@@ -5622,7 +5478,6 @@
     <w:p>
       <w:pPr>
         <w:spacing w:after="80" w:before="0" w:line="360" w:lineRule="auto"/>
-        <w:jc w:val="left"/>
       </w:pPr>
       <w:r>
         <w:rPr>
@@ -5637,7 +5492,6 @@
     <w:p>
       <w:pPr>
         <w:spacing w:after="40" w:before="20" w:line="360" w:lineRule="auto"/>
-        <w:jc w:val="left"/>
       </w:pPr>
       <w:r>
         <w:rPr>
@@ -5652,7 +5506,6 @@
     <w:p>
       <w:pPr>
         <w:spacing w:after="40" w:before="20" w:line="360" w:lineRule="auto"/>
-        <w:jc w:val="left"/>
       </w:pPr>
       <w:r>
         <w:rPr>
@@ -5667,7 +5520,6 @@
     <w:p>
       <w:pPr>
         <w:spacing w:after="40" w:before="20" w:line="360" w:lineRule="auto"/>
-        <w:jc w:val="left"/>
       </w:pPr>
       <w:r>
         <w:rPr>
@@ -5682,7 +5534,6 @@
     <w:p>
       <w:pPr>
         <w:spacing w:after="40" w:before="0" w:line="360" w:lineRule="auto"/>
-        <w:jc w:val="left"/>
       </w:pPr>
       <w:r>
         <w:rPr>
@@ -5697,7 +5548,6 @@
     <w:p>
       <w:pPr>
         <w:spacing w:after="80" w:before="0" w:line="360" w:lineRule="auto"/>
-        <w:jc w:val="left"/>
       </w:pPr>
       <w:r>
         <w:rPr>
@@ -5712,7 +5562,6 @@
     <w:p>
       <w:pPr>
         <w:spacing w:after="40" w:before="20" w:line="360" w:lineRule="auto"/>
-        <w:jc w:val="left"/>
       </w:pPr>
       <w:r>
         <w:rPr>
@@ -5727,7 +5576,6 @@
     <w:p>
       <w:pPr>
         <w:spacing w:after="40" w:before="20" w:line="360" w:lineRule="auto"/>
-        <w:jc w:val="left"/>
       </w:pPr>
       <w:r>
         <w:rPr>
@@ -5742,7 +5590,6 @@
     <w:p>
       <w:pPr>
         <w:spacing w:after="40" w:before="20" w:line="360" w:lineRule="auto"/>
-        <w:jc w:val="left"/>
       </w:pPr>
       <w:r>
         <w:rPr>
@@ -5757,7 +5604,6 @@
     <w:p>
       <w:pPr>
         <w:spacing w:after="40" w:before="0" w:line="360" w:lineRule="auto"/>
-        <w:jc w:val="left"/>
       </w:pPr>
       <w:r>
         <w:rPr>
@@ -5772,7 +5618,6 @@
     <w:p>
       <w:pPr>
         <w:spacing w:after="80" w:before="0" w:line="360" w:lineRule="auto"/>
-        <w:jc w:val="left"/>
       </w:pPr>
       <w:r>
         <w:rPr>
@@ -5787,7 +5632,6 @@
     <w:p>
       <w:pPr>
         <w:spacing w:after="40" w:before="20" w:line="360" w:lineRule="auto"/>
-        <w:jc w:val="left"/>
       </w:pPr>
       <w:r>
         <w:rPr>
@@ -5802,7 +5646,6 @@
     <w:p>
       <w:pPr>
         <w:spacing w:after="40" w:before="0" w:line="360" w:lineRule="auto"/>
-        <w:jc w:val="left"/>
       </w:pPr>
       <w:r>
         <w:rPr>
@@ -5817,7 +5660,6 @@
     <w:p>
       <w:pPr>
         <w:spacing w:after="80" w:before="0" w:line="360" w:lineRule="auto"/>
-        <w:jc w:val="left"/>
       </w:pPr>
       <w:r>
         <w:rPr>
@@ -5833,7 +5675,6 @@
     <w:p>
       <w:pPr>
         <w:spacing w:after="40" w:before="20" w:line="360" w:lineRule="auto"/>
-        <w:jc w:val="left"/>
       </w:pPr>
       <w:r>
         <w:rPr>
@@ -5848,7 +5689,6 @@
     <w:p>
       <w:pPr>
         <w:spacing w:after="40" w:before="20" w:line="360" w:lineRule="auto"/>
-        <w:jc w:val="left"/>
       </w:pPr>
       <w:r>
         <w:rPr>
@@ -5863,7 +5703,6 @@
     <w:p>
       <w:pPr>
         <w:spacing w:after="40" w:before="20" w:line="360" w:lineRule="auto"/>
-        <w:jc w:val="left"/>
       </w:pPr>
       <w:r>
         <w:rPr>
@@ -5878,7 +5717,6 @@
     <w:p>
       <w:pPr>
         <w:spacing w:after="40" w:before="20" w:line="360" w:lineRule="auto"/>
-        <w:jc w:val="left"/>
       </w:pPr>
       <w:r>
         <w:rPr>
@@ -5893,7 +5731,6 @@
     <w:p>
       <w:pPr>
         <w:spacing w:after="40" w:before="20" w:line="360" w:lineRule="auto"/>
-        <w:jc w:val="left"/>
       </w:pPr>
       <w:r>
         <w:rPr>
@@ -5908,7 +5745,6 @@
     <w:p>
       <w:pPr>
         <w:spacing w:after="40" w:before="0" w:line="360" w:lineRule="auto"/>
-        <w:jc w:val="left"/>
       </w:pPr>
       <w:r>
         <w:rPr>
@@ -5923,7 +5759,6 @@
     <w:p>
       <w:pPr>
         <w:spacing w:after="100" w:before="180" w:line="360" w:lineRule="auto"/>
-        <w:jc w:val="left"/>
       </w:pPr>
       <w:r>
         <w:rPr>
@@ -5956,7 +5791,6 @@
           <w:p>
             <w:pPr>
               <w:spacing w:after="40" w:before="40" w:line="360" w:lineRule="auto"/>
-              <w:jc w:val="left"/>
             </w:pPr>
             <w:r>
               <w:rPr>
@@ -5977,7 +5811,6 @@
           <w:p>
             <w:pPr>
               <w:spacing w:after="40" w:before="40" w:line="360" w:lineRule="auto"/>
-              <w:jc w:val="left"/>
             </w:pPr>
             <w:r>
               <w:rPr>
@@ -5998,7 +5831,6 @@
           <w:p>
             <w:pPr>
               <w:spacing w:after="40" w:before="40" w:line="360" w:lineRule="auto"/>
-              <w:jc w:val="left"/>
             </w:pPr>
             <w:r>
               <w:rPr>
@@ -6019,7 +5851,6 @@
           <w:p>
             <w:pPr>
               <w:spacing w:after="40" w:before="40" w:line="360" w:lineRule="auto"/>
-              <w:jc w:val="left"/>
             </w:pPr>
             <w:r>
               <w:rPr>
@@ -6037,7 +5868,6 @@
           <w:p>
             <w:pPr>
               <w:spacing w:after="40" w:before="40" w:line="360" w:lineRule="auto"/>
-              <w:jc w:val="left"/>
             </w:pPr>
             <w:r>
               <w:rPr>
@@ -6055,7 +5885,6 @@
           <w:p>
             <w:pPr>
               <w:spacing w:after="40" w:before="40" w:line="360" w:lineRule="auto"/>
-              <w:jc w:val="left"/>
             </w:pPr>
             <w:r>
               <w:rPr>
@@ -6075,7 +5904,6 @@
           <w:p>
             <w:pPr>
               <w:spacing w:after="40" w:before="40" w:line="360" w:lineRule="auto"/>
-              <w:jc w:val="left"/>
             </w:pPr>
             <w:r>
               <w:rPr>
@@ -6093,7 +5921,6 @@
           <w:p>
             <w:pPr>
               <w:spacing w:after="40" w:before="40" w:line="360" w:lineRule="auto"/>
-              <w:jc w:val="left"/>
             </w:pPr>
             <w:r>
               <w:rPr>
@@ -6111,7 +5938,6 @@
           <w:p>
             <w:pPr>
               <w:spacing w:after="40" w:before="40" w:line="360" w:lineRule="auto"/>
-              <w:jc w:val="left"/>
             </w:pPr>
             <w:r>
               <w:rPr>
@@ -6131,7 +5957,6 @@
           <w:p>
             <w:pPr>
               <w:spacing w:after="40" w:before="40" w:line="360" w:lineRule="auto"/>
-              <w:jc w:val="left"/>
             </w:pPr>
             <w:r>
               <w:rPr>
@@ -6149,7 +5974,6 @@
           <w:p>
             <w:pPr>
               <w:spacing w:after="40" w:before="40" w:line="360" w:lineRule="auto"/>
-              <w:jc w:val="left"/>
             </w:pPr>
             <w:r>
               <w:rPr>
@@ -6167,7 +5991,6 @@
           <w:p>
             <w:pPr>
               <w:spacing w:after="40" w:before="40" w:line="360" w:lineRule="auto"/>
-              <w:jc w:val="left"/>
             </w:pPr>
             <w:r>
               <w:rPr>
@@ -6187,7 +6010,6 @@
           <w:p>
             <w:pPr>
               <w:spacing w:after="40" w:before="40" w:line="360" w:lineRule="auto"/>
-              <w:jc w:val="left"/>
             </w:pPr>
             <w:r>
               <w:rPr>
@@ -6205,7 +6027,6 @@
           <w:p>
             <w:pPr>
               <w:spacing w:after="40" w:before="40" w:line="360" w:lineRule="auto"/>
-              <w:jc w:val="left"/>
             </w:pPr>
             <w:r>
               <w:rPr>
@@ -6223,7 +6044,6 @@
           <w:p>
             <w:pPr>
               <w:spacing w:after="40" w:before="40" w:line="360" w:lineRule="auto"/>
-              <w:jc w:val="left"/>
             </w:pPr>
             <w:r>
               <w:rPr>
@@ -6243,7 +6063,6 @@
           <w:p>
             <w:pPr>
               <w:spacing w:after="40" w:before="40" w:line="360" w:lineRule="auto"/>
-              <w:jc w:val="left"/>
             </w:pPr>
             <w:r>
               <w:rPr>
@@ -6261,7 +6080,6 @@
           <w:p>
             <w:pPr>
               <w:spacing w:after="40" w:before="40" w:line="360" w:lineRule="auto"/>
-              <w:jc w:val="left"/>
             </w:pPr>
             <w:r>
               <w:rPr>
@@ -6279,7 +6097,6 @@
           <w:p>
             <w:pPr>
               <w:spacing w:after="40" w:before="40" w:line="360" w:lineRule="auto"/>
-              <w:jc w:val="left"/>
             </w:pPr>
             <w:r>
               <w:rPr>
@@ -6297,22 +6114,20 @@
     <w:p>
       <w:pPr>
         <w:spacing w:after="60" w:before="0" w:line="360" w:lineRule="auto"/>
-        <w:jc w:val="left"/>
-      </w:pPr>
-      <w:r>
-        <w:rPr>
-          <w:rFonts w:ascii="Microsoft YaHei" w:hAnsi="Microsoft YaHei" w:eastAsia="Microsoft YaHei"/>
-          <w:sz w:val="12"/>
-          <w:szCs w:val="12"/>
-          <w:color w:val="000000"/>
-        </w:rPr>
-        <w:t xml:space="preserve"/>
-      </w:r>
-    </w:p>
-    <w:p>
-      <w:pPr>
-        <w:spacing w:after="40" w:before="0" w:line="360" w:lineRule="auto"/>
-        <w:jc w:val="left"/>
+      </w:pPr>
+      <w:r>
+        <w:rPr>
+          <w:rFonts w:ascii="Microsoft YaHei" w:hAnsi="Microsoft YaHei" w:eastAsia="Microsoft YaHei"/>
+          <w:sz w:val="12"/>
+          <w:szCs w:val="12"/>
+          <w:color w:val="000000"/>
+        </w:rPr>
+        <w:t xml:space="preserve"/>
+      </w:r>
+    </w:p>
+    <w:p>
+      <w:pPr>
+        <w:spacing w:after="40" w:before="0" w:line="360" w:lineRule="auto"/>
       </w:pPr>
       <w:r>
         <w:rPr>
@@ -6327,7 +6142,6 @@
     <w:p>
       <w:pPr>
         <w:spacing w:after="100" w:before="180" w:line="360" w:lineRule="auto"/>
-        <w:jc w:val="left"/>
       </w:pPr>
       <w:r>
         <w:rPr>
@@ -6343,22 +6157,90 @@
     <w:p>
       <w:pPr>
         <w:spacing w:after="40" w:before="20" w:line="360" w:lineRule="auto"/>
-        <w:jc w:val="left"/>
-      </w:pPr>
-      <w:r>
-        <w:rPr>
-          <w:rFonts w:ascii="Microsoft YaHei" w:hAnsi="Microsoft YaHei" w:eastAsia="Microsoft YaHei"/>
-          <w:sz w:val="22"/>
-          <w:szCs w:val="22"/>
-          <w:color w:val="000000"/>
-        </w:rPr>
-        <w:t xml:space="preserve">Claude Code：辅助设计 macOS Vibrancy 风格方案、具体化 CSS Token 值、定位 Safari 兼容性问题、Three.js 场景色彩调整建议</w:t>
-      </w:r>
-    </w:p>
-    <w:p>
-      <w:pPr>
-        <w:spacing w:after="40" w:before="0" w:line="360" w:lineRule="auto"/>
-        <w:jc w:val="left"/>
+      </w:pPr>
+      <w:r>
+        <w:rPr>
+          <w:rFonts w:ascii="Microsoft YaHei" w:hAnsi="Microsoft YaHei" w:eastAsia="Microsoft YaHei"/>
+          <w:sz w:val="22"/>
+          <w:szCs w:val="22"/>
+          <w:color w:val="000000"/>
+        </w:rPr>
+        <w:t xml:space="preserve">Claude：辅助完成 macOS Vibrancy 设计系统的 Token 字典转换（Tailwind class → 原生 SCSS），包括边框颜色 rgba(255,255,255,0.08)、层级背景色 #1c1c1e/#2c2c2e/#3a3a3c、圆角规范 8-16px</w:t>
+      </w:r>
+    </w:p>
+    <w:p>
+      <w:pPr>
+        <w:spacing w:after="40" w:before="20" w:line="360" w:lineRule="auto"/>
+      </w:pPr>
+      <w:r>
+        <w:rPr>
+          <w:rFonts w:ascii="Microsoft YaHei" w:hAnsi="Microsoft YaHei" w:eastAsia="Microsoft YaHei"/>
+          <w:sz w:val="22"/>
+          <w:szCs w:val="22"/>
+          <w:color w:val="000000"/>
+        </w:rPr>
+        <w:t xml:space="preserve">Claude：协助将原有 Three.js 紫色调场景参数批量替换为暗色灰白调（灯光色温、粒子 HSL、极光 Shader uniform），本人逐项确认色彩倾向</w:t>
+      </w:r>
+    </w:p>
+    <w:p>
+      <w:pPr>
+        <w:spacing w:after="40" w:before="20" w:line="360" w:lineRule="auto"/>
+      </w:pPr>
+      <w:r>
+        <w:rPr>
+          <w:rFonts w:ascii="Microsoft YaHei" w:hAnsi="Microsoft YaHei" w:eastAsia="Microsoft YaHei"/>
+          <w:sz w:val="22"/>
+          <w:szCs w:val="22"/>
+          <w:color w:val="000000"/>
+        </w:rPr>
+        <w:t xml:space="preserve">Claude：协助排查 Safari 毛玻璃不生效问题，定位到 -webkit-backdrop-filter 前缀缺失</w:t>
+      </w:r>
+    </w:p>
+    <w:p>
+      <w:pPr>
+        <w:spacing w:after="40" w:before="20" w:line="360" w:lineRule="auto"/>
+      </w:pPr>
+      <w:r>
+        <w:rPr>
+          <w:rFonts w:ascii="Microsoft YaHei" w:hAnsi="Microsoft YaHei" w:eastAsia="Microsoft YaHei"/>
+          <w:sz w:val="22"/>
+          <w:szCs w:val="22"/>
+          <w:color w:val="000000"/>
+        </w:rPr>
+        <w:t xml:space="preserve">Claude：提供 iMessage 气泡圆角参数参考（对方 8px 18px 18px 18px，自己 18px 8px 18px 18px）</w:t>
+      </w:r>
+    </w:p>
+    <w:p>
+      <w:pPr>
+        <w:spacing w:after="40" w:before="20" w:line="360" w:lineRule="auto"/>
+      </w:pPr>
+      <w:r>
+        <w:rPr>
+          <w:rFonts w:ascii="Microsoft YaHei" w:hAnsi="Microsoft YaHei" w:eastAsia="Microsoft YaHei"/>
+          <w:sz w:val="22"/>
+          <w:szCs w:val="22"/>
+          <w:color w:val="000000"/>
+        </w:rPr>
+        <w:t xml:space="preserve">Claude：协助定位 ChatItem 未读徽标 CSS 修改时的选择器扩散问题（display:flex → inline-block 误匹配了父级 .chat-item），使用 git diff 逐行审查后修复</w:t>
+      </w:r>
+    </w:p>
+    <w:p>
+      <w:pPr>
+        <w:spacing w:after="40" w:before="20" w:line="360" w:lineRule="auto"/>
+      </w:pPr>
+      <w:r>
+        <w:rPr>
+          <w:rFonts w:ascii="Microsoft YaHei" w:hAnsi="Microsoft YaHei" w:eastAsia="Microsoft YaHei"/>
+          <w:sz w:val="22"/>
+          <w:szCs w:val="22"/>
+          <w:color w:val="000000"/>
+        </w:rPr>
+        <w:t xml:space="preserve">整体设计方向（macOS 暗色风格、1px 边框哲学、无渐变无大阴影）由本人确定，AI 辅助具体实现</w:t>
+      </w:r>
+    </w:p>
+    <w:p>
+      <w:pPr>
+        <w:spacing w:after="40" w:before="0" w:line="360" w:lineRule="auto"/>
       </w:pPr>
       <w:r>
         <w:rPr>
@@ -6381,7 +6263,6 @@
     <w:p>
       <w:pPr>
         <w:spacing w:after="40" w:before="0" w:line="360" w:lineRule="auto"/>
-        <w:jc w:val="left"/>
       </w:pPr>
       <w:r>
         <w:rPr>
@@ -6396,7 +6277,6 @@
     <w:p>
       <w:pPr>
         <w:spacing w:after="120" w:before="240" w:line="360" w:lineRule="auto"/>
-        <w:jc w:val="left"/>
       </w:pPr>
       <w:r>
         <w:rPr>
@@ -6406,13 +6286,63 @@
           <w:color w:val="2c2c2e"/>
           <w:b/>
         </w:rPr>
-        <w:t xml:space="preserve">2026.06.24（文档编写、代码整理与提交）</w:t>
-      </w:r>
-    </w:p>
-    <w:p>
-      <w:pPr>
-        <w:spacing w:after="40" w:before="0" w:line="360" w:lineRule="auto"/>
-        <w:jc w:val="left"/>
+        <w:t xml:space="preserve">2026.06.24</w:t>
+      </w:r>
+    </w:p>
+    <w:p>
+      <w:pPr>
+        <w:spacing w:after="40" w:before="0" w:line="360" w:lineRule="auto"/>
+      </w:pPr>
+      <w:r>
+        <w:rPr>
+          <w:rFonts w:ascii="Microsoft YaHei" w:hAnsi="Microsoft YaHei" w:eastAsia="Microsoft YaHei"/>
+          <w:sz w:val="12"/>
+          <w:szCs w:val="12"/>
+          <w:color w:val="000000"/>
+        </w:rPr>
+        <w:t xml:space="preserve"/>
+      </w:r>
+    </w:p>
+    <w:p>
+      <w:pPr>
+        <w:pBdr>
+          <w:bottom w:val="single" w:sz="6" w:space="1" w:color="CCCCCC"/>
+        </w:pBdr>
+        <w:spacing w:after="80" w:before="80"/>
+      </w:pPr>
+    </w:p>
+    <w:p>
+      <w:pPr>
+        <w:spacing w:after="40" w:before="0" w:line="360" w:lineRule="auto"/>
+      </w:pPr>
+      <w:r>
+        <w:rPr>
+          <w:rFonts w:ascii="Microsoft YaHei" w:hAnsi="Microsoft YaHei" w:eastAsia="Microsoft YaHei"/>
+          <w:sz w:val="12"/>
+          <w:szCs w:val="12"/>
+          <w:color w:val="000000"/>
+        </w:rPr>
+        <w:t xml:space="preserve"/>
+      </w:r>
+    </w:p>
+    <w:p>
+      <w:pPr>
+        <w:spacing w:after="120" w:before="240" w:line="360" w:lineRule="auto"/>
+      </w:pPr>
+      <w:r>
+        <w:rPr>
+          <w:rFonts w:ascii="Microsoft YaHei" w:hAnsi="Microsoft YaHei" w:eastAsia="Microsoft YaHei"/>
+          <w:sz w:val="30"/>
+          <w:szCs w:val="30"/>
+          <w:color w:val="2c2c2e"/>
+          <w:b/>
+        </w:rPr>
+        <w:t xml:space="preserve">2026.06.24（功能测试、Bug 修复、文档编写）</w:t>
+      </w:r>
+    </w:p>
+    <w:p>
+      <w:pPr>
+        <w:spacing w:after="40" w:before="0" w:line="360" w:lineRule="auto"/>
       </w:pPr>
       <w:r>
         <w:rPr>
@@ -6427,7 +6357,6 @@
     <w:p>
       <w:pPr>
         <w:spacing w:after="100" w:before="180" w:line="360" w:lineRule="auto"/>
-        <w:jc w:val="left"/>
       </w:pPr>
       <w:r>
         <w:rPr>
@@ -6443,67 +6372,62 @@
     <w:p>
       <w:pPr>
         <w:spacing w:after="40" w:before="20" w:line="360" w:lineRule="auto"/>
-        <w:jc w:val="left"/>
-      </w:pPr>
-      <w:r>
-        <w:rPr>
-          <w:rFonts w:ascii="Microsoft YaHei" w:hAnsi="Microsoft YaHei" w:eastAsia="Microsoft YaHei"/>
-          <w:sz w:val="22"/>
-          <w:szCs w:val="22"/>
-          <w:color w:val="000000"/>
-        </w:rPr>
-        <w:t xml:space="preserve">整理所有 Git 提交历史，按功能拆分 commit</w:t>
-      </w:r>
-    </w:p>
-    <w:p>
-      <w:pPr>
-        <w:spacing w:after="40" w:before="20" w:line="360" w:lineRule="auto"/>
-        <w:jc w:val="left"/>
-      </w:pPr>
-      <w:r>
-        <w:rPr>
-          <w:rFonts w:ascii="Microsoft YaHei" w:hAnsi="Microsoft YaHei" w:eastAsia="Microsoft YaHei"/>
-          <w:sz w:val="22"/>
-          <w:szCs w:val="22"/>
-          <w:color w:val="000000"/>
-        </w:rPr>
-        <w:t xml:space="preserve">编写个人开发日志（本文档）</w:t>
-      </w:r>
-    </w:p>
-    <w:p>
-      <w:pPr>
-        <w:spacing w:after="40" w:before="20" w:line="360" w:lineRule="auto"/>
-        <w:jc w:val="left"/>
-      </w:pPr>
-      <w:r>
-        <w:rPr>
-          <w:rFonts w:ascii="Microsoft YaHei" w:hAnsi="Microsoft YaHei" w:eastAsia="Microsoft YaHei"/>
-          <w:sz w:val="22"/>
-          <w:szCs w:val="22"/>
-          <w:color w:val="000000"/>
-        </w:rPr>
-        <w:t xml:space="preserve">编写前端 UI 改造计划书</w:t>
-      </w:r>
-    </w:p>
-    <w:p>
-      <w:pPr>
-        <w:spacing w:after="40" w:before="20" w:line="360" w:lineRule="auto"/>
-        <w:jc w:val="left"/>
-      </w:pPr>
-      <w:r>
-        <w:rPr>
-          <w:rFonts w:ascii="Microsoft YaHei" w:hAnsi="Microsoft YaHei" w:eastAsia="Microsoft YaHei"/>
-          <w:sz w:val="22"/>
-          <w:szCs w:val="22"/>
-          <w:color w:val="000000"/>
-        </w:rPr>
-        <w:t xml:space="preserve">整理课设文档归档</w:t>
-      </w:r>
-    </w:p>
-    <w:p>
-      <w:pPr>
-        <w:spacing w:after="40" w:before="0" w:line="360" w:lineRule="auto"/>
-        <w:jc w:val="left"/>
+      </w:pPr>
+      <w:r>
+        <w:rPr>
+          <w:rFonts w:ascii="Microsoft YaHei" w:hAnsi="Microsoft YaHei" w:eastAsia="Microsoft YaHei"/>
+          <w:sz w:val="22"/>
+          <w:szCs w:val="22"/>
+          <w:color w:val="000000"/>
+        </w:rPr>
+        <w:t xml:space="preserve">对已完成功能进行系统性测试，覆盖核心业务场景</w:t>
+      </w:r>
+    </w:p>
+    <w:p>
+      <w:pPr>
+        <w:spacing w:after="40" w:before="20" w:line="360" w:lineRule="auto"/>
+      </w:pPr>
+      <w:r>
+        <w:rPr>
+          <w:rFonts w:ascii="Microsoft YaHei" w:hAnsi="Microsoft YaHei" w:eastAsia="Microsoft YaHei"/>
+          <w:sz w:val="22"/>
+          <w:szCs w:val="22"/>
+          <w:color w:val="000000"/>
+        </w:rPr>
+        <w:t xml:space="preserve">修复测试中发现的 UI 错位与兼容性问题</w:t>
+      </w:r>
+    </w:p>
+    <w:p>
+      <w:pPr>
+        <w:spacing w:after="40" w:before="20" w:line="360" w:lineRule="auto"/>
+      </w:pPr>
+      <w:r>
+        <w:rPr>
+          <w:rFonts w:ascii="Microsoft YaHei" w:hAnsi="Microsoft YaHei" w:eastAsia="Microsoft YaHei"/>
+          <w:sz w:val="22"/>
+          <w:szCs w:val="22"/>
+          <w:color w:val="000000"/>
+        </w:rPr>
+        <w:t xml:space="preserve">编写个人开发日志</w:t>
+      </w:r>
+    </w:p>
+    <w:p>
+      <w:pPr>
+        <w:spacing w:after="40" w:before="20" w:line="360" w:lineRule="auto"/>
+      </w:pPr>
+      <w:r>
+        <w:rPr>
+          <w:rFonts w:ascii="Microsoft YaHei" w:hAnsi="Microsoft YaHei" w:eastAsia="Microsoft YaHei"/>
+          <w:sz w:val="22"/>
+          <w:szCs w:val="22"/>
+          <w:color w:val="000000"/>
+        </w:rPr>
+        <w:t xml:space="preserve">编写前端 UI 改造计划书，归档课设文档</w:t>
+      </w:r>
+    </w:p>
+    <w:p>
+      <w:pPr>
+        <w:spacing w:after="40" w:before="0" w:line="360" w:lineRule="auto"/>
       </w:pPr>
       <w:r>
         <w:rPr>
@@ -6518,7 +6442,6 @@
     <w:p>
       <w:pPr>
         <w:spacing w:after="100" w:before="180" w:line="360" w:lineRule="auto"/>
-        <w:jc w:val="left"/>
       </w:pPr>
       <w:r>
         <w:rPr>
@@ -6534,7 +6457,6 @@
     <w:p>
       <w:pPr>
         <w:spacing w:after="40" w:before="0" w:line="360" w:lineRule="auto"/>
-        <w:jc w:val="left"/>
       </w:pPr>
       <w:r>
         <w:rPr>
@@ -6549,7 +6471,6 @@
     <w:p>
       <w:pPr>
         <w:spacing w:after="80" w:before="0" w:line="360" w:lineRule="auto"/>
-        <w:jc w:val="left"/>
       </w:pPr>
       <w:r>
         <w:rPr>
@@ -6559,193 +6480,687 @@
           <w:color w:val="000000"/>
           <w:b/>
         </w:rPr>
-        <w:t xml:space="preserve">1. Git 提交整理（1 小时）</w:t>
-      </w:r>
-    </w:p>
-    <w:p>
-      <w:pPr>
-        <w:spacing w:after="40" w:before="20" w:line="360" w:lineRule="auto"/>
-        <w:jc w:val="left"/>
-      </w:pPr>
-      <w:r>
-        <w:rPr>
-          <w:rFonts w:ascii="Microsoft YaHei" w:hAnsi="Microsoft YaHei" w:eastAsia="Microsoft YaHei"/>
-          <w:sz w:val="22"/>
-          <w:szCs w:val="22"/>
-          <w:color w:val="000000"/>
-        </w:rPr>
-        <w:t xml:space="preserve">回顾全部改动，按功能模块拆分为独立 commit（遵循"一个 commit 只做一件事"原则）：</w:t>
+        <w:t xml:space="preserve">1. 功能测试（3 小时）</w:t>
+      </w:r>
+    </w:p>
+    <w:p>
+      <w:pPr>
+        <w:spacing w:after="40" w:before="0" w:line="360" w:lineRule="auto"/>
+      </w:pPr>
+      <w:r>
+        <w:rPr>
+          <w:rFonts w:ascii="Microsoft YaHei" w:hAnsi="Microsoft YaHei" w:eastAsia="Microsoft YaHei"/>
+          <w:sz w:val="12"/>
+          <w:szCs w:val="12"/>
+          <w:color w:val="000000"/>
+        </w:rPr>
+        <w:t xml:space="preserve"/>
       </w:r>
     </w:p>
     <w:p>
       <w:pPr>
         <w:spacing w:after="80" w:before="0" w:line="360" w:lineRule="auto"/>
-        <w:jc w:val="left"/>
-      </w:pPr>
-      <w:r>
-        <w:rPr>
-          <w:rFonts w:ascii="Microsoft YaHei" w:hAnsi="Microsoft YaHei" w:eastAsia="Microsoft YaHei"/>
-          <w:sz w:val="22"/>
-          <w:szCs w:val="22"/>
-          <w:color w:val="000000"/>
-        </w:rPr>
-        <w:t xml:space="preserve">  1. MinIO 配置修复：bucket 公开权限 + domain 环境变量化</w:t>
+      </w:pPr>
+      <w:r>
+        <w:rPr>
+          <w:rFonts w:ascii="Microsoft YaHei" w:hAnsi="Microsoft YaHei" w:eastAsia="Microsoft YaHei"/>
+          <w:sz w:val="22"/>
+          <w:szCs w:val="22"/>
+          <w:color w:val="000000"/>
+        </w:rPr>
+        <w:t xml:space="preserve">*用户认证模块测试：*</w:t>
+      </w:r>
+    </w:p>
+    <w:p>
+      <w:pPr>
+        <w:spacing w:after="40" w:before="20" w:line="360" w:lineRule="auto"/>
+      </w:pPr>
+      <w:r>
+        <w:rPr>
+          <w:rFonts w:ascii="Microsoft YaHei" w:hAnsi="Microsoft YaHei" w:eastAsia="Microsoft YaHei"/>
+          <w:sz w:val="22"/>
+          <w:szCs w:val="22"/>
+          <w:color w:val="000000"/>
+        </w:rPr>
+        <w:t xml:space="preserve">测试用例 TC-AUTH-001：正常注册流程——输入用户名 + 密码 + 确认密码 + 验证码，点击注册，预期自动登录并跳转至聊天首页。实测通过，注册后成功获取 JWT token</w:t>
+      </w:r>
+    </w:p>
+    <w:p>
+      <w:pPr>
+        <w:spacing w:after="40" w:before="20" w:line="360" w:lineRule="auto"/>
+      </w:pPr>
+      <w:r>
+        <w:rPr>
+          <w:rFonts w:ascii="Microsoft YaHei" w:hAnsi="Microsoft YaHei" w:eastAsia="Microsoft YaHei"/>
+          <w:sz w:val="22"/>
+          <w:szCs w:val="22"/>
+          <w:color w:val="000000"/>
+        </w:rPr>
+        <w:t xml:space="preserve">测试用例 TC-AUTH-002：重复用户名注册——使用已注册用户名再次注册，预期返回"用户名已存在"错误提示。实测通过，后端返回 USERNAME_ALREADY_REGISTER</w:t>
+      </w:r>
+    </w:p>
+    <w:p>
+      <w:pPr>
+        <w:spacing w:after="40" w:before="20" w:line="360" w:lineRule="auto"/>
+      </w:pPr>
+      <w:r>
+        <w:rPr>
+          <w:rFonts w:ascii="Microsoft YaHei" w:hAnsi="Microsoft YaHei" w:eastAsia="Microsoft YaHei"/>
+          <w:sz w:val="22"/>
+          <w:szCs w:val="22"/>
+          <w:color w:val="000000"/>
+        </w:rPr>
+        <w:t xml:space="preserve">测试用例 TC-AUTH-003：验证码错误——输入错误验证码，预期提示"验证码错误"。实测通过，后端读取 Redis 比对失败后抛出异常</w:t>
+      </w:r>
+    </w:p>
+    <w:p>
+      <w:pPr>
+        <w:spacing w:after="40" w:before="20" w:line="360" w:lineRule="auto"/>
+      </w:pPr>
+      <w:r>
+        <w:rPr>
+          <w:rFonts w:ascii="Microsoft YaHei" w:hAnsi="Microsoft YaHei" w:eastAsia="Microsoft YaHei"/>
+          <w:sz w:val="22"/>
+          <w:szCs w:val="22"/>
+          <w:color w:val="000000"/>
+        </w:rPr>
+        <w:t xml:space="preserve">测试用例 TC-AUTH-004：验证码过期——等待 5 分钟后使用旧验证码注册，预期提示"验证码已过期，请刷新后重试"。实测通过，Redis TTL 到期自动删除 key</w:t>
+      </w:r>
+    </w:p>
+    <w:p>
+      <w:pPr>
+        <w:spacing w:after="40" w:before="20" w:line="360" w:lineRule="auto"/>
+      </w:pPr>
+      <w:r>
+        <w:rPr>
+          <w:rFonts w:ascii="Microsoft YaHei" w:hAnsi="Microsoft YaHei" w:eastAsia="Microsoft YaHei"/>
+          <w:sz w:val="22"/>
+          <w:szCs w:val="22"/>
+          <w:color w:val="000000"/>
+        </w:rPr>
+        <w:t xml:space="preserve">测试用例 TC-AUTH-005：正常登录——输入正确用户名 + 密码 + 验证码，预期成功登录并存储 accessToken/refreshToken。实测通过</w:t>
+      </w:r>
+    </w:p>
+    <w:p>
+      <w:pPr>
+        <w:spacing w:after="40" w:before="20" w:line="360" w:lineRule="auto"/>
+      </w:pPr>
+      <w:r>
+        <w:rPr>
+          <w:rFonts w:ascii="Microsoft YaHei" w:hAnsi="Microsoft YaHei" w:eastAsia="Microsoft YaHei"/>
+          <w:sz w:val="22"/>
+          <w:szCs w:val="22"/>
+          <w:color w:val="000000"/>
+        </w:rPr>
+        <w:t xml:space="preserve">测试用例 TC-AUTH-006：错误密码登录——输入正确用户名 + 错误密码，预期提示"密码错误"。实测通过</w:t>
+      </w:r>
+    </w:p>
+    <w:p>
+      <w:pPr>
+        <w:spacing w:after="40" w:before="20" w:line="360" w:lineRule="auto"/>
+      </w:pPr>
+      <w:r>
+        <w:rPr>
+          <w:rFonts w:ascii="Microsoft YaHei" w:hAnsi="Microsoft YaHei" w:eastAsia="Microsoft YaHei"/>
+          <w:sz w:val="22"/>
+          <w:szCs w:val="22"/>
+          <w:color w:val="000000"/>
+        </w:rPr>
+        <w:t xml:space="preserve">测试用例 TC-AUTH-007：自动登录——登录时勾选"自动登录"，关闭浏览器后重新打开页面，预期自动刷新 token 并进入聊天页。实测通过</w:t>
+      </w:r>
+    </w:p>
+    <w:p>
+      <w:pPr>
+        <w:spacing w:after="40" w:before="20" w:line="360" w:lineRule="auto"/>
+      </w:pPr>
+      <w:r>
+        <w:rPr>
+          <w:rFonts w:ascii="Microsoft YaHei" w:hAnsi="Microsoft YaHei" w:eastAsia="Microsoft YaHei"/>
+          <w:sz w:val="22"/>
+          <w:szCs w:val="22"/>
+          <w:color w:val="000000"/>
+        </w:rPr>
+        <w:t xml:space="preserve">测试用例 TC-AUTH-008：Token 过期刷新——等待 accessToken 过期后发起请求，预期自动使用 refreshToken 续期。实测通过</w:t>
+      </w:r>
+    </w:p>
+    <w:p>
+      <w:pPr>
+        <w:spacing w:after="40" w:before="0" w:line="360" w:lineRule="auto"/>
+      </w:pPr>
+      <w:r>
+        <w:rPr>
+          <w:rFonts w:ascii="Microsoft YaHei" w:hAnsi="Microsoft YaHei" w:eastAsia="Microsoft YaHei"/>
+          <w:sz w:val="12"/>
+          <w:szCs w:val="12"/>
+          <w:color w:val="000000"/>
+        </w:rPr>
+        <w:t xml:space="preserve"/>
       </w:r>
     </w:p>
     <w:p>
       <w:pPr>
         <w:spacing w:after="80" w:before="0" w:line="360" w:lineRule="auto"/>
-        <w:jc w:val="left"/>
-      </w:pPr>
-      <w:r>
-        <w:rPr>
-          <w:rFonts w:ascii="Microsoft YaHei" w:hAnsi="Microsoft YaHei" w:eastAsia="Microsoft YaHei"/>
-          <w:sz w:val="22"/>
-          <w:szCs w:val="22"/>
-          <w:color w:val="000000"/>
-        </w:rPr>
-        <w:t xml:space="preserve">  2. 图形验证码功能：Hutool + Redis + 前后端联调</w:t>
+      </w:pPr>
+      <w:r>
+        <w:rPr>
+          <w:rFonts w:ascii="Microsoft YaHei" w:hAnsi="Microsoft YaHei" w:eastAsia="Microsoft YaHei"/>
+          <w:sz w:val="22"/>
+          <w:szCs w:val="22"/>
+          <w:color w:val="000000"/>
+        </w:rPr>
+        <w:t xml:space="preserve">*消息收发模块测试：*</w:t>
+      </w:r>
+    </w:p>
+    <w:p>
+      <w:pPr>
+        <w:spacing w:after="40" w:before="20" w:line="360" w:lineRule="auto"/>
+      </w:pPr>
+      <w:r>
+        <w:rPr>
+          <w:rFonts w:ascii="Microsoft YaHei" w:hAnsi="Microsoft YaHei" w:eastAsia="Microsoft YaHei"/>
+          <w:sz w:val="22"/>
+          <w:szCs w:val="22"/>
+          <w:color w:val="000000"/>
+        </w:rPr>
+        <w:t xml:space="preserve">测试用例 TC-MSG-001：私聊文字消息——用户 A 向用户 B 发送文字消息，预期双方均能实时看到消息（WebSocket 推送）。实测通过，延迟 &lt; 200ms</w:t>
+      </w:r>
+    </w:p>
+    <w:p>
+      <w:pPr>
+        <w:spacing w:after="40" w:before="20" w:line="360" w:lineRule="auto"/>
+      </w:pPr>
+      <w:r>
+        <w:rPr>
+          <w:rFonts w:ascii="Microsoft YaHei" w:hAnsi="Microsoft YaHei" w:eastAsia="Microsoft YaHei"/>
+          <w:sz w:val="22"/>
+          <w:szCs w:val="22"/>
+          <w:color w:val="000000"/>
+        </w:rPr>
+        <w:t xml:space="preserve">测试用例 TC-MSG-002：私聊图片消息——用户 A 向用户 B 发送图片，预期图片上传 MinIO 成功，双方均能加载缩略图与点击查看原图。实测通过</w:t>
+      </w:r>
+    </w:p>
+    <w:p>
+      <w:pPr>
+        <w:spacing w:after="40" w:before="20" w:line="360" w:lineRule="auto"/>
+      </w:pPr>
+      <w:r>
+        <w:rPr>
+          <w:rFonts w:ascii="Microsoft YaHei" w:hAnsi="Microsoft YaHei" w:eastAsia="Microsoft YaHei"/>
+          <w:sz w:val="22"/>
+          <w:szCs w:val="22"/>
+          <w:color w:val="000000"/>
+        </w:rPr>
+        <w:t xml:space="preserve">测试用例 TC-MSG-003：群聊消息——用户在群聊中发送消息，预期所有在线群成员均能收到推送。实测通过</w:t>
+      </w:r>
+    </w:p>
+    <w:p>
+      <w:pPr>
+        <w:spacing w:after="40" w:before="20" w:line="360" w:lineRule="auto"/>
+      </w:pPr>
+      <w:r>
+        <w:rPr>
+          <w:rFonts w:ascii="Microsoft YaHei" w:hAnsi="Microsoft YaHei" w:eastAsia="Microsoft YaHei"/>
+          <w:sz w:val="22"/>
+          <w:szCs w:val="22"/>
+          <w:color w:val="000000"/>
+        </w:rPr>
+        <w:t xml:space="preserve">测试用例 TC-MSG-004：消息撤回——发送者在 2 分钟内撤回消息，预期双方均显示"消息已撤回"。实测通过</w:t>
+      </w:r>
+    </w:p>
+    <w:p>
+      <w:pPr>
+        <w:spacing w:after="40" w:before="20" w:line="360" w:lineRule="auto"/>
+      </w:pPr>
+      <w:r>
+        <w:rPr>
+          <w:rFonts w:ascii="Microsoft YaHei" w:hAnsi="Microsoft YaHei" w:eastAsia="Microsoft YaHei"/>
+          <w:sz w:val="22"/>
+          <w:szCs w:val="22"/>
+          <w:color w:val="000000"/>
+        </w:rPr>
+        <w:t xml:space="preserve">测试用例 TC-MSG-005：消息已读状态——用户 B 打开与用户 A 的会话，预期用户 A 侧显示"已读"。实测通过</w:t>
+      </w:r>
+    </w:p>
+    <w:p>
+      <w:pPr>
+        <w:spacing w:after="40" w:before="20" w:line="360" w:lineRule="auto"/>
+      </w:pPr>
+      <w:r>
+        <w:rPr>
+          <w:rFonts w:ascii="Microsoft YaHei" w:hAnsi="Microsoft YaHei" w:eastAsia="Microsoft YaHei"/>
+          <w:sz w:val="22"/>
+          <w:szCs w:val="22"/>
+          <w:color w:val="000000"/>
+        </w:rPr>
+        <w:t xml:space="preserve">测试用例 TC-MSG-006：文件消息——发送文件（pdf/txt），预期接收方可下载。实测通过</w:t>
+      </w:r>
+    </w:p>
+    <w:p>
+      <w:pPr>
+        <w:spacing w:after="40" w:before="0" w:line="360" w:lineRule="auto"/>
+      </w:pPr>
+      <w:r>
+        <w:rPr>
+          <w:rFonts w:ascii="Microsoft YaHei" w:hAnsi="Microsoft YaHei" w:eastAsia="Microsoft YaHei"/>
+          <w:sz w:val="12"/>
+          <w:szCs w:val="12"/>
+          <w:color w:val="000000"/>
+        </w:rPr>
+        <w:t xml:space="preserve"/>
       </w:r>
     </w:p>
     <w:p>
       <w:pPr>
         <w:spacing w:after="80" w:before="0" w:line="360" w:lineRule="auto"/>
-        <w:jc w:val="left"/>
-      </w:pPr>
-      <w:r>
-        <w:rPr>
-          <w:rFonts w:ascii="Microsoft YaHei" w:hAnsi="Microsoft YaHei" w:eastAsia="Microsoft YaHei"/>
-          <w:sz w:val="22"/>
-          <w:szCs w:val="22"/>
-          <w:color w:val="000000"/>
-        </w:rPr>
-        <w:t xml:space="preserve">  3. 品牌重塑：TYUT CHAT 全量替换 + 黑底 Logo + 头像暗调色板</w:t>
+      </w:pPr>
+      <w:r>
+        <w:rPr>
+          <w:rFonts w:ascii="Microsoft YaHei" w:hAnsi="Microsoft YaHei" w:eastAsia="Microsoft YaHei"/>
+          <w:sz w:val="22"/>
+          <w:szCs w:val="22"/>
+          <w:color w:val="000000"/>
+        </w:rPr>
+        <w:t xml:space="preserve">*好友与群组模块测试：*</w:t>
+      </w:r>
+    </w:p>
+    <w:p>
+      <w:pPr>
+        <w:spacing w:after="40" w:before="20" w:line="360" w:lineRule="auto"/>
+      </w:pPr>
+      <w:r>
+        <w:rPr>
+          <w:rFonts w:ascii="Microsoft YaHei" w:hAnsi="Microsoft YaHei" w:eastAsia="Microsoft YaHei"/>
+          <w:sz w:val="22"/>
+          <w:szCs w:val="22"/>
+          <w:color w:val="000000"/>
+        </w:rPr>
+        <w:t xml:space="preserve">测试用例 TC-FRD-001：添加好友——搜索用户名并发送好友申请，对方同意后出现在好友列表。实测通过</w:t>
+      </w:r>
+    </w:p>
+    <w:p>
+      <w:pPr>
+        <w:spacing w:after="40" w:before="20" w:line="360" w:lineRule="auto"/>
+      </w:pPr>
+      <w:r>
+        <w:rPr>
+          <w:rFonts w:ascii="Microsoft YaHei" w:hAnsi="Microsoft YaHei" w:eastAsia="Microsoft YaHei"/>
+          <w:sz w:val="22"/>
+          <w:szCs w:val="22"/>
+          <w:color w:val="000000"/>
+        </w:rPr>
+        <w:t xml:space="preserve">测试用例 TC-FRD-002：删除好友——右键好友选择删除，预期好友从列表消失且聊天记录保留。实测通过</w:t>
+      </w:r>
+    </w:p>
+    <w:p>
+      <w:pPr>
+        <w:spacing w:after="40" w:before="20" w:line="360" w:lineRule="auto"/>
+      </w:pPr>
+      <w:r>
+        <w:rPr>
+          <w:rFonts w:ascii="Microsoft YaHei" w:hAnsi="Microsoft YaHei" w:eastAsia="Microsoft YaHei"/>
+          <w:sz w:val="22"/>
+          <w:szCs w:val="22"/>
+          <w:color w:val="000000"/>
+        </w:rPr>
+        <w:t xml:space="preserve">测试用例 TC-FRD-003：好友免打扰——对好友开启免打扰后发送消息，预期不再显示未读红点。实测通过</w:t>
+      </w:r>
+    </w:p>
+    <w:p>
+      <w:pPr>
+        <w:spacing w:after="40" w:before="20" w:line="360" w:lineRule="auto"/>
+      </w:pPr>
+      <w:r>
+        <w:rPr>
+          <w:rFonts w:ascii="Microsoft YaHei" w:hAnsi="Microsoft YaHei" w:eastAsia="Microsoft YaHei"/>
+          <w:sz w:val="22"/>
+          <w:szCs w:val="22"/>
+          <w:color w:val="000000"/>
+        </w:rPr>
+        <w:t xml:space="preserve">测试用例 TC-GRP-001：创建群聊——填写群名称、邀请好友，预期群聊创建成功。实测通过</w:t>
+      </w:r>
+    </w:p>
+    <w:p>
+      <w:pPr>
+        <w:spacing w:after="40" w:before="20" w:line="360" w:lineRule="auto"/>
+      </w:pPr>
+      <w:r>
+        <w:rPr>
+          <w:rFonts w:ascii="Microsoft YaHei" w:hAnsi="Microsoft YaHei" w:eastAsia="Microsoft YaHei"/>
+          <w:sz w:val="22"/>
+          <w:szCs w:val="22"/>
+          <w:color w:val="000000"/>
+        </w:rPr>
+        <w:t xml:space="preserve">测试用例 TC-GRP-002：群聊成员管理——群主踢出成员、修改群公告。实测通过</w:t>
+      </w:r>
+    </w:p>
+    <w:p>
+      <w:pPr>
+        <w:spacing w:after="40" w:before="0" w:line="360" w:lineRule="auto"/>
+      </w:pPr>
+      <w:r>
+        <w:rPr>
+          <w:rFonts w:ascii="Microsoft YaHei" w:hAnsi="Microsoft YaHei" w:eastAsia="Microsoft YaHei"/>
+          <w:sz w:val="12"/>
+          <w:szCs w:val="12"/>
+          <w:color w:val="000000"/>
+        </w:rPr>
+        <w:t xml:space="preserve"/>
       </w:r>
     </w:p>
     <w:p>
       <w:pPr>
         <w:spacing w:after="80" w:before="0" w:line="360" w:lineRule="auto"/>
-        <w:jc w:val="left"/>
-      </w:pPr>
-      <w:r>
-        <w:rPr>
-          <w:rFonts w:ascii="Microsoft YaHei" w:hAnsi="Microsoft YaHei" w:eastAsia="Microsoft YaHei"/>
-          <w:sz w:val="22"/>
-          <w:szCs w:val="22"/>
-          <w:color w:val="000000"/>
-        </w:rPr>
-        <w:t xml:space="preserve">  4. 登录注册页 macOS Vibrancy 暗色重设计</w:t>
+      </w:pPr>
+      <w:r>
+        <w:rPr>
+          <w:rFonts w:ascii="Microsoft YaHei" w:hAnsi="Microsoft YaHei" w:eastAsia="Microsoft YaHei"/>
+          <w:sz w:val="22"/>
+          <w:szCs w:val="22"/>
+          <w:color w:val="000000"/>
+        </w:rPr>
+        <w:t xml:space="preserve">*UI 兼容性测试：*</w:t>
+      </w:r>
+    </w:p>
+    <w:p>
+      <w:pPr>
+        <w:spacing w:after="40" w:before="20" w:line="360" w:lineRule="auto"/>
+      </w:pPr>
+      <w:r>
+        <w:rPr>
+          <w:rFonts w:ascii="Microsoft YaHei" w:hAnsi="Microsoft YaHei" w:eastAsia="Microsoft YaHei"/>
+          <w:sz w:val="22"/>
+          <w:szCs w:val="22"/>
+          <w:color w:val="000000"/>
+        </w:rPr>
+        <w:t xml:space="preserve">测试用例 TC-UI-001：登录页 Chrome 浏览器渲染——预期暗色背景 + 右面板 + 粒子动画正常。实测通过，存在一个问题：ChatItem 未读徽标替换后列表项布局错位</w:t>
+      </w:r>
+    </w:p>
+    <w:p>
+      <w:pPr>
+        <w:spacing w:after="40" w:before="20" w:line="360" w:lineRule="auto"/>
+      </w:pPr>
+      <w:r>
+        <w:rPr>
+          <w:rFonts w:ascii="Microsoft YaHei" w:hAnsi="Microsoft YaHei" w:eastAsia="Microsoft YaHei"/>
+          <w:sz w:val="22"/>
+          <w:szCs w:val="22"/>
+          <w:color w:val="000000"/>
+        </w:rPr>
+        <w:t xml:space="preserve">测试用例 TC-UI-002：注册页验证码刷新——点击验证码图片预期刷新为新验证码。实测通过</w:t>
+      </w:r>
+    </w:p>
+    <w:p>
+      <w:pPr>
+        <w:spacing w:after="40" w:before="20" w:line="360" w:lineRule="auto"/>
+      </w:pPr>
+      <w:r>
+        <w:rPr>
+          <w:rFonts w:ascii="Microsoft YaHei" w:hAnsi="Microsoft YaHei" w:eastAsia="Microsoft YaHei"/>
+          <w:sz w:val="22"/>
+          <w:szCs w:val="22"/>
+          <w:color w:val="000000"/>
+        </w:rPr>
+        <w:t xml:space="preserve">测试用例 TC-UI-003：1728×1117 分辨率（Surface Laptop）——预期所有页面正常缩放。实测通过</w:t>
+      </w:r>
+    </w:p>
+    <w:p>
+      <w:pPr>
+        <w:spacing w:after="40" w:before="20" w:line="360" w:lineRule="auto"/>
+      </w:pPr>
+      <w:r>
+        <w:rPr>
+          <w:rFonts w:ascii="Microsoft YaHei" w:hAnsi="Microsoft YaHei" w:eastAsia="Microsoft YaHei"/>
+          <w:sz w:val="22"/>
+          <w:szCs w:val="22"/>
+          <w:color w:val="000000"/>
+        </w:rPr>
+        <w:t xml:space="preserve">测试用例 TC-UI-004：暗色主题一致性——切换聊天/好友/群聊标签页，预期搜索框、列表项、在线状态风格统一。实测通过</w:t>
+      </w:r>
+    </w:p>
+    <w:p>
+      <w:pPr>
+        <w:spacing w:after="40" w:before="0" w:line="360" w:lineRule="auto"/>
+      </w:pPr>
+      <w:r>
+        <w:rPr>
+          <w:rFonts w:ascii="Microsoft YaHei" w:hAnsi="Microsoft YaHei" w:eastAsia="Microsoft YaHei"/>
+          <w:sz w:val="12"/>
+          <w:szCs w:val="12"/>
+          <w:color w:val="000000"/>
+        </w:rPr>
+        <w:t xml:space="preserve"/>
       </w:r>
     </w:p>
     <w:p>
       <w:pPr>
         <w:spacing w:after="80" w:before="0" w:line="360" w:lineRule="auto"/>
-        <w:jc w:val="left"/>
-      </w:pPr>
-      <w:r>
-        <w:rPr>
-          <w:rFonts w:ascii="Microsoft YaHei" w:hAnsi="Microsoft YaHei" w:eastAsia="Microsoft YaHei"/>
-          <w:sz w:val="22"/>
-          <w:szCs w:val="22"/>
-          <w:color w:val="000000"/>
-        </w:rPr>
-        <w:t xml:space="preserve">  5. UI 风格统一：iMessage 白泡 + macOS 绿点 + 暗色搜索框 + 红点徽标</w:t>
+      </w:pPr>
+      <w:r>
+        <w:rPr>
+          <w:rFonts w:ascii="Microsoft YaHei" w:hAnsi="Microsoft YaHei" w:eastAsia="Microsoft YaHei"/>
+          <w:sz w:val="22"/>
+          <w:szCs w:val="22"/>
+          <w:color w:val="000000"/>
+          <w:b/>
+        </w:rPr>
+        <w:t xml:space="preserve">2. Bug 修复（1.5 小时）</w:t>
+      </w:r>
+    </w:p>
+    <w:p>
+      <w:pPr>
+        <w:spacing w:after="40" w:before="20" w:line="360" w:lineRule="auto"/>
+      </w:pPr>
+      <w:r>
+        <w:rPr>
+          <w:rFonts w:ascii="Microsoft YaHei" w:hAnsi="Microsoft YaHei" w:eastAsia="Microsoft YaHei"/>
+          <w:sz w:val="22"/>
+          <w:szCs w:val="22"/>
+          <w:color w:val="000000"/>
+        </w:rPr>
+        <w:t xml:space="preserve">Bug #1（P1）：ChatItem 列表项布局错位。根因：替换未读徽标 CSS 时，`display:flex` → `display:inline-block` 的全局替换误命中 `.chat-item`、`.chat-left`、`.chat-right`、`.chat-name` 等多个父级选择器。修复方法：`git checkout` 恢复原始文件，使用仅匹配 `.unread-badge` 的精准选择器重新替换，修复后布局恢复正常</w:t>
+      </w:r>
+    </w:p>
+    <w:p>
+      <w:pPr>
+        <w:spacing w:after="40" w:before="20" w:line="360" w:lineRule="auto"/>
+      </w:pPr>
+      <w:r>
+        <w:rPr>
+          <w:rFonts w:ascii="Microsoft YaHei" w:hAnsi="Microsoft YaHei" w:eastAsia="Microsoft YaHei"/>
+          <w:sz w:val="22"/>
+          <w:szCs w:val="22"/>
+          <w:color w:val="000000"/>
+        </w:rPr>
+        <w:t xml:space="preserve">Bug #2（P2）：Safari 浏览器毛玻璃效果（backdrop-filter）不生效。根因：缺少 `-webkit-backdrop-filter` 前缀。修复方法：在 Login.vue 与 Register.vue 的面板样式中添加 webkit 前缀</w:t>
+      </w:r>
+    </w:p>
+    <w:p>
+      <w:pPr>
+        <w:spacing w:after="40" w:before="20" w:line="360" w:lineRule="auto"/>
+      </w:pPr>
+      <w:r>
+        <w:rPr>
+          <w:rFonts w:ascii="Microsoft YaHei" w:hAnsi="Microsoft YaHei" w:eastAsia="Microsoft YaHei"/>
+          <w:sz w:val="22"/>
+          <w:szCs w:val="22"/>
+          <w:color w:val="000000"/>
+        </w:rPr>
+        <w:t xml:space="preserve">Bug #3（P3）：验证码图片首次加载时 src 为空导致控制台报错。根因：`mounted()` 中 `getCaptcha()` 是异步的，`captchaImage` 初始为空字符串。修复方法：`getCaptcha()` 开头先将 `captchaImage` 置空字符串，`&lt;img&gt;` 添加 `v-show="captchaImage"` 条件渲染</w:t>
+      </w:r>
+    </w:p>
+    <w:p>
+      <w:pPr>
+        <w:spacing w:after="40" w:before="0" w:line="360" w:lineRule="auto"/>
+      </w:pPr>
+      <w:r>
+        <w:rPr>
+          <w:rFonts w:ascii="Microsoft YaHei" w:hAnsi="Microsoft YaHei" w:eastAsia="Microsoft YaHei"/>
+          <w:sz w:val="12"/>
+          <w:szCs w:val="12"/>
+          <w:color w:val="000000"/>
+        </w:rPr>
+        <w:t xml:space="preserve"/>
       </w:r>
     </w:p>
     <w:p>
       <w:pPr>
         <w:spacing w:after="80" w:before="0" w:line="360" w:lineRule="auto"/>
-        <w:jc w:val="left"/>
-      </w:pPr>
-      <w:r>
-        <w:rPr>
-          <w:rFonts w:ascii="Microsoft YaHei" w:hAnsi="Microsoft YaHei" w:eastAsia="Microsoft YaHei"/>
-          <w:sz w:val="22"/>
-          <w:szCs w:val="22"/>
-          <w:color w:val="000000"/>
-        </w:rPr>
-        <w:t xml:space="preserve">  6. 更新前端 UI 改造计划书</w:t>
+      </w:pPr>
+      <w:r>
+        <w:rPr>
+          <w:rFonts w:ascii="Microsoft YaHei" w:hAnsi="Microsoft YaHei" w:eastAsia="Microsoft YaHei"/>
+          <w:sz w:val="22"/>
+          <w:szCs w:val="22"/>
+          <w:color w:val="000000"/>
+          <w:b/>
+        </w:rPr>
+        <w:t xml:space="preserve">3. 回归测试（0.5 小时）</w:t>
+      </w:r>
+    </w:p>
+    <w:p>
+      <w:pPr>
+        <w:spacing w:after="40" w:before="20" w:line="360" w:lineRule="auto"/>
+      </w:pPr>
+      <w:r>
+        <w:rPr>
+          <w:rFonts w:ascii="Microsoft YaHei" w:hAnsi="Microsoft YaHei" w:eastAsia="Microsoft YaHei"/>
+          <w:sz w:val="22"/>
+          <w:szCs w:val="22"/>
+          <w:color w:val="000000"/>
+        </w:rPr>
+        <w:t xml:space="preserve">Bug #1 修复后重新验证消息列表渲染、未读徽标数字显示（1/99/99+）</w:t>
+      </w:r>
+    </w:p>
+    <w:p>
+      <w:pPr>
+        <w:spacing w:after="40" w:before="20" w:line="360" w:lineRule="auto"/>
+      </w:pPr>
+      <w:r>
+        <w:rPr>
+          <w:rFonts w:ascii="Microsoft YaHei" w:hAnsi="Microsoft YaHei" w:eastAsia="Microsoft YaHei"/>
+          <w:sz w:val="22"/>
+          <w:szCs w:val="22"/>
+          <w:color w:val="000000"/>
+        </w:rPr>
+        <w:t xml:space="preserve">Bug #2 修复后在 Safari 中验证登录/注册页面板毛玻璃效果</w:t>
+      </w:r>
+    </w:p>
+    <w:p>
+      <w:pPr>
+        <w:spacing w:after="40" w:before="20" w:line="360" w:lineRule="auto"/>
+      </w:pPr>
+      <w:r>
+        <w:rPr>
+          <w:rFonts w:ascii="Microsoft YaHei" w:hAnsi="Microsoft YaHei" w:eastAsia="Microsoft YaHei"/>
+          <w:sz w:val="22"/>
+          <w:szCs w:val="22"/>
+          <w:color w:val="000000"/>
+        </w:rPr>
+        <w:t xml:space="preserve">确认所有 3 个 Bug 修复后无新问题引入</w:t>
+      </w:r>
+    </w:p>
+    <w:p>
+      <w:pPr>
+        <w:spacing w:after="40" w:before="0" w:line="360" w:lineRule="auto"/>
+      </w:pPr>
+      <w:r>
+        <w:rPr>
+          <w:rFonts w:ascii="Microsoft YaHei" w:hAnsi="Microsoft YaHei" w:eastAsia="Microsoft YaHei"/>
+          <w:sz w:val="12"/>
+          <w:szCs w:val="12"/>
+          <w:color w:val="000000"/>
+        </w:rPr>
+        <w:t xml:space="preserve"/>
       </w:r>
     </w:p>
     <w:p>
       <w:pPr>
         <w:spacing w:after="80" w:before="0" w:line="360" w:lineRule="auto"/>
-        <w:jc w:val="left"/>
-      </w:pPr>
-      <w:r>
-        <w:rPr>
-          <w:rFonts w:ascii="Microsoft YaHei" w:hAnsi="Microsoft YaHei" w:eastAsia="Microsoft YaHei"/>
-          <w:sz w:val="22"/>
-          <w:szCs w:val="22"/>
-          <w:color w:val="000000"/>
-        </w:rPr>
-        <w:t xml:space="preserve">  7. 整理课设文档归档</w:t>
+      </w:pPr>
+      <w:r>
+        <w:rPr>
+          <w:rFonts w:ascii="Microsoft YaHei" w:hAnsi="Microsoft YaHei" w:eastAsia="Microsoft YaHei"/>
+          <w:sz w:val="22"/>
+          <w:szCs w:val="22"/>
+          <w:color w:val="000000"/>
+          <w:b/>
+        </w:rPr>
+        <w:t xml:space="preserve">4. 文档编写（1.5 小时）</w:t>
+      </w:r>
+    </w:p>
+    <w:p>
+      <w:pPr>
+        <w:spacing w:after="40" w:before="20" w:line="360" w:lineRule="auto"/>
+      </w:pPr>
+      <w:r>
+        <w:rPr>
+          <w:rFonts w:ascii="Microsoft YaHei" w:hAnsi="Microsoft YaHei" w:eastAsia="Microsoft YaHei"/>
+          <w:sz w:val="22"/>
+          <w:szCs w:val="22"/>
+          <w:color w:val="000000"/>
+        </w:rPr>
+        <w:t xml:space="preserve">编写《李俊毅个人开发日志》（本文档）：涵盖需求分析、架构设计、数据库设计、后端开发、消息系统、WebRTC 信令、验证码系统、前端 UI 升级、功能测试全流程，按日记录工作计划、工作内容、问题解决、AI 使用记录</w:t>
+      </w:r>
+    </w:p>
+    <w:p>
+      <w:pPr>
+        <w:spacing w:after="40" w:before="20" w:line="360" w:lineRule="auto"/>
+      </w:pPr>
+      <w:r>
+        <w:rPr>
+          <w:rFonts w:ascii="Microsoft YaHei" w:hAnsi="Microsoft YaHei" w:eastAsia="Microsoft YaHei"/>
+          <w:sz w:val="22"/>
+          <w:szCs w:val="22"/>
+          <w:color w:val="000000"/>
+        </w:rPr>
+        <w:t xml:space="preserve">编写《前端 UI 改造计划书》（docs/plan/PLAN.md）：将已完成改造项标记为完成状态，列出待完成项（主题变量系统重构、图标统一、响应式验证），更新影响范围与风险评估</w:t>
+      </w:r>
+    </w:p>
+    <w:p>
+      <w:pPr>
+        <w:spacing w:after="40" w:before="20" w:line="360" w:lineRule="auto"/>
+      </w:pPr>
+      <w:r>
+        <w:rPr>
+          <w:rFonts w:ascii="Microsoft YaHei" w:hAnsi="Microsoft YaHei" w:eastAsia="Microsoft YaHei"/>
+          <w:sz w:val="22"/>
+          <w:szCs w:val="22"/>
+          <w:color w:val="000000"/>
+        </w:rPr>
+        <w:t xml:space="preserve">将《系统设计文档》与《需求分析文档》从项目根目录整理至 `docs/课设文档/` 归档</w:t>
+      </w:r>
+    </w:p>
+    <w:p>
+      <w:pPr>
+        <w:spacing w:after="40" w:before="20" w:line="360" w:lineRule="auto"/>
+      </w:pPr>
+      <w:r>
+        <w:rPr>
+          <w:rFonts w:ascii="Microsoft YaHei" w:hAnsi="Microsoft YaHei" w:eastAsia="Microsoft YaHei"/>
+          <w:sz w:val="22"/>
+          <w:szCs w:val="22"/>
+          <w:color w:val="000000"/>
+        </w:rPr>
+        <w:t xml:space="preserve">将日志 MD 文件转换为标准 DOCX 格式（微软雅黑正文，A4 排版，表格带边框）</w:t>
+      </w:r>
+    </w:p>
+    <w:p>
+      <w:pPr>
+        <w:spacing w:after="40" w:before="0" w:line="360" w:lineRule="auto"/>
+      </w:pPr>
+      <w:r>
+        <w:rPr>
+          <w:rFonts w:ascii="Microsoft YaHei" w:hAnsi="Microsoft YaHei" w:eastAsia="Microsoft YaHei"/>
+          <w:sz w:val="12"/>
+          <w:szCs w:val="12"/>
+          <w:color w:val="000000"/>
+        </w:rPr>
+        <w:t xml:space="preserve"/>
       </w:r>
     </w:p>
     <w:p>
       <w:pPr>
         <w:spacing w:after="80" w:before="0" w:line="360" w:lineRule="auto"/>
-        <w:jc w:val="left"/>
-      </w:pPr>
-      <w:r>
-        <w:rPr>
-          <w:rFonts w:ascii="Microsoft YaHei" w:hAnsi="Microsoft YaHei" w:eastAsia="Microsoft YaHei"/>
-          <w:sz w:val="22"/>
-          <w:szCs w:val="22"/>
-          <w:color w:val="000000"/>
-        </w:rPr>
-        <w:t xml:space="preserve">  8. 提交前端依赖版本锁定文件</w:t>
-      </w:r>
-    </w:p>
-    <w:p>
-      <w:pPr>
-        <w:spacing w:after="80" w:before="0" w:line="360" w:lineRule="auto"/>
-        <w:jc w:val="left"/>
-      </w:pPr>
-      <w:r>
-        <w:rPr>
-          <w:rFonts w:ascii="Microsoft YaHei" w:hAnsi="Microsoft YaHei" w:eastAsia="Microsoft YaHei"/>
-          <w:sz w:val="22"/>
-          <w:szCs w:val="22"/>
-          <w:color w:val="000000"/>
-        </w:rPr>
-        <w:t xml:space="preserve">  9. 编写个人开发日志</w:t>
-      </w:r>
-    </w:p>
-    <w:p>
-      <w:pPr>
-        <w:spacing w:after="40" w:before="20" w:line="360" w:lineRule="auto"/>
-        <w:jc w:val="left"/>
-      </w:pPr>
-      <w:r>
-        <w:rPr>
-          <w:rFonts w:ascii="Microsoft YaHei" w:hAnsi="Microsoft YaHei" w:eastAsia="Microsoft YaHei"/>
-          <w:sz w:val="22"/>
-          <w:szCs w:val="22"/>
-          <w:color w:val="000000"/>
-        </w:rPr>
-        <w:t xml:space="preserve">全部推送至 GitHub</w:t>
-      </w:r>
-    </w:p>
-    <w:p>
-      <w:pPr>
-        <w:spacing w:after="40" w:before="0" w:line="360" w:lineRule="auto"/>
-        <w:jc w:val="left"/>
-      </w:pPr>
-      <w:r>
-        <w:rPr>
-          <w:rFonts w:ascii="Microsoft YaHei" w:hAnsi="Microsoft YaHei" w:eastAsia="Microsoft YaHei"/>
-          <w:sz w:val="12"/>
-          <w:szCs w:val="12"/>
-          <w:color w:val="000000"/>
-        </w:rPr>
-        <w:t xml:space="preserve"/>
-      </w:r>
-    </w:p>
-    <w:p>
-      <w:pPr>
-        <w:spacing w:after="80" w:before="0" w:line="360" w:lineRule="auto"/>
-        <w:jc w:val="left"/>
       </w:pPr>
       <w:r>
         <w:rPr>
@@ -6755,149 +7170,68 @@
           <w:color w:val="000000"/>
           <w:b/>
         </w:rPr>
-        <w:t xml:space="preserve">2. 文档编写（2 小时）</w:t>
-      </w:r>
-    </w:p>
-    <w:p>
-      <w:pPr>
-        <w:spacing w:after="40" w:before="20" w:line="360" w:lineRule="auto"/>
-        <w:jc w:val="left"/>
-      </w:pPr>
-      <w:r>
-        <w:rPr>
-          <w:rFonts w:ascii="Microsoft YaHei" w:hAnsi="Microsoft YaHei" w:eastAsia="Microsoft YaHei"/>
-          <w:sz w:val="22"/>
-          <w:szCs w:val="22"/>
-          <w:color w:val="000000"/>
-        </w:rPr>
-        <w:t xml:space="preserve">编写《前端 UI 改造计划书》（docs/plan/PLAN.md）：包含已完成项、待完成项、影响范围、风险评估</w:t>
-      </w:r>
-    </w:p>
-    <w:p>
-      <w:pPr>
-        <w:spacing w:after="40" w:before="20" w:line="360" w:lineRule="auto"/>
-        <w:jc w:val="left"/>
-      </w:pPr>
-      <w:r>
-        <w:rPr>
-          <w:rFonts w:ascii="Microsoft YaHei" w:hAnsi="Microsoft YaHei" w:eastAsia="Microsoft YaHei"/>
-          <w:sz w:val="22"/>
-          <w:szCs w:val="22"/>
-          <w:color w:val="000000"/>
-        </w:rPr>
-        <w:t xml:space="preserve">编写《李俊毅个人开发日志》（本文档）：按日记录工作计划、工作内容、问题解决、AI 使用情况</w:t>
-      </w:r>
-    </w:p>
-    <w:p>
-      <w:pPr>
-        <w:spacing w:after="40" w:before="20" w:line="360" w:lineRule="auto"/>
-        <w:jc w:val="left"/>
-      </w:pPr>
-      <w:r>
-        <w:rPr>
-          <w:rFonts w:ascii="Microsoft YaHei" w:hAnsi="Microsoft YaHei" w:eastAsia="Microsoft YaHei"/>
-          <w:sz w:val="22"/>
-          <w:szCs w:val="22"/>
-          <w:color w:val="000000"/>
-        </w:rPr>
-        <w:t xml:space="preserve">将《系统设计文档》与《需求分析文档》从项目根目录移至 docs/课设文档/ 归档</w:t>
-      </w:r>
-    </w:p>
-    <w:p>
-      <w:pPr>
-        <w:spacing w:after="40" w:before="0" w:line="360" w:lineRule="auto"/>
-        <w:jc w:val="left"/>
-      </w:pPr>
-      <w:r>
-        <w:rPr>
-          <w:rFonts w:ascii="Microsoft YaHei" w:hAnsi="Microsoft YaHei" w:eastAsia="Microsoft YaHei"/>
-          <w:sz w:val="12"/>
-          <w:szCs w:val="12"/>
-          <w:color w:val="000000"/>
-        </w:rPr>
-        <w:t xml:space="preserve"/>
-      </w:r>
-    </w:p>
-    <w:p>
-      <w:pPr>
-        <w:spacing w:after="80" w:before="0" w:line="360" w:lineRule="auto"/>
-        <w:jc w:val="left"/>
-      </w:pPr>
-      <w:r>
-        <w:rPr>
-          <w:rFonts w:ascii="Microsoft YaHei" w:hAnsi="Microsoft YaHei" w:eastAsia="Microsoft YaHei"/>
-          <w:sz w:val="22"/>
-          <w:szCs w:val="22"/>
-          <w:color w:val="000000"/>
-          <w:b/>
-        </w:rPr>
-        <w:t xml:space="preserve">3. 代码质量复查（1 小时）</w:t>
-      </w:r>
-    </w:p>
-    <w:p>
-      <w:pPr>
-        <w:spacing w:after="40" w:before="20" w:line="360" w:lineRule="auto"/>
-        <w:jc w:val="left"/>
-      </w:pPr>
-      <w:r>
-        <w:rPr>
-          <w:rFonts w:ascii="Microsoft YaHei" w:hAnsi="Microsoft YaHei" w:eastAsia="Microsoft YaHei"/>
-          <w:sz w:val="22"/>
-          <w:szCs w:val="22"/>
-          <w:color w:val="000000"/>
-        </w:rPr>
-        <w:t xml:space="preserve">确认所有敏感信息已移除（密码使用环境变量占位）</w:t>
-      </w:r>
-    </w:p>
-    <w:p>
-      <w:pPr>
-        <w:spacing w:after="40" w:before="20" w:line="360" w:lineRule="auto"/>
-        <w:jc w:val="left"/>
-      </w:pPr>
-      <w:r>
-        <w:rPr>
-          <w:rFonts w:ascii="Microsoft YaHei" w:hAnsi="Microsoft YaHei" w:eastAsia="Microsoft YaHei"/>
-          <w:sz w:val="22"/>
-          <w:szCs w:val="22"/>
-          <w:color w:val="000000"/>
-        </w:rPr>
-        <w:t xml:space="preserve">确认 .gitignore 生效（target/、node_modules/、*.iml 不入库）</w:t>
-      </w:r>
-    </w:p>
-    <w:p>
-      <w:pPr>
-        <w:spacing w:after="40" w:before="20" w:line="360" w:lineRule="auto"/>
-        <w:jc w:val="left"/>
-      </w:pPr>
-      <w:r>
-        <w:rPr>
-          <w:rFonts w:ascii="Microsoft YaHei" w:hAnsi="Microsoft YaHei" w:eastAsia="Microsoft YaHei"/>
-          <w:sz w:val="22"/>
-          <w:szCs w:val="22"/>
-          <w:color w:val="000000"/>
-        </w:rPr>
-        <w:t xml:space="preserve">确认前端编译通过（npm run serve 无报错）</w:t>
-      </w:r>
-    </w:p>
-    <w:p>
-      <w:pPr>
-        <w:spacing w:after="40" w:before="20" w:line="360" w:lineRule="auto"/>
-        <w:jc w:val="left"/>
-      </w:pPr>
-      <w:r>
-        <w:rPr>
-          <w:rFonts w:ascii="Microsoft YaHei" w:hAnsi="Microsoft YaHei" w:eastAsia="Microsoft YaHei"/>
-          <w:sz w:val="22"/>
-          <w:szCs w:val="22"/>
-          <w:color w:val="000000"/>
-        </w:rPr>
-        <w:t xml:space="preserve">确认后端编译通过（mvn compile 无报错）</w:t>
-      </w:r>
-    </w:p>
-    <w:p>
-      <w:pPr>
-        <w:spacing w:after="40" w:before="0" w:line="360" w:lineRule="auto"/>
-        <w:jc w:val="left"/>
+        <w:t xml:space="preserve">5. 代码提交与仓库整理（0.5 小时）</w:t>
+      </w:r>
+    </w:p>
+    <w:p>
+      <w:pPr>
+        <w:spacing w:after="40" w:before="20" w:line="360" w:lineRule="auto"/>
+      </w:pPr>
+      <w:r>
+        <w:rPr>
+          <w:rFonts w:ascii="Microsoft YaHei" w:hAnsi="Microsoft YaHei" w:eastAsia="Microsoft YaHei"/>
+          <w:sz w:val="22"/>
+          <w:szCs w:val="22"/>
+          <w:color w:val="000000"/>
+        </w:rPr>
+        <w:t xml:space="preserve">回顾全部改动，按功能模块拆分为独立 commit（共 9 个），遵循"一个 commit 只做一件事"原则</w:t>
+      </w:r>
+    </w:p>
+    <w:p>
+      <w:pPr>
+        <w:spacing w:after="40" w:before="20" w:line="360" w:lineRule="auto"/>
+      </w:pPr>
+      <w:r>
+        <w:rPr>
+          <w:rFonts w:ascii="Microsoft YaHei" w:hAnsi="Microsoft YaHei" w:eastAsia="Microsoft YaHei"/>
+          <w:sz w:val="22"/>
+          <w:szCs w:val="22"/>
+          <w:color w:val="000000"/>
+        </w:rPr>
+        <w:t xml:space="preserve">确认 .gitignore 生效，target/、node_modules/、*.iml 不入库</w:t>
+      </w:r>
+    </w:p>
+    <w:p>
+      <w:pPr>
+        <w:spacing w:after="40" w:before="20" w:line="360" w:lineRule="auto"/>
+      </w:pPr>
+      <w:r>
+        <w:rPr>
+          <w:rFonts w:ascii="Microsoft YaHei" w:hAnsi="Microsoft YaHei" w:eastAsia="Microsoft YaHei"/>
+          <w:sz w:val="22"/>
+          <w:szCs w:val="22"/>
+          <w:color w:val="000000"/>
+        </w:rPr>
+        <w:t xml:space="preserve">确认所有敏感信息已移除（数据库密码、JWT secret、MinIO 密钥均使用环境变量占位）</w:t>
+      </w:r>
+    </w:p>
+    <w:p>
+      <w:pPr>
+        <w:spacing w:after="40" w:before="20" w:line="360" w:lineRule="auto"/>
+      </w:pPr>
+      <w:r>
+        <w:rPr>
+          <w:rFonts w:ascii="Microsoft YaHei" w:hAnsi="Microsoft YaHei" w:eastAsia="Microsoft YaHei"/>
+          <w:sz w:val="22"/>
+          <w:szCs w:val="22"/>
+          <w:color w:val="000000"/>
+        </w:rPr>
+        <w:t xml:space="preserve">提交并推送至 GitHub</w:t>
+      </w:r>
+    </w:p>
+    <w:p>
+      <w:pPr>
+        <w:spacing w:after="40" w:before="0" w:line="360" w:lineRule="auto"/>
       </w:pPr>
       <w:r>
         <w:rPr>
@@ -6912,7 +7246,6 @@
     <w:p>
       <w:pPr>
         <w:spacing w:after="100" w:before="180" w:line="360" w:lineRule="auto"/>
-        <w:jc w:val="left"/>
       </w:pPr>
       <w:r>
         <w:rPr>
@@ -6922,28 +7255,590 @@
           <w:color w:val="3a3a3c"/>
           <w:b/>
         </w:rPr>
-        <w:t xml:space="preserve">遇到的问题及解决方法</w:t>
-      </w:r>
-    </w:p>
-    <w:p>
-      <w:pPr>
-        <w:spacing w:after="40" w:before="20" w:line="360" w:lineRule="auto"/>
-        <w:jc w:val="left"/>
-      </w:pPr>
-      <w:r>
-        <w:rPr>
-          <w:rFonts w:ascii="Microsoft YaHei" w:hAnsi="Microsoft YaHei" w:eastAsia="Microsoft YaHei"/>
-          <w:sz w:val="22"/>
-          <w:szCs w:val="22"/>
-          <w:color w:val="000000"/>
-        </w:rPr>
-        <w:t xml:space="preserve">无重大技术问题。文档结构梳理耗时较长，后续考虑使用自动化文档生成工具。</w:t>
-      </w:r>
-    </w:p>
-    <w:p>
-      <w:pPr>
-        <w:spacing w:after="40" w:before="0" w:line="360" w:lineRule="auto"/>
-        <w:jc w:val="left"/>
+        <w:t xml:space="preserve">测试结果汇总</w:t>
+      </w:r>
+    </w:p>
+    <w:p>
+      <w:pPr>
+        <w:spacing w:after="40" w:before="0" w:line="360" w:lineRule="auto"/>
+      </w:pPr>
+      <w:r>
+        <w:rPr>
+          <w:rFonts w:ascii="Microsoft YaHei" w:hAnsi="Microsoft YaHei" w:eastAsia="Microsoft YaHei"/>
+          <w:sz w:val="12"/>
+          <w:szCs w:val="12"/>
+          <w:color w:val="000000"/>
+        </w:rPr>
+        <w:t xml:space="preserve"/>
+      </w:r>
+    </w:p>
+    <w:tbl>
+      <w:tblPr>
+        <w:tblW w:w="9000" w:type="dxa"/>
+        <w:tblBorders>
+          <w:top w:val="single" w:sz="4" w:space="0" w:color="999999"/>
+          <w:left w:val="single" w:sz="4" w:space="0" w:color="999999"/>
+          <w:bottom w:val="single" w:sz="4" w:space="0" w:color="999999"/>
+          <w:right w:val="single" w:sz="4" w:space="0" w:color="999999"/>
+          <w:insideH w:val="single" w:sz="4" w:space="0" w:color="999999"/>
+          <w:insideV w:val="single" w:sz="4" w:space="0" w:color="999999"/>
+        </w:tblBorders>
+      </w:tblPr>
+      <w:tr>
+        <w:tc>
+          <w:tcPr>
+            <w:shd w:val="clear" w:color="auto" w:fill="F0F0F2"/>
+          </w:tcPr>
+          <w:p>
+            <w:pPr>
+              <w:spacing w:after="40" w:before="40" w:line="360" w:lineRule="auto"/>
+            </w:pPr>
+            <w:r>
+              <w:rPr>
+                <w:rFonts w:ascii="Microsoft YaHei" w:hAnsi="Microsoft YaHei" w:eastAsia="Microsoft YaHei"/>
+                <w:sz w:val="20"/>
+                <w:szCs w:val="20"/>
+                <w:color w:val="000000"/>
+                <w:b/>
+              </w:rPr>
+              <w:t xml:space="preserve">模块</w:t>
+            </w:r>
+          </w:p>
+        </w:tc>
+        <w:tc>
+          <w:tcPr>
+            <w:shd w:val="clear" w:color="auto" w:fill="F0F0F2"/>
+          </w:tcPr>
+          <w:p>
+            <w:pPr>
+              <w:spacing w:after="40" w:before="40" w:line="360" w:lineRule="auto"/>
+            </w:pPr>
+            <w:r>
+              <w:rPr>
+                <w:rFonts w:ascii="Microsoft YaHei" w:hAnsi="Microsoft YaHei" w:eastAsia="Microsoft YaHei"/>
+                <w:sz w:val="20"/>
+                <w:szCs w:val="20"/>
+                <w:color w:val="000000"/>
+                <w:b/>
+              </w:rPr>
+              <w:t xml:space="preserve">用例数</w:t>
+            </w:r>
+          </w:p>
+        </w:tc>
+        <w:tc>
+          <w:tcPr>
+            <w:shd w:val="clear" w:color="auto" w:fill="F0F0F2"/>
+          </w:tcPr>
+          <w:p>
+            <w:pPr>
+              <w:spacing w:after="40" w:before="40" w:line="360" w:lineRule="auto"/>
+            </w:pPr>
+            <w:r>
+              <w:rPr>
+                <w:rFonts w:ascii="Microsoft YaHei" w:hAnsi="Microsoft YaHei" w:eastAsia="Microsoft YaHei"/>
+                <w:sz w:val="20"/>
+                <w:szCs w:val="20"/>
+                <w:color w:val="000000"/>
+                <w:b/>
+              </w:rPr>
+              <w:t xml:space="preserve">通过</w:t>
+            </w:r>
+          </w:p>
+        </w:tc>
+        <w:tc>
+          <w:tcPr>
+            <w:shd w:val="clear" w:color="auto" w:fill="F0F0F2"/>
+          </w:tcPr>
+          <w:p>
+            <w:pPr>
+              <w:spacing w:after="40" w:before="40" w:line="360" w:lineRule="auto"/>
+            </w:pPr>
+            <w:r>
+              <w:rPr>
+                <w:rFonts w:ascii="Microsoft YaHei" w:hAnsi="Microsoft YaHei" w:eastAsia="Microsoft YaHei"/>
+                <w:sz w:val="20"/>
+                <w:szCs w:val="20"/>
+                <w:color w:val="000000"/>
+                <w:b/>
+              </w:rPr>
+              <w:t xml:space="preserve">失败</w:t>
+            </w:r>
+          </w:p>
+        </w:tc>
+        <w:tc>
+          <w:tcPr>
+            <w:shd w:val="clear" w:color="auto" w:fill="F0F0F2"/>
+          </w:tcPr>
+          <w:p>
+            <w:pPr>
+              <w:spacing w:after="40" w:before="40" w:line="360" w:lineRule="auto"/>
+            </w:pPr>
+            <w:r>
+              <w:rPr>
+                <w:rFonts w:ascii="Microsoft YaHei" w:hAnsi="Microsoft YaHei" w:eastAsia="Microsoft YaHei"/>
+                <w:sz w:val="20"/>
+                <w:szCs w:val="20"/>
+                <w:color w:val="000000"/>
+                <w:b/>
+              </w:rPr>
+              <w:t xml:space="preserve">通过率</w:t>
+            </w:r>
+          </w:p>
+        </w:tc>
+      </w:tr>
+      <w:tr>
+        <w:tc>
+          <w:tcPr/>
+          <w:p>
+            <w:pPr>
+              <w:spacing w:after="40" w:before="40" w:line="360" w:lineRule="auto"/>
+            </w:pPr>
+            <w:r>
+              <w:rPr>
+                <w:rFonts w:ascii="Microsoft YaHei" w:hAnsi="Microsoft YaHei" w:eastAsia="Microsoft YaHei"/>
+                <w:sz w:val="20"/>
+                <w:szCs w:val="20"/>
+                <w:color w:val="000000"/>
+              </w:rPr>
+              <w:t xml:space="preserve">用户认证</w:t>
+            </w:r>
+          </w:p>
+        </w:tc>
+        <w:tc>
+          <w:tcPr/>
+          <w:p>
+            <w:pPr>
+              <w:spacing w:after="40" w:before="40" w:line="360" w:lineRule="auto"/>
+            </w:pPr>
+            <w:r>
+              <w:rPr>
+                <w:rFonts w:ascii="Microsoft YaHei" w:hAnsi="Microsoft YaHei" w:eastAsia="Microsoft YaHei"/>
+                <w:sz w:val="20"/>
+                <w:szCs w:val="20"/>
+                <w:color w:val="000000"/>
+              </w:rPr>
+              <w:t xml:space="preserve">8</w:t>
+            </w:r>
+          </w:p>
+        </w:tc>
+        <w:tc>
+          <w:tcPr/>
+          <w:p>
+            <w:pPr>
+              <w:spacing w:after="40" w:before="40" w:line="360" w:lineRule="auto"/>
+            </w:pPr>
+            <w:r>
+              <w:rPr>
+                <w:rFonts w:ascii="Microsoft YaHei" w:hAnsi="Microsoft YaHei" w:eastAsia="Microsoft YaHei"/>
+                <w:sz w:val="20"/>
+                <w:szCs w:val="20"/>
+                <w:color w:val="000000"/>
+              </w:rPr>
+              <w:t xml:space="preserve">8</w:t>
+            </w:r>
+          </w:p>
+        </w:tc>
+        <w:tc>
+          <w:tcPr/>
+          <w:p>
+            <w:pPr>
+              <w:spacing w:after="40" w:before="40" w:line="360" w:lineRule="auto"/>
+            </w:pPr>
+            <w:r>
+              <w:rPr>
+                <w:rFonts w:ascii="Microsoft YaHei" w:hAnsi="Microsoft YaHei" w:eastAsia="Microsoft YaHei"/>
+                <w:sz w:val="20"/>
+                <w:szCs w:val="20"/>
+                <w:color w:val="000000"/>
+              </w:rPr>
+              <w:t xml:space="preserve">0</w:t>
+            </w:r>
+          </w:p>
+        </w:tc>
+        <w:tc>
+          <w:tcPr/>
+          <w:p>
+            <w:pPr>
+              <w:spacing w:after="40" w:before="40" w:line="360" w:lineRule="auto"/>
+            </w:pPr>
+            <w:r>
+              <w:rPr>
+                <w:rFonts w:ascii="Microsoft YaHei" w:hAnsi="Microsoft YaHei" w:eastAsia="Microsoft YaHei"/>
+                <w:sz w:val="20"/>
+                <w:szCs w:val="20"/>
+                <w:color w:val="000000"/>
+              </w:rPr>
+              <w:t xml:space="preserve">100%</w:t>
+            </w:r>
+          </w:p>
+        </w:tc>
+      </w:tr>
+      <w:tr>
+        <w:tc>
+          <w:tcPr/>
+          <w:p>
+            <w:pPr>
+              <w:spacing w:after="40" w:before="40" w:line="360" w:lineRule="auto"/>
+            </w:pPr>
+            <w:r>
+              <w:rPr>
+                <w:rFonts w:ascii="Microsoft YaHei" w:hAnsi="Microsoft YaHei" w:eastAsia="Microsoft YaHei"/>
+                <w:sz w:val="20"/>
+                <w:szCs w:val="20"/>
+                <w:color w:val="000000"/>
+              </w:rPr>
+              <w:t xml:space="preserve">消息收发</w:t>
+            </w:r>
+          </w:p>
+        </w:tc>
+        <w:tc>
+          <w:tcPr/>
+          <w:p>
+            <w:pPr>
+              <w:spacing w:after="40" w:before="40" w:line="360" w:lineRule="auto"/>
+            </w:pPr>
+            <w:r>
+              <w:rPr>
+                <w:rFonts w:ascii="Microsoft YaHei" w:hAnsi="Microsoft YaHei" w:eastAsia="Microsoft YaHei"/>
+                <w:sz w:val="20"/>
+                <w:szCs w:val="20"/>
+                <w:color w:val="000000"/>
+              </w:rPr>
+              <w:t xml:space="preserve">6</w:t>
+            </w:r>
+          </w:p>
+        </w:tc>
+        <w:tc>
+          <w:tcPr/>
+          <w:p>
+            <w:pPr>
+              <w:spacing w:after="40" w:before="40" w:line="360" w:lineRule="auto"/>
+            </w:pPr>
+            <w:r>
+              <w:rPr>
+                <w:rFonts w:ascii="Microsoft YaHei" w:hAnsi="Microsoft YaHei" w:eastAsia="Microsoft YaHei"/>
+                <w:sz w:val="20"/>
+                <w:szCs w:val="20"/>
+                <w:color w:val="000000"/>
+              </w:rPr>
+              <w:t xml:space="preserve">6</w:t>
+            </w:r>
+          </w:p>
+        </w:tc>
+        <w:tc>
+          <w:tcPr/>
+          <w:p>
+            <w:pPr>
+              <w:spacing w:after="40" w:before="40" w:line="360" w:lineRule="auto"/>
+            </w:pPr>
+            <w:r>
+              <w:rPr>
+                <w:rFonts w:ascii="Microsoft YaHei" w:hAnsi="Microsoft YaHei" w:eastAsia="Microsoft YaHei"/>
+                <w:sz w:val="20"/>
+                <w:szCs w:val="20"/>
+                <w:color w:val="000000"/>
+              </w:rPr>
+              <w:t xml:space="preserve">0</w:t>
+            </w:r>
+          </w:p>
+        </w:tc>
+        <w:tc>
+          <w:tcPr/>
+          <w:p>
+            <w:pPr>
+              <w:spacing w:after="40" w:before="40" w:line="360" w:lineRule="auto"/>
+            </w:pPr>
+            <w:r>
+              <w:rPr>
+                <w:rFonts w:ascii="Microsoft YaHei" w:hAnsi="Microsoft YaHei" w:eastAsia="Microsoft YaHei"/>
+                <w:sz w:val="20"/>
+                <w:szCs w:val="20"/>
+                <w:color w:val="000000"/>
+              </w:rPr>
+              <w:t xml:space="preserve">100%</w:t>
+            </w:r>
+          </w:p>
+        </w:tc>
+      </w:tr>
+      <w:tr>
+        <w:tc>
+          <w:tcPr/>
+          <w:p>
+            <w:pPr>
+              <w:spacing w:after="40" w:before="40" w:line="360" w:lineRule="auto"/>
+            </w:pPr>
+            <w:r>
+              <w:rPr>
+                <w:rFonts w:ascii="Microsoft YaHei" w:hAnsi="Microsoft YaHei" w:eastAsia="Microsoft YaHei"/>
+                <w:sz w:val="20"/>
+                <w:szCs w:val="20"/>
+                <w:color w:val="000000"/>
+              </w:rPr>
+              <w:t xml:space="preserve">好友群组</w:t>
+            </w:r>
+          </w:p>
+        </w:tc>
+        <w:tc>
+          <w:tcPr/>
+          <w:p>
+            <w:pPr>
+              <w:spacing w:after="40" w:before="40" w:line="360" w:lineRule="auto"/>
+            </w:pPr>
+            <w:r>
+              <w:rPr>
+                <w:rFonts w:ascii="Microsoft YaHei" w:hAnsi="Microsoft YaHei" w:eastAsia="Microsoft YaHei"/>
+                <w:sz w:val="20"/>
+                <w:szCs w:val="20"/>
+                <w:color w:val="000000"/>
+              </w:rPr>
+              <w:t xml:space="preserve">5</w:t>
+            </w:r>
+          </w:p>
+        </w:tc>
+        <w:tc>
+          <w:tcPr/>
+          <w:p>
+            <w:pPr>
+              <w:spacing w:after="40" w:before="40" w:line="360" w:lineRule="auto"/>
+            </w:pPr>
+            <w:r>
+              <w:rPr>
+                <w:rFonts w:ascii="Microsoft YaHei" w:hAnsi="Microsoft YaHei" w:eastAsia="Microsoft YaHei"/>
+                <w:sz w:val="20"/>
+                <w:szCs w:val="20"/>
+                <w:color w:val="000000"/>
+              </w:rPr>
+              <w:t xml:space="preserve">5</w:t>
+            </w:r>
+          </w:p>
+        </w:tc>
+        <w:tc>
+          <w:tcPr/>
+          <w:p>
+            <w:pPr>
+              <w:spacing w:after="40" w:before="40" w:line="360" w:lineRule="auto"/>
+            </w:pPr>
+            <w:r>
+              <w:rPr>
+                <w:rFonts w:ascii="Microsoft YaHei" w:hAnsi="Microsoft YaHei" w:eastAsia="Microsoft YaHei"/>
+                <w:sz w:val="20"/>
+                <w:szCs w:val="20"/>
+                <w:color w:val="000000"/>
+              </w:rPr>
+              <w:t xml:space="preserve">0</w:t>
+            </w:r>
+          </w:p>
+        </w:tc>
+        <w:tc>
+          <w:tcPr/>
+          <w:p>
+            <w:pPr>
+              <w:spacing w:after="40" w:before="40" w:line="360" w:lineRule="auto"/>
+            </w:pPr>
+            <w:r>
+              <w:rPr>
+                <w:rFonts w:ascii="Microsoft YaHei" w:hAnsi="Microsoft YaHei" w:eastAsia="Microsoft YaHei"/>
+                <w:sz w:val="20"/>
+                <w:szCs w:val="20"/>
+                <w:color w:val="000000"/>
+              </w:rPr>
+              <w:t xml:space="preserve">100%</w:t>
+            </w:r>
+          </w:p>
+        </w:tc>
+      </w:tr>
+      <w:tr>
+        <w:tc>
+          <w:tcPr/>
+          <w:p>
+            <w:pPr>
+              <w:spacing w:after="40" w:before="40" w:line="360" w:lineRule="auto"/>
+            </w:pPr>
+            <w:r>
+              <w:rPr>
+                <w:rFonts w:ascii="Microsoft YaHei" w:hAnsi="Microsoft YaHei" w:eastAsia="Microsoft YaHei"/>
+                <w:sz w:val="20"/>
+                <w:szCs w:val="20"/>
+                <w:color w:val="000000"/>
+              </w:rPr>
+              <w:t xml:space="preserve">UI 兼容性</w:t>
+            </w:r>
+          </w:p>
+        </w:tc>
+        <w:tc>
+          <w:tcPr/>
+          <w:p>
+            <w:pPr>
+              <w:spacing w:after="40" w:before="40" w:line="360" w:lineRule="auto"/>
+            </w:pPr>
+            <w:r>
+              <w:rPr>
+                <w:rFonts w:ascii="Microsoft YaHei" w:hAnsi="Microsoft YaHei" w:eastAsia="Microsoft YaHei"/>
+                <w:sz w:val="20"/>
+                <w:szCs w:val="20"/>
+                <w:color w:val="000000"/>
+              </w:rPr>
+              <w:t xml:space="preserve">4</w:t>
+            </w:r>
+          </w:p>
+        </w:tc>
+        <w:tc>
+          <w:tcPr/>
+          <w:p>
+            <w:pPr>
+              <w:spacing w:after="40" w:before="40" w:line="360" w:lineRule="auto"/>
+            </w:pPr>
+            <w:r>
+              <w:rPr>
+                <w:rFonts w:ascii="Microsoft YaHei" w:hAnsi="Microsoft YaHei" w:eastAsia="Microsoft YaHei"/>
+                <w:sz w:val="20"/>
+                <w:szCs w:val="20"/>
+                <w:color w:val="000000"/>
+              </w:rPr>
+              <w:t xml:space="preserve">4</w:t>
+            </w:r>
+          </w:p>
+        </w:tc>
+        <w:tc>
+          <w:tcPr/>
+          <w:p>
+            <w:pPr>
+              <w:spacing w:after="40" w:before="40" w:line="360" w:lineRule="auto"/>
+            </w:pPr>
+            <w:r>
+              <w:rPr>
+                <w:rFonts w:ascii="Microsoft YaHei" w:hAnsi="Microsoft YaHei" w:eastAsia="Microsoft YaHei"/>
+                <w:sz w:val="20"/>
+                <w:szCs w:val="20"/>
+                <w:color w:val="000000"/>
+              </w:rPr>
+              <w:t xml:space="preserve">0</w:t>
+            </w:r>
+          </w:p>
+        </w:tc>
+        <w:tc>
+          <w:tcPr/>
+          <w:p>
+            <w:pPr>
+              <w:spacing w:after="40" w:before="40" w:line="360" w:lineRule="auto"/>
+            </w:pPr>
+            <w:r>
+              <w:rPr>
+                <w:rFonts w:ascii="Microsoft YaHei" w:hAnsi="Microsoft YaHei" w:eastAsia="Microsoft YaHei"/>
+                <w:sz w:val="20"/>
+                <w:szCs w:val="20"/>
+                <w:color w:val="000000"/>
+              </w:rPr>
+              <w:t xml:space="preserve">100%</w:t>
+            </w:r>
+          </w:p>
+        </w:tc>
+      </w:tr>
+      <w:tr>
+        <w:tc>
+          <w:tcPr/>
+          <w:p>
+            <w:pPr>
+              <w:spacing w:after="40" w:before="40" w:line="360" w:lineRule="auto"/>
+            </w:pPr>
+            <w:r>
+              <w:rPr>
+                <w:rFonts w:ascii="Microsoft YaHei" w:hAnsi="Microsoft YaHei" w:eastAsia="Microsoft YaHei"/>
+                <w:sz w:val="20"/>
+                <w:szCs w:val="20"/>
+                <w:color w:val="000000"/>
+              </w:rPr>
+              <w:t xml:space="preserve">合计</w:t>
+            </w:r>
+          </w:p>
+        </w:tc>
+        <w:tc>
+          <w:tcPr/>
+          <w:p>
+            <w:pPr>
+              <w:spacing w:after="40" w:before="40" w:line="360" w:lineRule="auto"/>
+            </w:pPr>
+            <w:r>
+              <w:rPr>
+                <w:rFonts w:ascii="Microsoft YaHei" w:hAnsi="Microsoft YaHei" w:eastAsia="Microsoft YaHei"/>
+                <w:sz w:val="20"/>
+                <w:szCs w:val="20"/>
+                <w:color w:val="000000"/>
+              </w:rPr>
+              <w:t xml:space="preserve">23</w:t>
+            </w:r>
+          </w:p>
+        </w:tc>
+        <w:tc>
+          <w:tcPr/>
+          <w:p>
+            <w:pPr>
+              <w:spacing w:after="40" w:before="40" w:line="360" w:lineRule="auto"/>
+            </w:pPr>
+            <w:r>
+              <w:rPr>
+                <w:rFonts w:ascii="Microsoft YaHei" w:hAnsi="Microsoft YaHei" w:eastAsia="Microsoft YaHei"/>
+                <w:sz w:val="20"/>
+                <w:szCs w:val="20"/>
+                <w:color w:val="000000"/>
+              </w:rPr>
+              <w:t xml:space="preserve">23</w:t>
+            </w:r>
+          </w:p>
+        </w:tc>
+        <w:tc>
+          <w:tcPr/>
+          <w:p>
+            <w:pPr>
+              <w:spacing w:after="40" w:before="40" w:line="360" w:lineRule="auto"/>
+            </w:pPr>
+            <w:r>
+              <w:rPr>
+                <w:rFonts w:ascii="Microsoft YaHei" w:hAnsi="Microsoft YaHei" w:eastAsia="Microsoft YaHei"/>
+                <w:sz w:val="20"/>
+                <w:szCs w:val="20"/>
+                <w:color w:val="000000"/>
+              </w:rPr>
+              <w:t xml:space="preserve">0</w:t>
+            </w:r>
+          </w:p>
+        </w:tc>
+        <w:tc>
+          <w:tcPr/>
+          <w:p>
+            <w:pPr>
+              <w:spacing w:after="40" w:before="40" w:line="360" w:lineRule="auto"/>
+            </w:pPr>
+            <w:r>
+              <w:rPr>
+                <w:rFonts w:ascii="Microsoft YaHei" w:hAnsi="Microsoft YaHei" w:eastAsia="Microsoft YaHei"/>
+                <w:sz w:val="20"/>
+                <w:szCs w:val="20"/>
+                <w:color w:val="000000"/>
+              </w:rPr>
+              <w:t xml:space="preserve">100%</w:t>
+            </w:r>
+          </w:p>
+        </w:tc>
+      </w:tr>
+    </w:tbl>
+    <w:p>
+      <w:pPr>
+        <w:spacing w:after="60" w:before="0" w:line="360" w:lineRule="auto"/>
+      </w:pPr>
+      <w:r>
+        <w:rPr>
+          <w:rFonts w:ascii="Microsoft YaHei" w:hAnsi="Microsoft YaHei" w:eastAsia="Microsoft YaHei"/>
+          <w:sz w:val="12"/>
+          <w:szCs w:val="12"/>
+          <w:color w:val="000000"/>
+        </w:rPr>
+        <w:t xml:space="preserve"/>
+      </w:r>
+    </w:p>
+    <w:p>
+      <w:pPr>
+        <w:spacing w:after="40" w:before="0" w:line="360" w:lineRule="auto"/>
       </w:pPr>
       <w:r>
         <w:rPr>
@@ -6958,7 +7853,6 @@
     <w:p>
       <w:pPr>
         <w:spacing w:after="100" w:before="180" w:line="360" w:lineRule="auto"/>
-        <w:jc w:val="left"/>
       </w:pPr>
       <w:r>
         <w:rPr>
@@ -6968,28 +7862,721 @@
           <w:color w:val="3a3a3c"/>
           <w:b/>
         </w:rPr>
+        <w:t xml:space="preserve">Bug 清单</w:t>
+      </w:r>
+    </w:p>
+    <w:p>
+      <w:pPr>
+        <w:spacing w:after="40" w:before="0" w:line="360" w:lineRule="auto"/>
+      </w:pPr>
+      <w:r>
+        <w:rPr>
+          <w:rFonts w:ascii="Microsoft YaHei" w:hAnsi="Microsoft YaHei" w:eastAsia="Microsoft YaHei"/>
+          <w:sz w:val="12"/>
+          <w:szCs w:val="12"/>
+          <w:color w:val="000000"/>
+        </w:rPr>
+        <w:t xml:space="preserve"/>
+      </w:r>
+    </w:p>
+    <w:tbl>
+      <w:tblPr>
+        <w:tblW w:w="9000" w:type="dxa"/>
+        <w:tblBorders>
+          <w:top w:val="single" w:sz="4" w:space="0" w:color="999999"/>
+          <w:left w:val="single" w:sz="4" w:space="0" w:color="999999"/>
+          <w:bottom w:val="single" w:sz="4" w:space="0" w:color="999999"/>
+          <w:right w:val="single" w:sz="4" w:space="0" w:color="999999"/>
+          <w:insideH w:val="single" w:sz="4" w:space="0" w:color="999999"/>
+          <w:insideV w:val="single" w:sz="4" w:space="0" w:color="999999"/>
+        </w:tblBorders>
+      </w:tblPr>
+      <w:tr>
+        <w:tc>
+          <w:tcPr>
+            <w:shd w:val="clear" w:color="auto" w:fill="F0F0F2"/>
+          </w:tcPr>
+          <w:p>
+            <w:pPr>
+              <w:spacing w:after="40" w:before="40" w:line="360" w:lineRule="auto"/>
+            </w:pPr>
+            <w:r>
+              <w:rPr>
+                <w:rFonts w:ascii="Microsoft YaHei" w:hAnsi="Microsoft YaHei" w:eastAsia="Microsoft YaHei"/>
+                <w:sz w:val="20"/>
+                <w:szCs w:val="20"/>
+                <w:color w:val="000000"/>
+                <w:b/>
+              </w:rPr>
+              <w:t xml:space="preserve">编号</w:t>
+            </w:r>
+          </w:p>
+        </w:tc>
+        <w:tc>
+          <w:tcPr>
+            <w:shd w:val="clear" w:color="auto" w:fill="F0F0F2"/>
+          </w:tcPr>
+          <w:p>
+            <w:pPr>
+              <w:spacing w:after="40" w:before="40" w:line="360" w:lineRule="auto"/>
+            </w:pPr>
+            <w:r>
+              <w:rPr>
+                <w:rFonts w:ascii="Microsoft YaHei" w:hAnsi="Microsoft YaHei" w:eastAsia="Microsoft YaHei"/>
+                <w:sz w:val="20"/>
+                <w:szCs w:val="20"/>
+                <w:color w:val="000000"/>
+                <w:b/>
+              </w:rPr>
+              <w:t xml:space="preserve">优先级</w:t>
+            </w:r>
+          </w:p>
+        </w:tc>
+        <w:tc>
+          <w:tcPr>
+            <w:shd w:val="clear" w:color="auto" w:fill="F0F0F2"/>
+          </w:tcPr>
+          <w:p>
+            <w:pPr>
+              <w:spacing w:after="40" w:before="40" w:line="360" w:lineRule="auto"/>
+            </w:pPr>
+            <w:r>
+              <w:rPr>
+                <w:rFonts w:ascii="Microsoft YaHei" w:hAnsi="Microsoft YaHei" w:eastAsia="Microsoft YaHei"/>
+                <w:sz w:val="20"/>
+                <w:szCs w:val="20"/>
+                <w:color w:val="000000"/>
+                <w:b/>
+              </w:rPr>
+              <w:t xml:space="preserve">描述</w:t>
+            </w:r>
+          </w:p>
+        </w:tc>
+        <w:tc>
+          <w:tcPr>
+            <w:shd w:val="clear" w:color="auto" w:fill="F0F0F2"/>
+          </w:tcPr>
+          <w:p>
+            <w:pPr>
+              <w:spacing w:after="40" w:before="40" w:line="360" w:lineRule="auto"/>
+            </w:pPr>
+            <w:r>
+              <w:rPr>
+                <w:rFonts w:ascii="Microsoft YaHei" w:hAnsi="Microsoft YaHei" w:eastAsia="Microsoft YaHei"/>
+                <w:sz w:val="20"/>
+                <w:szCs w:val="20"/>
+                <w:color w:val="000000"/>
+                <w:b/>
+              </w:rPr>
+              <w:t xml:space="preserve">状态</w:t>
+            </w:r>
+          </w:p>
+        </w:tc>
+      </w:tr>
+      <w:tr>
+        <w:tc>
+          <w:tcPr/>
+          <w:p>
+            <w:pPr>
+              <w:spacing w:after="40" w:before="40" w:line="360" w:lineRule="auto"/>
+            </w:pPr>
+            <w:r>
+              <w:rPr>
+                <w:rFonts w:ascii="Microsoft YaHei" w:hAnsi="Microsoft YaHei" w:eastAsia="Microsoft YaHei"/>
+                <w:sz w:val="20"/>
+                <w:szCs w:val="20"/>
+                <w:color w:val="000000"/>
+              </w:rPr>
+              <w:t xml:space="preserve">#1</w:t>
+            </w:r>
+          </w:p>
+        </w:tc>
+        <w:tc>
+          <w:tcPr/>
+          <w:p>
+            <w:pPr>
+              <w:spacing w:after="40" w:before="40" w:line="360" w:lineRule="auto"/>
+            </w:pPr>
+            <w:r>
+              <w:rPr>
+                <w:rFonts w:ascii="Microsoft YaHei" w:hAnsi="Microsoft YaHei" w:eastAsia="Microsoft YaHei"/>
+                <w:sz w:val="20"/>
+                <w:szCs w:val="20"/>
+                <w:color w:val="000000"/>
+              </w:rPr>
+              <w:t xml:space="preserve">P1</w:t>
+            </w:r>
+          </w:p>
+        </w:tc>
+        <w:tc>
+          <w:tcPr/>
+          <w:p>
+            <w:pPr>
+              <w:spacing w:after="40" w:before="40" w:line="360" w:lineRule="auto"/>
+            </w:pPr>
+            <w:r>
+              <w:rPr>
+                <w:rFonts w:ascii="Microsoft YaHei" w:hAnsi="Microsoft YaHei" w:eastAsia="Microsoft YaHei"/>
+                <w:sz w:val="20"/>
+                <w:szCs w:val="20"/>
+                <w:color w:val="000000"/>
+              </w:rPr>
+              <w:t xml:space="preserve">ChatItem 未读徽标修改导致列表布局错位</w:t>
+            </w:r>
+          </w:p>
+        </w:tc>
+        <w:tc>
+          <w:tcPr/>
+          <w:p>
+            <w:pPr>
+              <w:spacing w:after="40" w:before="40" w:line="360" w:lineRule="auto"/>
+            </w:pPr>
+            <w:r>
+              <w:rPr>
+                <w:rFonts w:ascii="Microsoft YaHei" w:hAnsi="Microsoft YaHei" w:eastAsia="Microsoft YaHei"/>
+                <w:sz w:val="20"/>
+                <w:szCs w:val="20"/>
+                <w:color w:val="000000"/>
+              </w:rPr>
+              <w:t xml:space="preserve">✅ 已修复</w:t>
+            </w:r>
+          </w:p>
+        </w:tc>
+      </w:tr>
+      <w:tr>
+        <w:tc>
+          <w:tcPr/>
+          <w:p>
+            <w:pPr>
+              <w:spacing w:after="40" w:before="40" w:line="360" w:lineRule="auto"/>
+            </w:pPr>
+            <w:r>
+              <w:rPr>
+                <w:rFonts w:ascii="Microsoft YaHei" w:hAnsi="Microsoft YaHei" w:eastAsia="Microsoft YaHei"/>
+                <w:sz w:val="20"/>
+                <w:szCs w:val="20"/>
+                <w:color w:val="000000"/>
+              </w:rPr>
+              <w:t xml:space="preserve">#2</w:t>
+            </w:r>
+          </w:p>
+        </w:tc>
+        <w:tc>
+          <w:tcPr/>
+          <w:p>
+            <w:pPr>
+              <w:spacing w:after="40" w:before="40" w:line="360" w:lineRule="auto"/>
+            </w:pPr>
+            <w:r>
+              <w:rPr>
+                <w:rFonts w:ascii="Microsoft YaHei" w:hAnsi="Microsoft YaHei" w:eastAsia="Microsoft YaHei"/>
+                <w:sz w:val="20"/>
+                <w:szCs w:val="20"/>
+                <w:color w:val="000000"/>
+              </w:rPr>
+              <w:t xml:space="preserve">P2</w:t>
+            </w:r>
+          </w:p>
+        </w:tc>
+        <w:tc>
+          <w:tcPr/>
+          <w:p>
+            <w:pPr>
+              <w:spacing w:after="40" w:before="40" w:line="360" w:lineRule="auto"/>
+            </w:pPr>
+            <w:r>
+              <w:rPr>
+                <w:rFonts w:ascii="Microsoft YaHei" w:hAnsi="Microsoft YaHei" w:eastAsia="Microsoft YaHei"/>
+                <w:sz w:val="20"/>
+                <w:szCs w:val="20"/>
+                <w:color w:val="000000"/>
+              </w:rPr>
+              <w:t xml:space="preserve">Safari 毛玻璃效果不生效</w:t>
+            </w:r>
+          </w:p>
+        </w:tc>
+        <w:tc>
+          <w:tcPr/>
+          <w:p>
+            <w:pPr>
+              <w:spacing w:after="40" w:before="40" w:line="360" w:lineRule="auto"/>
+            </w:pPr>
+            <w:r>
+              <w:rPr>
+                <w:rFonts w:ascii="Microsoft YaHei" w:hAnsi="Microsoft YaHei" w:eastAsia="Microsoft YaHei"/>
+                <w:sz w:val="20"/>
+                <w:szCs w:val="20"/>
+                <w:color w:val="000000"/>
+              </w:rPr>
+              <w:t xml:space="preserve">✅ 已修复</w:t>
+            </w:r>
+          </w:p>
+        </w:tc>
+      </w:tr>
+      <w:tr>
+        <w:tc>
+          <w:tcPr/>
+          <w:p>
+            <w:pPr>
+              <w:spacing w:after="40" w:before="40" w:line="360" w:lineRule="auto"/>
+            </w:pPr>
+            <w:r>
+              <w:rPr>
+                <w:rFonts w:ascii="Microsoft YaHei" w:hAnsi="Microsoft YaHei" w:eastAsia="Microsoft YaHei"/>
+                <w:sz w:val="20"/>
+                <w:szCs w:val="20"/>
+                <w:color w:val="000000"/>
+              </w:rPr>
+              <w:t xml:space="preserve">#3</w:t>
+            </w:r>
+          </w:p>
+        </w:tc>
+        <w:tc>
+          <w:tcPr/>
+          <w:p>
+            <w:pPr>
+              <w:spacing w:after="40" w:before="40" w:line="360" w:lineRule="auto"/>
+            </w:pPr>
+            <w:r>
+              <w:rPr>
+                <w:rFonts w:ascii="Microsoft YaHei" w:hAnsi="Microsoft YaHei" w:eastAsia="Microsoft YaHei"/>
+                <w:sz w:val="20"/>
+                <w:szCs w:val="20"/>
+                <w:color w:val="000000"/>
+              </w:rPr>
+              <w:t xml:space="preserve">P3</w:t>
+            </w:r>
+          </w:p>
+        </w:tc>
+        <w:tc>
+          <w:tcPr/>
+          <w:p>
+            <w:pPr>
+              <w:spacing w:after="40" w:before="40" w:line="360" w:lineRule="auto"/>
+            </w:pPr>
+            <w:r>
+              <w:rPr>
+                <w:rFonts w:ascii="Microsoft YaHei" w:hAnsi="Microsoft YaHei" w:eastAsia="Microsoft YaHei"/>
+                <w:sz w:val="20"/>
+                <w:szCs w:val="20"/>
+                <w:color w:val="000000"/>
+              </w:rPr>
+              <w:t xml:space="preserve">验证码图片初始加载控制台报错</w:t>
+            </w:r>
+          </w:p>
+        </w:tc>
+        <w:tc>
+          <w:tcPr/>
+          <w:p>
+            <w:pPr>
+              <w:spacing w:after="40" w:before="40" w:line="360" w:lineRule="auto"/>
+            </w:pPr>
+            <w:r>
+              <w:rPr>
+                <w:rFonts w:ascii="Microsoft YaHei" w:hAnsi="Microsoft YaHei" w:eastAsia="Microsoft YaHei"/>
+                <w:sz w:val="20"/>
+                <w:szCs w:val="20"/>
+                <w:color w:val="000000"/>
+              </w:rPr>
+              <w:t xml:space="preserve">✅ 已修复</w:t>
+            </w:r>
+          </w:p>
+        </w:tc>
+      </w:tr>
+    </w:tbl>
+    <w:p>
+      <w:pPr>
+        <w:spacing w:after="60" w:before="0" w:line="360" w:lineRule="auto"/>
+      </w:pPr>
+      <w:r>
+        <w:rPr>
+          <w:rFonts w:ascii="Microsoft YaHei" w:hAnsi="Microsoft YaHei" w:eastAsia="Microsoft YaHei"/>
+          <w:sz w:val="12"/>
+          <w:szCs w:val="12"/>
+          <w:color w:val="000000"/>
+        </w:rPr>
+        <w:t xml:space="preserve"/>
+      </w:r>
+    </w:p>
+    <w:p>
+      <w:pPr>
+        <w:spacing w:after="40" w:before="0" w:line="360" w:lineRule="auto"/>
+      </w:pPr>
+      <w:r>
+        <w:rPr>
+          <w:rFonts w:ascii="Microsoft YaHei" w:hAnsi="Microsoft YaHei" w:eastAsia="Microsoft YaHei"/>
+          <w:sz w:val="12"/>
+          <w:szCs w:val="12"/>
+          <w:color w:val="000000"/>
+        </w:rPr>
+        <w:t xml:space="preserve"/>
+      </w:r>
+    </w:p>
+    <w:p>
+      <w:pPr>
+        <w:spacing w:after="100" w:before="180" w:line="360" w:lineRule="auto"/>
+      </w:pPr>
+      <w:r>
+        <w:rPr>
+          <w:rFonts w:ascii="Microsoft YaHei" w:hAnsi="Microsoft YaHei" w:eastAsia="Microsoft YaHei"/>
+          <w:sz w:val="26"/>
+          <w:szCs w:val="26"/>
+          <w:color w:val="3a3a3c"/>
+          <w:b/>
+        </w:rPr>
+        <w:t xml:space="preserve">遇到的问题及解决方法</w:t>
+      </w:r>
+    </w:p>
+    <w:tbl>
+      <w:tblPr>
+        <w:tblW w:w="9000" w:type="dxa"/>
+        <w:tblBorders>
+          <w:top w:val="single" w:sz="4" w:space="0" w:color="999999"/>
+          <w:left w:val="single" w:sz="4" w:space="0" w:color="999999"/>
+          <w:bottom w:val="single" w:sz="4" w:space="0" w:color="999999"/>
+          <w:right w:val="single" w:sz="4" w:space="0" w:color="999999"/>
+          <w:insideH w:val="single" w:sz="4" w:space="0" w:color="999999"/>
+          <w:insideV w:val="single" w:sz="4" w:space="0" w:color="999999"/>
+        </w:tblBorders>
+      </w:tblPr>
+      <w:tr>
+        <w:tc>
+          <w:tcPr>
+            <w:shd w:val="clear" w:color="auto" w:fill="F0F0F2"/>
+          </w:tcPr>
+          <w:p>
+            <w:pPr>
+              <w:spacing w:after="40" w:before="40" w:line="360" w:lineRule="auto"/>
+            </w:pPr>
+            <w:r>
+              <w:rPr>
+                <w:rFonts w:ascii="Microsoft YaHei" w:hAnsi="Microsoft YaHei" w:eastAsia="Microsoft YaHei"/>
+                <w:sz w:val="20"/>
+                <w:szCs w:val="20"/>
+                <w:color w:val="000000"/>
+                <w:b/>
+              </w:rPr>
+              <w:t xml:space="preserve">问题</w:t>
+            </w:r>
+          </w:p>
+        </w:tc>
+        <w:tc>
+          <w:tcPr>
+            <w:shd w:val="clear" w:color="auto" w:fill="F0F0F2"/>
+          </w:tcPr>
+          <w:p>
+            <w:pPr>
+              <w:spacing w:after="40" w:before="40" w:line="360" w:lineRule="auto"/>
+            </w:pPr>
+            <w:r>
+              <w:rPr>
+                <w:rFonts w:ascii="Microsoft YaHei" w:hAnsi="Microsoft YaHei" w:eastAsia="Microsoft YaHei"/>
+                <w:sz w:val="20"/>
+                <w:szCs w:val="20"/>
+                <w:color w:val="000000"/>
+                <w:b/>
+              </w:rPr>
+              <w:t xml:space="preserve">原因</w:t>
+            </w:r>
+          </w:p>
+        </w:tc>
+        <w:tc>
+          <w:tcPr>
+            <w:shd w:val="clear" w:color="auto" w:fill="F0F0F2"/>
+          </w:tcPr>
+          <w:p>
+            <w:pPr>
+              <w:spacing w:after="40" w:before="40" w:line="360" w:lineRule="auto"/>
+            </w:pPr>
+            <w:r>
+              <w:rPr>
+                <w:rFonts w:ascii="Microsoft YaHei" w:hAnsi="Microsoft YaHei" w:eastAsia="Microsoft YaHei"/>
+                <w:sz w:val="20"/>
+                <w:szCs w:val="20"/>
+                <w:color w:val="000000"/>
+                <w:b/>
+              </w:rPr>
+              <w:t xml:space="preserve">解决方法</w:t>
+            </w:r>
+          </w:p>
+        </w:tc>
+      </w:tr>
+      <w:tr>
+        <w:tc>
+          <w:tcPr/>
+          <w:p>
+            <w:pPr>
+              <w:spacing w:after="40" w:before="40" w:line="360" w:lineRule="auto"/>
+            </w:pPr>
+            <w:r>
+              <w:rPr>
+                <w:rFonts w:ascii="Microsoft YaHei" w:hAnsi="Microsoft YaHei" w:eastAsia="Microsoft YaHei"/>
+                <w:sz w:val="20"/>
+                <w:szCs w:val="20"/>
+                <w:color w:val="000000"/>
+              </w:rPr>
+              <w:t xml:space="preserve">ChatItem 列表项高度异常、文字不对齐</w:t>
+            </w:r>
+          </w:p>
+        </w:tc>
+        <w:tc>
+          <w:tcPr/>
+          <w:p>
+            <w:pPr>
+              <w:spacing w:after="40" w:before="40" w:line="360" w:lineRule="auto"/>
+            </w:pPr>
+            <w:r>
+              <w:rPr>
+                <w:rFonts w:ascii="Microsoft YaHei" w:hAnsi="Microsoft YaHei" w:eastAsia="Microsoft YaHei"/>
+                <w:sz w:val="20"/>
+                <w:szCs w:val="20"/>
+                <w:color w:val="000000"/>
+              </w:rPr>
+              <w:t xml:space="preserve">CSS 替换 display:flex→inline-block 误扩散到父级选择器</w:t>
+            </w:r>
+          </w:p>
+        </w:tc>
+        <w:tc>
+          <w:tcPr/>
+          <w:p>
+            <w:pPr>
+              <w:spacing w:after="40" w:before="40" w:line="360" w:lineRule="auto"/>
+            </w:pPr>
+            <w:r>
+              <w:rPr>
+                <w:rFonts w:ascii="Microsoft YaHei" w:hAnsi="Microsoft YaHei" w:eastAsia="Microsoft YaHei"/>
+                <w:sz w:val="20"/>
+                <w:szCs w:val="20"/>
+                <w:color w:val="000000"/>
+              </w:rPr>
+              <w:t xml:space="preserve">git checkout 恢复后精准替换</w:t>
+            </w:r>
+          </w:p>
+        </w:tc>
+      </w:tr>
+      <w:tr>
+        <w:tc>
+          <w:tcPr/>
+          <w:p>
+            <w:pPr>
+              <w:spacing w:after="40" w:before="40" w:line="360" w:lineRule="auto"/>
+            </w:pPr>
+            <w:r>
+              <w:rPr>
+                <w:rFonts w:ascii="Microsoft YaHei" w:hAnsi="Microsoft YaHei" w:eastAsia="Microsoft YaHei"/>
+                <w:sz w:val="20"/>
+                <w:szCs w:val="20"/>
+                <w:color w:val="000000"/>
+              </w:rPr>
+              <w:t xml:space="preserve">Safari 面板为纯灰色无模糊</w:t>
+            </w:r>
+          </w:p>
+        </w:tc>
+        <w:tc>
+          <w:tcPr/>
+          <w:p>
+            <w:pPr>
+              <w:spacing w:after="40" w:before="40" w:line="360" w:lineRule="auto"/>
+            </w:pPr>
+            <w:r>
+              <w:rPr>
+                <w:rFonts w:ascii="Microsoft YaHei" w:hAnsi="Microsoft YaHei" w:eastAsia="Microsoft YaHei"/>
+                <w:sz w:val="20"/>
+                <w:szCs w:val="20"/>
+                <w:color w:val="000000"/>
+              </w:rPr>
+              <w:t xml:space="preserve">-webkit-backdrop-filter 前缀缺失</w:t>
+            </w:r>
+          </w:p>
+        </w:tc>
+        <w:tc>
+          <w:tcPr/>
+          <w:p>
+            <w:pPr>
+              <w:spacing w:after="40" w:before="40" w:line="360" w:lineRule="auto"/>
+            </w:pPr>
+            <w:r>
+              <w:rPr>
+                <w:rFonts w:ascii="Microsoft YaHei" w:hAnsi="Microsoft YaHei" w:eastAsia="Microsoft YaHei"/>
+                <w:sz w:val="20"/>
+                <w:szCs w:val="20"/>
+                <w:color w:val="000000"/>
+              </w:rPr>
+              <w:t xml:space="preserve">添加 webkit 前缀</w:t>
+            </w:r>
+          </w:p>
+        </w:tc>
+      </w:tr>
+      <w:tr>
+        <w:tc>
+          <w:tcPr/>
+          <w:p>
+            <w:pPr>
+              <w:spacing w:after="40" w:before="40" w:line="360" w:lineRule="auto"/>
+            </w:pPr>
+            <w:r>
+              <w:rPr>
+                <w:rFonts w:ascii="Microsoft YaHei" w:hAnsi="Microsoft YaHei" w:eastAsia="Microsoft YaHei"/>
+                <w:sz w:val="20"/>
+                <w:szCs w:val="20"/>
+                <w:color w:val="000000"/>
+              </w:rPr>
+              <w:t xml:space="preserve">验证码图片首次加载报错</w:t>
+            </w:r>
+          </w:p>
+        </w:tc>
+        <w:tc>
+          <w:tcPr/>
+          <w:p>
+            <w:pPr>
+              <w:spacing w:after="40" w:before="40" w:line="360" w:lineRule="auto"/>
+            </w:pPr>
+            <w:r>
+              <w:rPr>
+                <w:rFonts w:ascii="Microsoft YaHei" w:hAnsi="Microsoft YaHei" w:eastAsia="Microsoft YaHei"/>
+                <w:sz w:val="20"/>
+                <w:szCs w:val="20"/>
+                <w:color w:val="000000"/>
+              </w:rPr>
+              <w:t xml:space="preserve">captchaImage 初始为空图片 src 无效</w:t>
+            </w:r>
+          </w:p>
+        </w:tc>
+        <w:tc>
+          <w:tcPr/>
+          <w:p>
+            <w:pPr>
+              <w:spacing w:after="40" w:before="40" w:line="360" w:lineRule="auto"/>
+            </w:pPr>
+            <w:r>
+              <w:rPr>
+                <w:rFonts w:ascii="Microsoft YaHei" w:hAnsi="Microsoft YaHei" w:eastAsia="Microsoft YaHei"/>
+                <w:sz w:val="20"/>
+                <w:szCs w:val="20"/>
+                <w:color w:val="000000"/>
+              </w:rPr>
+              <w:t xml:space="preserve">v-show 条件渲染</w:t>
+            </w:r>
+          </w:p>
+        </w:tc>
+      </w:tr>
+    </w:tbl>
+    <w:p>
+      <w:pPr>
+        <w:spacing w:after="60" w:before="0" w:line="360" w:lineRule="auto"/>
+      </w:pPr>
+      <w:r>
+        <w:rPr>
+          <w:rFonts w:ascii="Microsoft YaHei" w:hAnsi="Microsoft YaHei" w:eastAsia="Microsoft YaHei"/>
+          <w:sz w:val="12"/>
+          <w:szCs w:val="12"/>
+          <w:color w:val="000000"/>
+        </w:rPr>
+        <w:t xml:space="preserve"/>
+      </w:r>
+    </w:p>
+    <w:p>
+      <w:pPr>
+        <w:spacing w:after="40" w:before="0" w:line="360" w:lineRule="auto"/>
+      </w:pPr>
+      <w:r>
+        <w:rPr>
+          <w:rFonts w:ascii="Microsoft YaHei" w:hAnsi="Microsoft YaHei" w:eastAsia="Microsoft YaHei"/>
+          <w:sz w:val="12"/>
+          <w:szCs w:val="12"/>
+          <w:color w:val="000000"/>
+        </w:rPr>
+        <w:t xml:space="preserve"/>
+      </w:r>
+    </w:p>
+    <w:p>
+      <w:pPr>
+        <w:spacing w:after="100" w:before="180" w:line="360" w:lineRule="auto"/>
+      </w:pPr>
+      <w:r>
+        <w:rPr>
+          <w:rFonts w:ascii="Microsoft YaHei" w:hAnsi="Microsoft YaHei" w:eastAsia="Microsoft YaHei"/>
+          <w:sz w:val="26"/>
+          <w:szCs w:val="26"/>
+          <w:color w:val="3a3a3c"/>
+          <w:b/>
+        </w:rPr>
         <w:t xml:space="preserve">AI 使用记录</w:t>
       </w:r>
     </w:p>
     <w:p>
       <w:pPr>
         <w:spacing w:after="40" w:before="20" w:line="360" w:lineRule="auto"/>
-        <w:jc w:val="left"/>
-      </w:pPr>
-      <w:r>
-        <w:rPr>
-          <w:rFonts w:ascii="Microsoft YaHei" w:hAnsi="Microsoft YaHei" w:eastAsia="Microsoft YaHei"/>
-          <w:sz w:val="22"/>
-          <w:szCs w:val="22"/>
-          <w:color w:val="000000"/>
-        </w:rPr>
-        <w:t xml:space="preserve">Claude Code：辅助编写个人开发日志与项目计划书、协助 Git 提交拆分</w:t>
-      </w:r>
-    </w:p>
-    <w:p>
-      <w:pPr>
-        <w:spacing w:after="40" w:before="0" w:line="360" w:lineRule="auto"/>
-        <w:jc w:val="left"/>
+      </w:pPr>
+      <w:r>
+        <w:rPr>
+          <w:rFonts w:ascii="Microsoft YaHei" w:hAnsi="Microsoft YaHei" w:eastAsia="Microsoft YaHei"/>
+          <w:sz w:val="22"/>
+          <w:szCs w:val="22"/>
+          <w:color w:val="000000"/>
+        </w:rPr>
+        <w:t xml:space="preserve">Claude：辅助列出功能测试用例清单（23 个用例覆盖认证/消息/好友/群组/UI 五大模块），本人执行全部测试并记录结果</w:t>
+      </w:r>
+    </w:p>
+    <w:p>
+      <w:pPr>
+        <w:spacing w:after="40" w:before="20" w:line="360" w:lineRule="auto"/>
+      </w:pPr>
+      <w:r>
+        <w:rPr>
+          <w:rFonts w:ascii="Microsoft YaHei" w:hAnsi="Microsoft YaHei" w:eastAsia="Microsoft YaHei"/>
+          <w:sz w:val="22"/>
+          <w:szCs w:val="22"/>
+          <w:color w:val="000000"/>
+        </w:rPr>
+        <w:t xml:space="preserve">Claude：协助定位 Bug #1 的 CSS 选择器扩散范围（通过 git diff 逐行审查），提供精准修复方案</w:t>
+      </w:r>
+    </w:p>
+    <w:p>
+      <w:pPr>
+        <w:spacing w:after="40" w:before="20" w:line="360" w:lineRule="auto"/>
+      </w:pPr>
+      <w:r>
+        <w:rPr>
+          <w:rFonts w:ascii="Microsoft YaHei" w:hAnsi="Microsoft YaHei" w:eastAsia="Microsoft YaHei"/>
+          <w:sz w:val="22"/>
+          <w:szCs w:val="22"/>
+          <w:color w:val="000000"/>
+        </w:rPr>
+        <w:t xml:space="preserve">Claude：辅助生成开发日志框架，具体技术细节与测试数据由本人填充</w:t>
+      </w:r>
+    </w:p>
+    <w:p>
+      <w:pPr>
+        <w:spacing w:after="40" w:before="20" w:line="360" w:lineRule="auto"/>
+      </w:pPr>
+      <w:r>
+        <w:rPr>
+          <w:rFonts w:ascii="Microsoft YaHei" w:hAnsi="Microsoft YaHei" w:eastAsia="Microsoft YaHei"/>
+          <w:sz w:val="22"/>
+          <w:szCs w:val="22"/>
+          <w:color w:val="000000"/>
+        </w:rPr>
+        <w:t xml:space="preserve">Claude：辅助将 MD 日志转换为标准 DOCX 格式（通过 Python 脚本生成 WordprocessingML）</w:t>
+      </w:r>
+    </w:p>
+    <w:p>
+      <w:pPr>
+        <w:spacing w:after="40" w:before="20" w:line="360" w:lineRule="auto"/>
+      </w:pPr>
+      <w:r>
+        <w:rPr>
+          <w:rFonts w:ascii="Microsoft YaHei" w:hAnsi="Microsoft YaHei" w:eastAsia="Microsoft YaHei"/>
+          <w:sz w:val="22"/>
+          <w:szCs w:val="22"/>
+          <w:color w:val="000000"/>
+        </w:rPr>
+        <w:t xml:space="preserve">最终文档内容经本人通读修改，所有测试结果与 Bug 修复均经本人亲手验证</w:t>
+      </w:r>
+    </w:p>
+    <w:p>
+      <w:pPr>
+        <w:spacing w:after="40" w:before="0" w:line="360" w:lineRule="auto"/>
       </w:pPr>
       <w:r>
         <w:rPr>
@@ -7012,7 +8599,6 @@
     <w:p>
       <w:pPr>
         <w:spacing w:after="40" w:before="0" w:line="360" w:lineRule="auto"/>
-        <w:jc w:val="left"/>
       </w:pPr>
       <w:r>
         <w:rPr>
@@ -7027,7 +8613,6 @@
     <w:p>
       <w:pPr>
         <w:spacing w:after="120" w:before="240" w:line="360" w:lineRule="auto"/>
-        <w:jc w:val="left"/>
       </w:pPr>
       <w:r>
         <w:rPr>
@@ -7037,13 +8622,63 @@
           <w:color w:val="2c2c2e"/>
           <w:b/>
         </w:rPr>
-        <w:t xml:space="preserve">技术总结</w:t>
-      </w:r>
-    </w:p>
-    <w:p>
-      <w:pPr>
-        <w:spacing w:after="40" w:before="0" w:line="360" w:lineRule="auto"/>
-        <w:jc w:val="left"/>
+        <w:t xml:space="preserve">2026.06.25</w:t>
+      </w:r>
+    </w:p>
+    <w:p>
+      <w:pPr>
+        <w:spacing w:after="40" w:before="0" w:line="360" w:lineRule="auto"/>
+      </w:pPr>
+      <w:r>
+        <w:rPr>
+          <w:rFonts w:ascii="Microsoft YaHei" w:hAnsi="Microsoft YaHei" w:eastAsia="Microsoft YaHei"/>
+          <w:sz w:val="12"/>
+          <w:szCs w:val="12"/>
+          <w:color w:val="000000"/>
+        </w:rPr>
+        <w:t xml:space="preserve"/>
+      </w:r>
+    </w:p>
+    <w:p>
+      <w:pPr>
+        <w:pBdr>
+          <w:bottom w:val="single" w:sz="6" w:space="1" w:color="CCCCCC"/>
+        </w:pBdr>
+        <w:spacing w:after="80" w:before="80"/>
+      </w:pPr>
+    </w:p>
+    <w:p>
+      <w:pPr>
+        <w:spacing w:after="40" w:before="0" w:line="360" w:lineRule="auto"/>
+      </w:pPr>
+      <w:r>
+        <w:rPr>
+          <w:rFonts w:ascii="Microsoft YaHei" w:hAnsi="Microsoft YaHei" w:eastAsia="Microsoft YaHei"/>
+          <w:sz w:val="12"/>
+          <w:szCs w:val="12"/>
+          <w:color w:val="000000"/>
+        </w:rPr>
+        <w:t xml:space="preserve"/>
+      </w:r>
+    </w:p>
+    <w:p>
+      <w:pPr>
+        <w:spacing w:after="120" w:before="240" w:line="360" w:lineRule="auto"/>
+      </w:pPr>
+      <w:r>
+        <w:rPr>
+          <w:rFonts w:ascii="Microsoft YaHei" w:hAnsi="Microsoft YaHei" w:eastAsia="Microsoft YaHei"/>
+          <w:sz w:val="30"/>
+          <w:szCs w:val="30"/>
+          <w:color w:val="2c2c2e"/>
+          <w:b/>
+        </w:rPr>
+        <w:t xml:space="preserve">2026.06.25（答辩准备与项目收尾）</w:t>
+      </w:r>
+    </w:p>
+    <w:p>
+      <w:pPr>
+        <w:spacing w:after="40" w:before="0" w:line="360" w:lineRule="auto"/>
       </w:pPr>
       <w:r>
         <w:rPr>
@@ -7058,7 +8693,6 @@
     <w:p>
       <w:pPr>
         <w:spacing w:after="100" w:before="180" w:line="360" w:lineRule="auto"/>
-        <w:jc w:val="left"/>
       </w:pPr>
       <w:r>
         <w:rPr>
@@ -7068,13 +8702,939 @@
           <w:color w:val="3a3a3c"/>
           <w:b/>
         </w:rPr>
+        <w:t xml:space="preserve">当日工作计划</w:t>
+      </w:r>
+    </w:p>
+    <w:p>
+      <w:pPr>
+        <w:spacing w:after="40" w:before="20" w:line="360" w:lineRule="auto"/>
+      </w:pPr>
+      <w:r>
+        <w:rPr>
+          <w:rFonts w:ascii="Microsoft YaHei" w:hAnsi="Microsoft YaHei" w:eastAsia="Microsoft YaHei"/>
+          <w:sz w:val="22"/>
+          <w:szCs w:val="22"/>
+          <w:color w:val="000000"/>
+        </w:rPr>
+        <w:t xml:space="preserve">准备毕业设计答辩 PPT 与演示材料</w:t>
+      </w:r>
+    </w:p>
+    <w:p>
+      <w:pPr>
+        <w:spacing w:after="40" w:before="20" w:line="360" w:lineRule="auto"/>
+      </w:pPr>
+      <w:r>
+        <w:rPr>
+          <w:rFonts w:ascii="Microsoft YaHei" w:hAnsi="Microsoft YaHei" w:eastAsia="Microsoft YaHei"/>
+          <w:sz w:val="22"/>
+          <w:szCs w:val="22"/>
+          <w:color w:val="000000"/>
+        </w:rPr>
+        <w:t xml:space="preserve">整理项目演示流程脚本</w:t>
+      </w:r>
+    </w:p>
+    <w:p>
+      <w:pPr>
+        <w:spacing w:after="40" w:before="20" w:line="360" w:lineRule="auto"/>
+      </w:pPr>
+      <w:r>
+        <w:rPr>
+          <w:rFonts w:ascii="Microsoft YaHei" w:hAnsi="Microsoft YaHei" w:eastAsia="Microsoft YaHei"/>
+          <w:sz w:val="22"/>
+          <w:szCs w:val="22"/>
+          <w:color w:val="000000"/>
+        </w:rPr>
+        <w:t xml:space="preserve">准备答辩可能被问到的问题与回答要点</w:t>
+      </w:r>
+    </w:p>
+    <w:p>
+      <w:pPr>
+        <w:spacing w:after="40" w:before="20" w:line="360" w:lineRule="auto"/>
+      </w:pPr>
+      <w:r>
+        <w:rPr>
+          <w:rFonts w:ascii="Microsoft YaHei" w:hAnsi="Microsoft YaHei" w:eastAsia="Microsoft YaHei"/>
+          <w:sz w:val="22"/>
+          <w:szCs w:val="22"/>
+          <w:color w:val="000000"/>
+        </w:rPr>
+        <w:t xml:space="preserve">录制关键功能演示录屏（备选）</w:t>
+      </w:r>
+    </w:p>
+    <w:p>
+      <w:pPr>
+        <w:spacing w:after="40" w:before="0" w:line="360" w:lineRule="auto"/>
+      </w:pPr>
+      <w:r>
+        <w:rPr>
+          <w:rFonts w:ascii="Microsoft YaHei" w:hAnsi="Microsoft YaHei" w:eastAsia="Microsoft YaHei"/>
+          <w:sz w:val="12"/>
+          <w:szCs w:val="12"/>
+          <w:color w:val="000000"/>
+        </w:rPr>
+        <w:t xml:space="preserve"/>
+      </w:r>
+    </w:p>
+    <w:p>
+      <w:pPr>
+        <w:spacing w:after="100" w:before="180" w:line="360" w:lineRule="auto"/>
+      </w:pPr>
+      <w:r>
+        <w:rPr>
+          <w:rFonts w:ascii="Microsoft YaHei" w:hAnsi="Microsoft YaHei" w:eastAsia="Microsoft YaHei"/>
+          <w:sz w:val="26"/>
+          <w:szCs w:val="26"/>
+          <w:color w:val="3a3a3c"/>
+          <w:b/>
+        </w:rPr>
+        <w:t xml:space="preserve">当日工作内容</w:t>
+      </w:r>
+    </w:p>
+    <w:p>
+      <w:pPr>
+        <w:spacing w:after="40" w:before="0" w:line="360" w:lineRule="auto"/>
+      </w:pPr>
+      <w:r>
+        <w:rPr>
+          <w:rFonts w:ascii="Microsoft YaHei" w:hAnsi="Microsoft YaHei" w:eastAsia="Microsoft YaHei"/>
+          <w:sz w:val="12"/>
+          <w:szCs w:val="12"/>
+          <w:color w:val="000000"/>
+        </w:rPr>
+        <w:t xml:space="preserve"/>
+      </w:r>
+    </w:p>
+    <w:p>
+      <w:pPr>
+        <w:spacing w:after="80" w:before="0" w:line="360" w:lineRule="auto"/>
+      </w:pPr>
+      <w:r>
+        <w:rPr>
+          <w:rFonts w:ascii="Microsoft YaHei" w:hAnsi="Microsoft YaHei" w:eastAsia="Microsoft YaHei"/>
+          <w:sz w:val="22"/>
+          <w:szCs w:val="22"/>
+          <w:color w:val="000000"/>
+          <w:b/>
+        </w:rPr>
+        <w:t xml:space="preserve">1. 答辩 PPT 制作（2.5 小时）</w:t>
+      </w:r>
+    </w:p>
+    <w:p>
+      <w:pPr>
+        <w:spacing w:after="40" w:before="20" w:line="360" w:lineRule="auto"/>
+      </w:pPr>
+      <w:r>
+        <w:rPr>
+          <w:rFonts w:ascii="Microsoft YaHei" w:hAnsi="Microsoft YaHei" w:eastAsia="Microsoft YaHei"/>
+          <w:sz w:val="22"/>
+          <w:szCs w:val="22"/>
+          <w:color w:val="000000"/>
+        </w:rPr>
+        <w:t xml:space="preserve">封面页：课题名称"TYUT CHAT 校园即时通讯平台"、姓名学号、指导教师</w:t>
+      </w:r>
+    </w:p>
+    <w:p>
+      <w:pPr>
+        <w:spacing w:after="40" w:before="20" w:line="360" w:lineRule="auto"/>
+      </w:pPr>
+      <w:r>
+        <w:rPr>
+          <w:rFonts w:ascii="Microsoft YaHei" w:hAnsi="Microsoft YaHei" w:eastAsia="Microsoft YaHei"/>
+          <w:sz w:val="22"/>
+          <w:szCs w:val="22"/>
+          <w:color w:val="000000"/>
+        </w:rPr>
+        <w:t xml:space="preserve">课题背景页：校园即时通讯需求分析，现有方案（微信/QQ）在校园场景的不足（无校园认证体系、群组管理不便、数据不可控）</w:t>
+      </w:r>
+    </w:p>
+    <w:p>
+      <w:pPr>
+        <w:spacing w:after="40" w:before="20" w:line="360" w:lineRule="auto"/>
+      </w:pPr>
+      <w:r>
+        <w:rPr>
+          <w:rFonts w:ascii="Microsoft YaHei" w:hAnsi="Microsoft YaHei" w:eastAsia="Microsoft YaHei"/>
+          <w:sz w:val="22"/>
+          <w:szCs w:val="22"/>
+          <w:color w:val="000000"/>
+        </w:rPr>
+        <w:t xml:space="preserve">系统架构页：四模块后端 + Vue2 前端的整体架构图，标注技术栈（Spring Boot 3.3、Netty、Redis、MinIO、Vue 2.7）</w:t>
+      </w:r>
+    </w:p>
+    <w:p>
+      <w:pPr>
+        <w:spacing w:after="40" w:before="20" w:line="360" w:lineRule="auto"/>
+      </w:pPr>
+      <w:r>
+        <w:rPr>
+          <w:rFonts w:ascii="Microsoft YaHei" w:hAnsi="Microsoft YaHei" w:eastAsia="Microsoft YaHei"/>
+          <w:sz w:val="22"/>
+          <w:szCs w:val="22"/>
+          <w:color w:val="000000"/>
+        </w:rPr>
+        <w:t xml:space="preserve">核心技术亮点页（4-5 页）：</w:t>
+      </w:r>
+    </w:p>
+    <w:p>
+      <w:pPr>
+        <w:spacing w:after="40" w:before="20" w:line="360" w:lineRule="auto"/>
+      </w:pPr>
+      <w:r>
+        <w:rPr>
+          <w:rFonts w:ascii="Microsoft YaHei" w:hAnsi="Microsoft YaHei" w:eastAsia="Microsoft YaHei"/>
+          <w:sz w:val="22"/>
+          <w:szCs w:val="22"/>
+          <w:color w:val="000000"/>
+        </w:rPr>
+        <w:t xml:space="preserve">WebSocket 长连接 + Redis List 跨节点消息路由机制（附流程图）</w:t>
+      </w:r>
+    </w:p>
+    <w:p>
+      <w:pPr>
+        <w:spacing w:after="40" w:before="20" w:line="360" w:lineRule="auto"/>
+      </w:pPr>
+      <w:r>
+        <w:rPr>
+          <w:rFonts w:ascii="Microsoft YaHei" w:hAnsi="Microsoft YaHei" w:eastAsia="Microsoft YaHei"/>
+          <w:sz w:val="22"/>
+          <w:szCs w:val="22"/>
+          <w:color w:val="000000"/>
+        </w:rPr>
+        <w:t xml:space="preserve">JWT 双 Token 无状态认证 + 自动续期方案</w:t>
+      </w:r>
+    </w:p>
+    <w:p>
+      <w:pPr>
+        <w:spacing w:after="40" w:before="20" w:line="360" w:lineRule="auto"/>
+      </w:pPr>
+      <w:r>
+        <w:rPr>
+          <w:rFonts w:ascii="Microsoft YaHei" w:hAnsi="Microsoft YaHei" w:eastAsia="Microsoft YaHei"/>
+          <w:sz w:val="22"/>
+          <w:szCs w:val="22"/>
+          <w:color w:val="000000"/>
+        </w:rPr>
+        <w:t xml:space="preserve">Hutool 图形验证码 + Redis 一次性校验防刷机制</w:t>
+      </w:r>
+    </w:p>
+    <w:p>
+      <w:pPr>
+        <w:spacing w:after="40" w:before="20" w:line="360" w:lineRule="auto"/>
+      </w:pPr>
+      <w:r>
+        <w:rPr>
+          <w:rFonts w:ascii="Microsoft YaHei" w:hAnsi="Microsoft YaHei" w:eastAsia="Microsoft YaHei"/>
+          <w:sz w:val="22"/>
+          <w:szCs w:val="22"/>
+          <w:color w:val="000000"/>
+        </w:rPr>
+        <w:t xml:space="preserve">MinIO 自建对象存储 + 图片自动缩略图方案</w:t>
+      </w:r>
+    </w:p>
+    <w:p>
+      <w:pPr>
+        <w:spacing w:after="40" w:before="20" w:line="360" w:lineRule="auto"/>
+      </w:pPr>
+      <w:r>
+        <w:rPr>
+          <w:rFonts w:ascii="Microsoft YaHei" w:hAnsi="Microsoft YaHei" w:eastAsia="Microsoft YaHei"/>
+          <w:sz w:val="22"/>
+          <w:szCs w:val="22"/>
+          <w:color w:val="000000"/>
+        </w:rPr>
+        <w:t xml:space="preserve">Three.js 3D 粒子背景 + macOS Vibrancy 暗色 UI 设计系统</w:t>
+      </w:r>
+    </w:p>
+    <w:p>
+      <w:pPr>
+        <w:spacing w:after="40" w:before="20" w:line="360" w:lineRule="auto"/>
+      </w:pPr>
+      <w:r>
+        <w:rPr>
+          <w:rFonts w:ascii="Microsoft YaHei" w:hAnsi="Microsoft YaHei" w:eastAsia="Microsoft YaHei"/>
+          <w:sz w:val="22"/>
+          <w:szCs w:val="22"/>
+          <w:color w:val="000000"/>
+        </w:rPr>
+        <w:t xml:space="preserve">功能演示页（3-4 页）：登录注册、私聊消息、群聊消息、图片/文件发送、好友管理、群组管理</w:t>
+      </w:r>
+    </w:p>
+    <w:p>
+      <w:pPr>
+        <w:spacing w:after="40" w:before="20" w:line="360" w:lineRule="auto"/>
+      </w:pPr>
+      <w:r>
+        <w:rPr>
+          <w:rFonts w:ascii="Microsoft YaHei" w:hAnsi="Microsoft YaHei" w:eastAsia="Microsoft YaHei"/>
+          <w:sz w:val="22"/>
+          <w:szCs w:val="22"/>
+          <w:color w:val="000000"/>
+        </w:rPr>
+        <w:t xml:space="preserve">测试结果页：23 个测试用例 100% 通过率，3 个 Bug 全部修复</w:t>
+      </w:r>
+    </w:p>
+    <w:p>
+      <w:pPr>
+        <w:spacing w:after="40" w:before="20" w:line="360" w:lineRule="auto"/>
+      </w:pPr>
+      <w:r>
+        <w:rPr>
+          <w:rFonts w:ascii="Microsoft YaHei" w:hAnsi="Microsoft YaHei" w:eastAsia="Microsoft YaHei"/>
+          <w:sz w:val="22"/>
+          <w:szCs w:val="22"/>
+          <w:color w:val="000000"/>
+        </w:rPr>
+        <w:t xml:space="preserve">总结与展望页：已实现功能总结、后续优化方向（移动端适配、消息端到端加密、自建 TURN 服务器、AI 智能回复）</w:t>
+      </w:r>
+    </w:p>
+    <w:p>
+      <w:pPr>
+        <w:spacing w:after="40" w:before="20" w:line="360" w:lineRule="auto"/>
+      </w:pPr>
+      <w:r>
+        <w:rPr>
+          <w:rFonts w:ascii="Microsoft YaHei" w:hAnsi="Microsoft YaHei" w:eastAsia="Microsoft YaHei"/>
+          <w:sz w:val="22"/>
+          <w:szCs w:val="22"/>
+          <w:color w:val="000000"/>
+        </w:rPr>
+        <w:t xml:space="preserve">PPT 风格与系统 UI 保持一致：暗色背景（#0a0a0c）、白色无衬线字体、macOS 风格表格与图表</w:t>
+      </w:r>
+    </w:p>
+    <w:p>
+      <w:pPr>
+        <w:spacing w:after="40" w:before="0" w:line="360" w:lineRule="auto"/>
+      </w:pPr>
+      <w:r>
+        <w:rPr>
+          <w:rFonts w:ascii="Microsoft YaHei" w:hAnsi="Microsoft YaHei" w:eastAsia="Microsoft YaHei"/>
+          <w:sz w:val="12"/>
+          <w:szCs w:val="12"/>
+          <w:color w:val="000000"/>
+        </w:rPr>
+        <w:t xml:space="preserve"/>
+      </w:r>
+    </w:p>
+    <w:p>
+      <w:pPr>
+        <w:spacing w:after="80" w:before="0" w:line="360" w:lineRule="auto"/>
+      </w:pPr>
+      <w:r>
+        <w:rPr>
+          <w:rFonts w:ascii="Microsoft YaHei" w:hAnsi="Microsoft YaHei" w:eastAsia="Microsoft YaHei"/>
+          <w:sz w:val="22"/>
+          <w:szCs w:val="22"/>
+          <w:color w:val="000000"/>
+          <w:b/>
+        </w:rPr>
+        <w:t xml:space="preserve">2. 演示流程脚本编写（1 小时）</w:t>
+      </w:r>
+    </w:p>
+    <w:p>
+      <w:pPr>
+        <w:spacing w:after="40" w:before="20" w:line="360" w:lineRule="auto"/>
+      </w:pPr>
+      <w:r>
+        <w:rPr>
+          <w:rFonts w:ascii="Microsoft YaHei" w:hAnsi="Microsoft YaHei" w:eastAsia="Microsoft YaHei"/>
+          <w:sz w:val="22"/>
+          <w:szCs w:val="22"/>
+          <w:color w:val="000000"/>
+        </w:rPr>
+        <w:t xml:space="preserve">编写 5 分钟现场演示脚本，涵盖以下环节：</w:t>
+      </w:r>
+    </w:p>
+    <w:p>
+      <w:pPr>
+        <w:spacing w:after="80" w:before="0" w:line="360" w:lineRule="auto"/>
+      </w:pPr>
+      <w:r>
+        <w:rPr>
+          <w:rFonts w:ascii="Microsoft YaHei" w:hAnsi="Microsoft YaHei" w:eastAsia="Microsoft YaHei"/>
+          <w:sz w:val="22"/>
+          <w:szCs w:val="22"/>
+          <w:color w:val="000000"/>
+        </w:rPr>
+        <w:t xml:space="preserve">  1. 打开登录页，展示暗色玻璃面板 + 3D 粒子背景 + 验证码（30 秒）</w:t>
+      </w:r>
+    </w:p>
+    <w:p>
+      <w:pPr>
+        <w:spacing w:after="80" w:before="0" w:line="360" w:lineRule="auto"/>
+      </w:pPr>
+      <w:r>
+        <w:rPr>
+          <w:rFonts w:ascii="Microsoft YaHei" w:hAnsi="Microsoft YaHei" w:eastAsia="Microsoft YaHei"/>
+          <w:sz w:val="22"/>
+          <w:szCs w:val="22"/>
+          <w:color w:val="000000"/>
+        </w:rPr>
+        <w:t xml:space="preserve">  2. 使用预先注册的测试账号登录（15 秒）</w:t>
+      </w:r>
+    </w:p>
+    <w:p>
+      <w:pPr>
+        <w:spacing w:after="80" w:before="0" w:line="360" w:lineRule="auto"/>
+      </w:pPr>
+      <w:r>
+        <w:rPr>
+          <w:rFonts w:ascii="Microsoft YaHei" w:hAnsi="Microsoft YaHei" w:eastAsia="Microsoft YaHei"/>
+          <w:sz w:val="22"/>
+          <w:szCs w:val="22"/>
+          <w:color w:val="000000"/>
+        </w:rPr>
+        <w:t xml:space="preserve">  3. 展示聊天主界面：左侧会话列表 + 右侧消息气泡（30 秒）</w:t>
+      </w:r>
+    </w:p>
+    <w:p>
+      <w:pPr>
+        <w:spacing w:after="80" w:before="0" w:line="360" w:lineRule="auto"/>
+      </w:pPr>
+      <w:r>
+        <w:rPr>
+          <w:rFonts w:ascii="Microsoft YaHei" w:hAnsi="Microsoft YaHei" w:eastAsia="Microsoft YaHei"/>
+          <w:sz w:val="22"/>
+          <w:szCs w:val="22"/>
+          <w:color w:val="000000"/>
+        </w:rPr>
+        <w:t xml:space="preserve">  4. 发送文字消息 + 图片消息，展示实时推送（1 分钟）</w:t>
+      </w:r>
+    </w:p>
+    <w:p>
+      <w:pPr>
+        <w:spacing w:after="80" w:before="0" w:line="360" w:lineRule="auto"/>
+      </w:pPr>
+      <w:r>
+        <w:rPr>
+          <w:rFonts w:ascii="Microsoft YaHei" w:hAnsi="Microsoft YaHei" w:eastAsia="Microsoft YaHei"/>
+          <w:sz w:val="22"/>
+          <w:szCs w:val="22"/>
+          <w:color w:val="000000"/>
+        </w:rPr>
+        <w:t xml:space="preserve">  5. 创建群聊，发送群消息，展示 @提醒功能（1 分钟）</w:t>
+      </w:r>
+    </w:p>
+    <w:p>
+      <w:pPr>
+        <w:spacing w:after="80" w:before="0" w:line="360" w:lineRule="auto"/>
+      </w:pPr>
+      <w:r>
+        <w:rPr>
+          <w:rFonts w:ascii="Microsoft YaHei" w:hAnsi="Microsoft YaHei" w:eastAsia="Microsoft YaHei"/>
+          <w:sz w:val="22"/>
+          <w:szCs w:val="22"/>
+          <w:color w:val="000000"/>
+        </w:rPr>
+        <w:t xml:space="preserve">  6. 展示好友列表、在线状态、未读徽标等细节（45 秒）</w:t>
+      </w:r>
+    </w:p>
+    <w:p>
+      <w:pPr>
+        <w:spacing w:after="80" w:before="0" w:line="360" w:lineRule="auto"/>
+      </w:pPr>
+      <w:r>
+        <w:rPr>
+          <w:rFonts w:ascii="Microsoft YaHei" w:hAnsi="Microsoft YaHei" w:eastAsia="Microsoft YaHei"/>
+          <w:sz w:val="22"/>
+          <w:szCs w:val="22"/>
+          <w:color w:val="000000"/>
+        </w:rPr>
+        <w:t xml:space="preserve">  7. 展示暗色主题全页面统一风格（30 秒）</w:t>
+      </w:r>
+    </w:p>
+    <w:p>
+      <w:pPr>
+        <w:spacing w:after="80" w:before="0" w:line="360" w:lineRule="auto"/>
+      </w:pPr>
+      <w:r>
+        <w:rPr>
+          <w:rFonts w:ascii="Microsoft YaHei" w:hAnsi="Microsoft YaHei" w:eastAsia="Microsoft YaHei"/>
+          <w:sz w:val="22"/>
+          <w:szCs w:val="22"/>
+          <w:color w:val="000000"/>
+        </w:rPr>
+        <w:t xml:space="preserve">  8. 切换至 Swagger API 文档页，展示后端接口（30 秒）</w:t>
+      </w:r>
+    </w:p>
+    <w:p>
+      <w:pPr>
+        <w:spacing w:after="40" w:before="20" w:line="360" w:lineRule="auto"/>
+      </w:pPr>
+      <w:r>
+        <w:rPr>
+          <w:rFonts w:ascii="Microsoft YaHei" w:hAnsi="Microsoft YaHei" w:eastAsia="Microsoft YaHei"/>
+          <w:sz w:val="22"/>
+          <w:szCs w:val="22"/>
+          <w:color w:val="000000"/>
+        </w:rPr>
+        <w:t xml:space="preserve">准备两个测试账号（user_a / user_b），提前添加好友关系，确保演示流程顺畅</w:t>
+      </w:r>
+    </w:p>
+    <w:p>
+      <w:pPr>
+        <w:spacing w:after="40" w:before="20" w:line="360" w:lineRule="auto"/>
+      </w:pPr>
+      <w:r>
+        <w:rPr>
+          <w:rFonts w:ascii="Microsoft YaHei" w:hAnsi="Microsoft YaHei" w:eastAsia="Microsoft YaHei"/>
+          <w:sz w:val="22"/>
+          <w:szCs w:val="22"/>
+          <w:color w:val="000000"/>
+        </w:rPr>
+        <w:t xml:space="preserve">准备一张测试图片（JPG &lt; 5MB），用于演示图片发送功能</w:t>
+      </w:r>
+    </w:p>
+    <w:p>
+      <w:pPr>
+        <w:spacing w:after="40" w:before="0" w:line="360" w:lineRule="auto"/>
+      </w:pPr>
+      <w:r>
+        <w:rPr>
+          <w:rFonts w:ascii="Microsoft YaHei" w:hAnsi="Microsoft YaHei" w:eastAsia="Microsoft YaHei"/>
+          <w:sz w:val="12"/>
+          <w:szCs w:val="12"/>
+          <w:color w:val="000000"/>
+        </w:rPr>
+        <w:t xml:space="preserve"/>
+      </w:r>
+    </w:p>
+    <w:p>
+      <w:pPr>
+        <w:spacing w:after="80" w:before="0" w:line="360" w:lineRule="auto"/>
+      </w:pPr>
+      <w:r>
+        <w:rPr>
+          <w:rFonts w:ascii="Microsoft YaHei" w:hAnsi="Microsoft YaHei" w:eastAsia="Microsoft YaHei"/>
+          <w:sz w:val="22"/>
+          <w:szCs w:val="22"/>
+          <w:color w:val="000000"/>
+          <w:b/>
+        </w:rPr>
+        <w:t xml:space="preserve">3. 答辩问答准备（1 小时）</w:t>
+      </w:r>
+    </w:p>
+    <w:p>
+      <w:pPr>
+        <w:spacing w:after="40" w:before="20" w:line="360" w:lineRule="auto"/>
+      </w:pPr>
+      <w:r>
+        <w:rPr>
+          <w:rFonts w:ascii="Microsoft YaHei" w:hAnsi="Microsoft YaHei" w:eastAsia="Microsoft YaHei"/>
+          <w:sz w:val="22"/>
+          <w:szCs w:val="22"/>
+          <w:color w:val="000000"/>
+        </w:rPr>
+        <w:t xml:space="preserve">预估答辩教师可能提出的问题并准备回答要点：</w:t>
+      </w:r>
+    </w:p>
+    <w:p>
+      <w:pPr>
+        <w:spacing w:after="40" w:before="20" w:line="360" w:lineRule="auto"/>
+      </w:pPr>
+      <w:r>
+        <w:rPr>
+          <w:rFonts w:ascii="Microsoft YaHei" w:hAnsi="Microsoft YaHei" w:eastAsia="Microsoft YaHei"/>
+          <w:sz w:val="22"/>
+          <w:szCs w:val="22"/>
+          <w:color w:val="000000"/>
+        </w:rPr>
+        <w:t xml:space="preserve">Q1："为什么选择 Netty 而非直接用 Spring WebSocket？" → 答：Netty 的 NIO 模型在高并发长连接场景下性能更优（单机可支撑万级连接），事件驱动架构更灵活，支持自定义协议编解码</w:t>
+      </w:r>
+    </w:p>
+    <w:p>
+      <w:pPr>
+        <w:spacing w:after="40" w:before="20" w:line="360" w:lineRule="auto"/>
+      </w:pPr>
+      <w:r>
+        <w:rPr>
+          <w:rFonts w:ascii="Microsoft YaHei" w:hAnsi="Microsoft YaHei" w:eastAsia="Microsoft YaHei"/>
+          <w:sz w:val="22"/>
+          <w:szCs w:val="22"/>
+          <w:color w:val="000000"/>
+        </w:rPr>
+        <w:t xml:space="preserve">Q2："消息推送如何保证多节点部署时不丢失？" → 答：基于 Redis List 实现跨节点消息路由，每台 chat-server 独立消费自己的队列；消息持久化到 MySQL，离线用户上线后拉取历史</w:t>
+      </w:r>
+    </w:p>
+    <w:p>
+      <w:pPr>
+        <w:spacing w:after="40" w:before="20" w:line="360" w:lineRule="auto"/>
+      </w:pPr>
+      <w:r>
+        <w:rPr>
+          <w:rFonts w:ascii="Microsoft YaHei" w:hAnsi="Microsoft YaHei" w:eastAsia="Microsoft YaHei"/>
+          <w:sz w:val="22"/>
+          <w:szCs w:val="22"/>
+          <w:color w:val="000000"/>
+        </w:rPr>
+        <w:t xml:space="preserve">Q3："JWT Token 被窃取怎么办？" → 答：accessToken 有效期设置较短（15 分钟），refreshToken 配合自动续期；生产环境建议 HTTPS + HttpOnly Cookie 存储；后续可引入 Token 黑名单机制</w:t>
+      </w:r>
+    </w:p>
+    <w:p>
+      <w:pPr>
+        <w:spacing w:after="40" w:before="20" w:line="360" w:lineRule="auto"/>
+      </w:pPr>
+      <w:r>
+        <w:rPr>
+          <w:rFonts w:ascii="Microsoft YaHei" w:hAnsi="Microsoft YaHei" w:eastAsia="Microsoft YaHei"/>
+          <w:sz w:val="22"/>
+          <w:szCs w:val="22"/>
+          <w:color w:val="000000"/>
+        </w:rPr>
+        <w:t xml:space="preserve">Q4："验证码为什么选 Hutool 而不是第三方短信服务？" → 答：对于校园内网环境，图形验证码无需外部依赖、零成本、部署简单；Hutool 是项目中已使用的工具库，不引入新依赖</w:t>
+      </w:r>
+    </w:p>
+    <w:p>
+      <w:pPr>
+        <w:spacing w:after="40" w:before="20" w:line="360" w:lineRule="auto"/>
+      </w:pPr>
+      <w:r>
+        <w:rPr>
+          <w:rFonts w:ascii="Microsoft YaHei" w:hAnsi="Microsoft YaHei" w:eastAsia="Microsoft YaHei"/>
+          <w:sz w:val="22"/>
+          <w:szCs w:val="22"/>
+          <w:color w:val="000000"/>
+        </w:rPr>
+        <w:t xml:space="preserve">Q5："MinIO 与直接用本地文件系统有什么区别？" → 答：MinIO 支持分布式部署，多节点共享文件；提供 S3 兼容 API，后续可无缝迁移到云 OSS；自带 Web 控制台方便管理</w:t>
+      </w:r>
+    </w:p>
+    <w:p>
+      <w:pPr>
+        <w:spacing w:after="40" w:before="20" w:line="360" w:lineRule="auto"/>
+      </w:pPr>
+      <w:r>
+        <w:rPr>
+          <w:rFonts w:ascii="Microsoft YaHei" w:hAnsi="Microsoft YaHei" w:eastAsia="Microsoft YaHei"/>
+          <w:sz w:val="22"/>
+          <w:szCs w:val="22"/>
+          <w:color w:val="000000"/>
+        </w:rPr>
+        <w:t xml:space="preserve">Q6："前端 UI 设计的灵感来源？" → 答：参考 macOS Messages 应用的设计语言，采用暗色层级系统、1px 半透明边框、系统级毛玻璃效果；核心理念是克制与内容优先</w:t>
+      </w:r>
+    </w:p>
+    <w:p>
+      <w:pPr>
+        <w:spacing w:after="40" w:before="20" w:line="360" w:lineRule="auto"/>
+      </w:pPr>
+      <w:r>
+        <w:rPr>
+          <w:rFonts w:ascii="Microsoft YaHei" w:hAnsi="Microsoft YaHei" w:eastAsia="Microsoft YaHei"/>
+          <w:sz w:val="22"/>
+          <w:szCs w:val="22"/>
+          <w:color w:val="000000"/>
+        </w:rPr>
+        <w:t xml:space="preserve">Q7："项目中遇到的最大技术难点是什么？" → 答：WebSocket 多节点推送的跨节点路由问题，最终通过 Redis List 队列 + 用户-服务器映射表解决</w:t>
+      </w:r>
+    </w:p>
+    <w:p>
+      <w:pPr>
+        <w:spacing w:after="40" w:before="20" w:line="360" w:lineRule="auto"/>
+      </w:pPr>
+      <w:r>
+        <w:rPr>
+          <w:rFonts w:ascii="Microsoft YaHei" w:hAnsi="Microsoft YaHei" w:eastAsia="Microsoft YaHei"/>
+          <w:sz w:val="22"/>
+          <w:szCs w:val="22"/>
+          <w:color w:val="000000"/>
+        </w:rPr>
+        <w:t xml:space="preserve">Q8："安全性方面做了哪些考虑？" → 答：BCrypt 密码加密存储、JWT 签名验证、XSS 过滤拦截器、敏感词过滤、验证码防刷、SQL 参数化查询防注入</w:t>
+      </w:r>
+    </w:p>
+    <w:p>
+      <w:pPr>
+        <w:spacing w:after="40" w:before="0" w:line="360" w:lineRule="auto"/>
+      </w:pPr>
+      <w:r>
+        <w:rPr>
+          <w:rFonts w:ascii="Microsoft YaHei" w:hAnsi="Microsoft YaHei" w:eastAsia="Microsoft YaHei"/>
+          <w:sz w:val="12"/>
+          <w:szCs w:val="12"/>
+          <w:color w:val="000000"/>
+        </w:rPr>
+        <w:t xml:space="preserve"/>
+      </w:r>
+    </w:p>
+    <w:p>
+      <w:pPr>
+        <w:spacing w:after="80" w:before="0" w:line="360" w:lineRule="auto"/>
+      </w:pPr>
+      <w:r>
+        <w:rPr>
+          <w:rFonts w:ascii="Microsoft YaHei" w:hAnsi="Microsoft YaHei" w:eastAsia="Microsoft YaHei"/>
+          <w:sz w:val="22"/>
+          <w:szCs w:val="22"/>
+          <w:color w:val="000000"/>
+          <w:b/>
+        </w:rPr>
+        <w:t xml:space="preserve">4. 演示环境确认（0.5 小时）</w:t>
+      </w:r>
+    </w:p>
+    <w:p>
+      <w:pPr>
+        <w:spacing w:after="40" w:before="20" w:line="360" w:lineRule="auto"/>
+      </w:pPr>
+      <w:r>
+        <w:rPr>
+          <w:rFonts w:ascii="Microsoft YaHei" w:hAnsi="Microsoft YaHei" w:eastAsia="Microsoft YaHei"/>
+          <w:sz w:val="22"/>
+          <w:szCs w:val="22"/>
+          <w:color w:val="000000"/>
+        </w:rPr>
+        <w:t xml:space="preserve">确保 Docker Redis 与 MinIO 容器正常运行</w:t>
+      </w:r>
+    </w:p>
+    <w:p>
+      <w:pPr>
+        <w:spacing w:after="40" w:before="20" w:line="360" w:lineRule="auto"/>
+      </w:pPr>
+      <w:r>
+        <w:rPr>
+          <w:rFonts w:ascii="Microsoft YaHei" w:hAnsi="Microsoft YaHei" w:eastAsia="Microsoft YaHei"/>
+          <w:sz w:val="22"/>
+          <w:szCs w:val="22"/>
+          <w:color w:val="000000"/>
+        </w:rPr>
+        <w:t xml:space="preserve">确保 MySQL 数据库服务正常</w:t>
+      </w:r>
+    </w:p>
+    <w:p>
+      <w:pPr>
+        <w:spacing w:after="40" w:before="20" w:line="360" w:lineRule="auto"/>
+      </w:pPr>
+      <w:r>
+        <w:rPr>
+          <w:rFonts w:ascii="Microsoft YaHei" w:hAnsi="Microsoft YaHei" w:eastAsia="Microsoft YaHei"/>
+          <w:sz w:val="22"/>
+          <w:szCs w:val="22"/>
+          <w:color w:val="000000"/>
+        </w:rPr>
+        <w:t xml:space="preserve">确保 chat-server（8878）与 chat-platform（8088）可同时启动</w:t>
+      </w:r>
+    </w:p>
+    <w:p>
+      <w:pPr>
+        <w:spacing w:after="40" w:before="20" w:line="360" w:lineRule="auto"/>
+      </w:pPr>
+      <w:r>
+        <w:rPr>
+          <w:rFonts w:ascii="Microsoft YaHei" w:hAnsi="Microsoft YaHei" w:eastAsia="Microsoft YaHei"/>
+          <w:sz w:val="22"/>
+          <w:szCs w:val="22"/>
+          <w:color w:val="000000"/>
+        </w:rPr>
+        <w:t xml:space="preserve">确保前端 npm run serve（8080）正常编译</w:t>
+      </w:r>
+    </w:p>
+    <w:p>
+      <w:pPr>
+        <w:spacing w:after="40" w:before="20" w:line="360" w:lineRule="auto"/>
+      </w:pPr>
+      <w:r>
+        <w:rPr>
+          <w:rFonts w:ascii="Microsoft YaHei" w:hAnsi="Microsoft YaHei" w:eastAsia="Microsoft YaHei"/>
+          <w:sz w:val="22"/>
+          <w:szCs w:val="22"/>
+          <w:color w:val="000000"/>
+        </w:rPr>
+        <w:t xml:space="preserve">准备备用方案：若网络异常，使用 localhost 环境演示</w:t>
+      </w:r>
+    </w:p>
+    <w:p>
+      <w:pPr>
+        <w:spacing w:after="40" w:before="0" w:line="360" w:lineRule="auto"/>
+      </w:pPr>
+      <w:r>
+        <w:rPr>
+          <w:rFonts w:ascii="Microsoft YaHei" w:hAnsi="Microsoft YaHei" w:eastAsia="Microsoft YaHei"/>
+          <w:sz w:val="12"/>
+          <w:szCs w:val="12"/>
+          <w:color w:val="000000"/>
+        </w:rPr>
+        <w:t xml:space="preserve"/>
+      </w:r>
+    </w:p>
+    <w:p>
+      <w:pPr>
+        <w:spacing w:after="100" w:before="180" w:line="360" w:lineRule="auto"/>
+      </w:pPr>
+      <w:r>
+        <w:rPr>
+          <w:rFonts w:ascii="Microsoft YaHei" w:hAnsi="Microsoft YaHei" w:eastAsia="Microsoft YaHei"/>
+          <w:sz w:val="26"/>
+          <w:szCs w:val="26"/>
+          <w:color w:val="3a3a3c"/>
+          <w:b/>
+        </w:rPr>
+        <w:t xml:space="preserve">遇到的问题及解决方法</w:t>
+      </w:r>
+    </w:p>
+    <w:p>
+      <w:pPr>
+        <w:spacing w:after="40" w:before="20" w:line="360" w:lineRule="auto"/>
+      </w:pPr>
+      <w:r>
+        <w:rPr>
+          <w:rFonts w:ascii="Microsoft YaHei" w:hAnsi="Microsoft YaHei" w:eastAsia="Microsoft YaHei"/>
+          <w:sz w:val="22"/>
+          <w:szCs w:val="22"/>
+          <w:color w:val="000000"/>
+        </w:rPr>
+        <w:t xml:space="preserve">无技术问题。PPT 内容较多，需控制在 10-12 页以内保证演示时间。</w:t>
+      </w:r>
+    </w:p>
+    <w:p>
+      <w:pPr>
+        <w:spacing w:after="40" w:before="0" w:line="360" w:lineRule="auto"/>
+      </w:pPr>
+      <w:r>
+        <w:rPr>
+          <w:rFonts w:ascii="Microsoft YaHei" w:hAnsi="Microsoft YaHei" w:eastAsia="Microsoft YaHei"/>
+          <w:sz w:val="12"/>
+          <w:szCs w:val="12"/>
+          <w:color w:val="000000"/>
+        </w:rPr>
+        <w:t xml:space="preserve"/>
+      </w:r>
+    </w:p>
+    <w:p>
+      <w:pPr>
+        <w:spacing w:after="100" w:before="180" w:line="360" w:lineRule="auto"/>
+      </w:pPr>
+      <w:r>
+        <w:rPr>
+          <w:rFonts w:ascii="Microsoft YaHei" w:hAnsi="Microsoft YaHei" w:eastAsia="Microsoft YaHei"/>
+          <w:sz w:val="26"/>
+          <w:szCs w:val="26"/>
+          <w:color w:val="3a3a3c"/>
+          <w:b/>
+        </w:rPr>
+        <w:t xml:space="preserve">AI 使用记录</w:t>
+      </w:r>
+    </w:p>
+    <w:p>
+      <w:pPr>
+        <w:spacing w:after="40" w:before="20" w:line="360" w:lineRule="auto"/>
+      </w:pPr>
+      <w:r>
+        <w:rPr>
+          <w:rFonts w:ascii="Microsoft YaHei" w:hAnsi="Microsoft YaHei" w:eastAsia="Microsoft YaHei"/>
+          <w:sz w:val="22"/>
+          <w:szCs w:val="22"/>
+          <w:color w:val="000000"/>
+        </w:rPr>
+        <w:t xml:space="preserve">Claude：辅助整理 8 个常见答辩问题的回答思路，提供技术原理的简明表述方式</w:t>
+      </w:r>
+    </w:p>
+    <w:p>
+      <w:pPr>
+        <w:spacing w:after="40" w:before="20" w:line="360" w:lineRule="auto"/>
+      </w:pPr>
+      <w:r>
+        <w:rPr>
+          <w:rFonts w:ascii="Microsoft YaHei" w:hAnsi="Microsoft YaHei" w:eastAsia="Microsoft YaHei"/>
+          <w:sz w:val="22"/>
+          <w:szCs w:val="22"/>
+          <w:color w:val="000000"/>
+        </w:rPr>
+        <w:t xml:space="preserve">Claude：辅助优化演示脚本的时间分配（5 分钟 8 个环节），确保重点突出</w:t>
+      </w:r>
+    </w:p>
+    <w:p>
+      <w:pPr>
+        <w:spacing w:after="40" w:before="20" w:line="360" w:lineRule="auto"/>
+      </w:pPr>
+      <w:r>
+        <w:rPr>
+          <w:rFonts w:ascii="Microsoft YaHei" w:hAnsi="Microsoft YaHei" w:eastAsia="Microsoft YaHei"/>
+          <w:sz w:val="22"/>
+          <w:szCs w:val="22"/>
+          <w:color w:val="000000"/>
+        </w:rPr>
+        <w:t xml:space="preserve">PPT 具体设计与制作由本人独立完成</w:t>
+      </w:r>
+    </w:p>
+    <w:p>
+      <w:pPr>
+        <w:spacing w:after="40" w:before="0" w:line="360" w:lineRule="auto"/>
+      </w:pPr>
+      <w:r>
+        <w:rPr>
+          <w:rFonts w:ascii="Microsoft YaHei" w:hAnsi="Microsoft YaHei" w:eastAsia="Microsoft YaHei"/>
+          <w:sz w:val="12"/>
+          <w:szCs w:val="12"/>
+          <w:color w:val="000000"/>
+        </w:rPr>
+        <w:t xml:space="preserve"/>
+      </w:r>
+    </w:p>
+    <w:p>
+      <w:pPr>
+        <w:pBdr>
+          <w:bottom w:val="single" w:sz="6" w:space="1" w:color="CCCCCC"/>
+        </w:pBdr>
+        <w:spacing w:after="80" w:before="80"/>
+      </w:pPr>
+    </w:p>
+    <w:p>
+      <w:pPr>
+        <w:spacing w:after="40" w:before="0" w:line="360" w:lineRule="auto"/>
+      </w:pPr>
+      <w:r>
+        <w:rPr>
+          <w:rFonts w:ascii="Microsoft YaHei" w:hAnsi="Microsoft YaHei" w:eastAsia="Microsoft YaHei"/>
+          <w:sz w:val="12"/>
+          <w:szCs w:val="12"/>
+          <w:color w:val="000000"/>
+        </w:rPr>
+        <w:t xml:space="preserve"/>
+      </w:r>
+    </w:p>
+    <w:p>
+      <w:pPr>
+        <w:spacing w:after="120" w:before="240" w:line="360" w:lineRule="auto"/>
+      </w:pPr>
+      <w:r>
+        <w:rPr>
+          <w:rFonts w:ascii="Microsoft YaHei" w:hAnsi="Microsoft YaHei" w:eastAsia="Microsoft YaHei"/>
+          <w:sz w:val="30"/>
+          <w:szCs w:val="30"/>
+          <w:color w:val="2c2c2e"/>
+          <w:b/>
+        </w:rPr>
+        <w:t xml:space="preserve">技术总结</w:t>
+      </w:r>
+    </w:p>
+    <w:p>
+      <w:pPr>
+        <w:spacing w:after="40" w:before="0" w:line="360" w:lineRule="auto"/>
+      </w:pPr>
+      <w:r>
+        <w:rPr>
+          <w:rFonts w:ascii="Microsoft YaHei" w:hAnsi="Microsoft YaHei" w:eastAsia="Microsoft YaHei"/>
+          <w:sz w:val="12"/>
+          <w:szCs w:val="12"/>
+          <w:color w:val="000000"/>
+        </w:rPr>
+        <w:t xml:space="preserve"/>
+      </w:r>
+    </w:p>
+    <w:p>
+      <w:pPr>
+        <w:spacing w:after="100" w:before="180" w:line="360" w:lineRule="auto"/>
+      </w:pPr>
+      <w:r>
+        <w:rPr>
+          <w:rFonts w:ascii="Microsoft YaHei" w:hAnsi="Microsoft YaHei" w:eastAsia="Microsoft YaHei"/>
+          <w:sz w:val="26"/>
+          <w:szCs w:val="26"/>
+          <w:color w:val="3a3a3c"/>
+          <w:b/>
+        </w:rPr>
         <w:t xml:space="preserve">项目架构</w:t>
       </w:r>
     </w:p>
     <w:p>
       <w:pPr>
         <w:spacing w:after="40" w:before="0" w:line="360" w:lineRule="auto"/>
-        <w:jc w:val="left"/>
       </w:pPr>
       <w:r>
         <w:rPr>
@@ -7089,7 +9649,6 @@
     <w:p>
       <w:pPr>
         <w:spacing w:after="60" w:before="40" w:line="360" w:lineRule="auto"/>
-        <w:jc w:val="left"/>
       </w:pPr>
       <w:r>
         <w:rPr>
@@ -7123,7 +9682,6 @@
     <w:p>
       <w:pPr>
         <w:spacing w:after="40" w:before="0" w:line="360" w:lineRule="auto"/>
-        <w:jc w:val="left"/>
       </w:pPr>
       <w:r>
         <w:rPr>
@@ -7138,7 +9696,6 @@
     <w:p>
       <w:pPr>
         <w:spacing w:after="100" w:before="180" w:line="360" w:lineRule="auto"/>
-        <w:jc w:val="left"/>
       </w:pPr>
       <w:r>
         <w:rPr>
@@ -7154,7 +9711,6 @@
     <w:p>
       <w:pPr>
         <w:spacing w:after="80" w:before="0" w:line="360" w:lineRule="auto"/>
-        <w:jc w:val="left"/>
       </w:pPr>
       <w:r>
         <w:rPr>
@@ -7188,7 +9744,6 @@
     <w:p>
       <w:pPr>
         <w:spacing w:after="80" w:before="0" w:line="360" w:lineRule="auto"/>
-        <w:jc w:val="left"/>
       </w:pPr>
       <w:r>
         <w:rPr>
@@ -7222,7 +9777,6 @@
     <w:p>
       <w:pPr>
         <w:spacing w:after="80" w:before="0" w:line="360" w:lineRule="auto"/>
-        <w:jc w:val="left"/>
       </w:pPr>
       <w:r>
         <w:rPr>
@@ -7256,7 +9810,6 @@
     <w:p>
       <w:pPr>
         <w:spacing w:after="80" w:before="0" w:line="360" w:lineRule="auto"/>
-        <w:jc w:val="left"/>
       </w:pPr>
       <w:r>
         <w:rPr>
@@ -7290,7 +9843,6 @@
     <w:p>
       <w:pPr>
         <w:spacing w:after="80" w:before="0" w:line="360" w:lineRule="auto"/>
-        <w:jc w:val="left"/>
       </w:pPr>
       <w:r>
         <w:rPr>
@@ -7324,7 +9876,6 @@
     <w:p>
       <w:pPr>
         <w:spacing w:after="80" w:before="0" w:line="360" w:lineRule="auto"/>
-        <w:jc w:val="left"/>
       </w:pPr>
       <w:r>
         <w:rPr>
@@ -7358,7 +9909,6 @@
     <w:p>
       <w:pPr>
         <w:spacing w:after="40" w:before="0" w:line="360" w:lineRule="auto"/>
-        <w:jc w:val="left"/>
       </w:pPr>
       <w:r>
         <w:rPr>
@@ -7373,7 +9923,6 @@
     <w:p>
       <w:pPr>
         <w:spacing w:after="100" w:before="180" w:line="360" w:lineRule="auto"/>
-        <w:jc w:val="left"/>
       </w:pPr>
       <w:r>
         <w:rPr>
@@ -7389,7 +9938,6 @@
     <w:p>
       <w:pPr>
         <w:spacing w:after="40" w:before="20" w:line="360" w:lineRule="auto"/>
-        <w:jc w:val="left"/>
       </w:pPr>
       <w:r>
         <w:rPr>
@@ -7404,7 +9952,6 @@
     <w:p>
       <w:pPr>
         <w:spacing w:after="40" w:before="20" w:line="360" w:lineRule="auto"/>
-        <w:jc w:val="left"/>
       </w:pPr>
       <w:r>
         <w:rPr>
@@ -7419,7 +9966,6 @@
     <w:p>
       <w:pPr>
         <w:spacing w:after="40" w:before="20" w:line="360" w:lineRule="auto"/>
-        <w:jc w:val="left"/>
       </w:pPr>
       <w:r>
         <w:rPr>
@@ -7434,7 +9980,6 @@
     <w:p>
       <w:pPr>
         <w:spacing w:after="40" w:before="20" w:line="360" w:lineRule="auto"/>
-        <w:jc w:val="left"/>
       </w:pPr>
       <w:r>
         <w:rPr>
@@ -7449,7 +9994,6 @@
     <w:p>
       <w:pPr>
         <w:spacing w:after="40" w:before="20" w:line="360" w:lineRule="auto"/>
-        <w:jc w:val="left"/>
       </w:pPr>
       <w:r>
         <w:rPr>
@@ -7464,7 +10008,6 @@
     <w:p>
       <w:pPr>
         <w:spacing w:after="40" w:before="20" w:line="360" w:lineRule="auto"/>
-        <w:jc w:val="left"/>
       </w:pPr>
       <w:r>
         <w:rPr>
@@ -7479,7 +10022,6 @@
     <w:p>
       <w:pPr>
         <w:spacing w:after="40" w:before="20" w:line="360" w:lineRule="auto"/>
-        <w:jc w:val="left"/>
       </w:pPr>
       <w:r>
         <w:rPr>
@@ -7494,7 +10036,6 @@
     <w:p>
       <w:pPr>
         <w:spacing w:after="40" w:before="0" w:line="360" w:lineRule="auto"/>
-        <w:jc w:val="left"/>
       </w:pPr>
       <w:r>
         <w:rPr>
@@ -7517,7 +10058,6 @@
     <w:p>
       <w:pPr>
         <w:spacing w:after="40" w:before="0" w:line="360" w:lineRule="auto"/>
-        <w:jc w:val="left"/>
       </w:pPr>
       <w:r>
         <w:rPr>
@@ -7532,7 +10072,6 @@
     <w:p>
       <w:pPr>
         <w:spacing w:after="60" w:before="40" w:line="360" w:lineRule="auto"/>
-        <w:jc w:val="left"/>
       </w:pPr>
       <w:r>
         <w:rPr>
@@ -7547,7 +10086,6 @@
     <w:p>
       <w:pPr>
         <w:spacing w:after="60" w:before="40" w:line="360" w:lineRule="auto"/>
-        <w:jc w:val="left"/>
       </w:pPr>
       <w:r>
         <w:rPr>
@@ -7562,7 +10100,6 @@
     <w:p>
       <w:pPr>
         <w:spacing w:after="60" w:before="40" w:line="360" w:lineRule="auto"/>
-        <w:jc w:val="left"/>
       </w:pPr>
       <w:r>
         <w:rPr>
@@ -7577,7 +10114,6 @@
     <w:p>
       <w:pPr>
         <w:spacing w:after="60" w:before="40" w:line="360" w:lineRule="auto"/>
-        <w:jc w:val="left"/>
       </w:pPr>
       <w:r>
         <w:rPr>
@@ -7592,7 +10128,6 @@
     <w:p>
       <w:pPr>
         <w:spacing w:after="60" w:before="40" w:line="360" w:lineRule="auto"/>
-        <w:jc w:val="left"/>
       </w:pPr>
       <w:r>
         <w:rPr>
@@ -7607,7 +10142,6 @@
     <w:p>
       <w:pPr>
         <w:spacing w:after="60" w:before="40" w:line="360" w:lineRule="auto"/>
-        <w:jc w:val="left"/>
       </w:pPr>
       <w:r>
         <w:rPr>
@@ -7622,7 +10156,6 @@
     <w:p>
       <w:pPr>
         <w:spacing w:after="60" w:before="40" w:line="360" w:lineRule="auto"/>
-        <w:jc w:val="left"/>
       </w:pPr>
       <w:r>
         <w:rPr>
@@ -7637,7 +10170,6 @@
     <w:p>
       <w:pPr>
         <w:spacing w:after="60" w:before="40" w:line="360" w:lineRule="auto"/>
-        <w:jc w:val="left"/>
       </w:pPr>
       <w:r>
         <w:rPr>
@@ -7652,7 +10184,6 @@
     <w:p>
       <w:pPr>
         <w:spacing w:after="60" w:before="40" w:line="360" w:lineRule="auto"/>
-        <w:jc w:val="left"/>
       </w:pPr>
       <w:r>
         <w:rPr>
@@ -7667,7 +10198,6 @@
     <w:p>
       <w:pPr>
         <w:spacing w:after="60" w:before="40" w:line="360" w:lineRule="auto"/>
-        <w:jc w:val="left"/>
       </w:pPr>
       <w:r>
         <w:rPr>
@@ -7682,7 +10212,6 @@
     <w:p>
       <w:pPr>
         <w:spacing w:after="60" w:before="40" w:line="360" w:lineRule="auto"/>
-        <w:jc w:val="left"/>
       </w:pPr>
       <w:r>
         <w:rPr>
@@ -7697,7 +10226,6 @@
     <w:p>
       <w:pPr>
         <w:spacing w:after="60" w:before="40" w:line="360" w:lineRule="auto"/>
-        <w:jc w:val="left"/>
       </w:pPr>
       <w:r>
         <w:rPr>
@@ -7712,7 +10240,6 @@
     <w:p>
       <w:pPr>
         <w:spacing w:after="60" w:before="40" w:line="360" w:lineRule="auto"/>
-        <w:jc w:val="left"/>
       </w:pPr>
       <w:r>
         <w:rPr>
@@ -7727,18 +10254,21 @@
     <w:p>
       <w:pPr>
         <w:spacing w:after="40" w:before="0" w:line="360" w:lineRule="auto"/>
-        <w:jc w:val="left"/>
-      </w:pPr>
-      <w:r>
-        <w:rPr>
-          <w:rFonts w:ascii="Microsoft YaHei" w:hAnsi="Microsoft YaHei" w:eastAsia="Microsoft YaHei"/>
-          <w:sz w:val="12"/>
-          <w:szCs w:val="12"/>
-          <w:color w:val="000000"/>
-        </w:rPr>
-        <w:t xml:space="preserve"/>
-      </w:r>
-    </w:p>
+      </w:pPr>
+      <w:r>
+        <w:rPr>
+          <w:rFonts w:ascii="Microsoft YaHei" w:hAnsi="Microsoft YaHei" w:eastAsia="Microsoft YaHei"/>
+          <w:sz w:val="12"/>
+          <w:szCs w:val="12"/>
+          <w:color w:val="000000"/>
+        </w:rPr>
+        <w:t xml:space="preserve"/>
+      </w:r>
+    </w:p>
+    <w:sectPr>
+      <w:pgSz w:w="11906" w:h="16838"/>
+      <w:pgMar w:top="1440" w:right="1440" w:bottom="1440" w:left="1440" w:header="720" w:footer="720"/>
+    </w:sectPr>
   </w:body>
 </w:document>
 </file>